--- a/Laporan_Pembuatan_Aplikasi_Fleurist_Updated.docx
+++ b/Laporan_Pembuatan_Aplikasi_Fleurist_Updated.docx
@@ -4,112 +4,114 @@
   <w:body>
     <w:p>
       <w:pPr>
-        <w:spacing w:before="1600" w:after="200"/>
+        <w:spacing w:before="720" w:after="120"/>
         <w:jc w:val="center"/>
       </w:pPr>
       <w:r>
         <w:rPr>
+          <w:rFonts w:ascii="Georgia" w:hAnsi="Georgia"/>
           <w:b/>
           <w:color w:val="4A154B"/>
-          <w:sz w:val="48"/>
+          <w:sz w:val="44"/>
         </w:rPr>
-        <w:t>LAPORAN PENGEMBANGAN SISTEM E-COMMERCE</w:t>
-        <w:br/>
-        <w:t>TOKO BUNGA "FLEURIST"</w:t>
+        <w:t>LAPORAN PEMBUATAN APLIKASI FLEURIST</w:t>
       </w:r>
     </w:p>
     <w:p>
       <w:pPr>
-        <w:spacing w:after="2400"/>
+        <w:spacing w:after="480"/>
         <w:jc w:val="center"/>
       </w:pPr>
       <w:r>
         <w:rPr>
+          <w:rFonts w:ascii="Arial" w:hAnsi="Arial"/>
           <w:i/>
-          <w:color w:val="646464"/>
+          <w:color w:val="696969"/>
           <w:sz w:val="24"/>
         </w:rPr>
-        <w:t>Dokumentasi Lengkap Pembuatan Program, Fitur, Basis Data, dan Modul Laporan Penjualan</w:t>
+        <w:t>Sistem Informasi Penjualan Bunga Segar Premium Berbasis PHP Native</w:t>
+        <w:br/>
+        <w:t>dan Integrasi Midtrans Payment Gateway Snap API</w:t>
       </w:r>
     </w:p>
     <w:p>
       <w:pPr>
-        <w:spacing w:after="3000"/>
+        <w:spacing w:after="960"/>
         <w:jc w:val="center"/>
       </w:pPr>
       <w:r>
         <w:rPr>
-          <w:b/>
-          <w:sz w:val="24"/>
+          <w:color w:val="4A154B"/>
         </w:rPr>
-        <w:t>Diajukan Sebagai Tugas Laporan Pengembangan Aplikasi Web</w:t>
-        <w:br/>
-        <w:br/>
-        <w:t>Disusun Oleh:</w:t>
-        <w:br/>
-        <w:t>Tim Pengembang Fleurist</w:t>
+        <w:t>____________________________________________________</w:t>
       </w:r>
     </w:p>
     <w:p>
       <w:pPr>
-        <w:jc w:val="center"/>
+        <w:spacing w:before="360" w:after="120"/>
       </w:pPr>
       <w:r>
         <w:rPr>
-          <w:color w:val="787878"/>
-          <w:sz w:val="20"/>
+          <w:rFonts w:ascii="Georgia" w:hAnsi="Georgia"/>
+          <w:b/>
+          <w:color w:val="4A154B"/>
+          <w:sz w:val="28"/>
         </w:rPr>
-        <w:t>PROGRAM STUDI TEKNIK INFORMATIKA / SISTEM INFORMASI</w:t>
-        <w:br/>
-        <w:t>2026</w:t>
-      </w:r>
-    </w:p>
-    <w:p>
-      <w:r>
-        <w:br w:type="page"/>
+        <w:t>1. PENDAHULUAN</w:t>
       </w:r>
     </w:p>
     <w:p>
       <w:pPr>
-        <w:pStyle w:val="Heading1"/>
-        <w:keepNext/>
-        <w:spacing w:before="240" w:after="120"/>
+        <w:spacing w:before="240" w:after="80"/>
+      </w:pPr>
+      <w:r>
+        <w:rPr>
+          <w:rFonts w:ascii="Georgia" w:hAnsi="Georgia"/>
+          <w:b/>
+          <w:color w:val="4A154B"/>
+          <w:sz w:val="24"/>
+        </w:rPr>
+        <w:t>1.1 Latar Belakang</w:t>
+      </w:r>
+    </w:p>
+    <w:p>
+      <w:pPr>
+        <w:spacing w:after="120"/>
       </w:pPr>
       <w:r>
         <w:rPr>
           <w:rFonts w:ascii="Arial" w:hAnsi="Arial"/>
-          <w:color w:val="4A154B"/>
-          <w:sz w:val="36"/>
+          <w:color w:val="1D1D1D"/>
+          <w:sz w:val="21"/>
         </w:rPr>
-        <w:t>1. Pendahuluan &amp; Spesifikasi Teknologi</w:t>
+        <w:t>Dalam era ritel modern yang serba cepat, kenyamanan pelanggan dan keamanan transaksi merupakan kunci utama keberhasilan bisnis. Fleurist hadir sebagai solusi platform e-commerce penjualan bunga segar premium yang dirancang khusus untuk mempermudah pelanggan memilih bunga segar, menyusun buket bunga secara kustom (custom bouquet), serta melakukan transaksi pembayaran secara digital secara aman dan real-time.</w:t>
       </w:r>
     </w:p>
     <w:p>
-      <w:r>
-        <w:t xml:space="preserve">Sistem E-Commerce Toko Bunga "Fleurist" adalah aplikasi berbasis web yang dirancang khusus untuk memfasilitasi transaksi pemesanan bunga, baik dalam bentuk produk jadi (buket siap pakai) maupun pesanan buket kustom (custom bouquet). Sistem ini memiliki dua peran pengguna utama, yaitu </w:t>
-      </w:r>
+      <w:pPr>
+        <w:spacing w:after="120"/>
+      </w:pPr>
       <w:r>
         <w:rPr>
-          <w:b/>
+          <w:rFonts w:ascii="Arial" w:hAnsi="Arial"/>
+          <w:color w:val="1D1D1D"/>
+          <w:sz w:val="21"/>
         </w:rPr>
-        <w:t>Customer (Pelanggan)</w:t>
-      </w:r>
-      <w:r>
-        <w:t xml:space="preserve"> yang berbelanja, dan </w:t>
-      </w:r>
-      <w:r>
-        <w:rPr>
-          <w:b/>
-        </w:rPr>
-        <w:t>Administrator</w:t>
-      </w:r>
-      <w:r>
-        <w:t xml:space="preserve"> yang mengelola katalog produk, melacak transaksi, dan melihat laporan penjualan.</w:t>
+        <w:t>Sistem e-commerce ini dibangun dengan arsitektur PHP Native untuk backend dan basis data MySQL untuk menyimpan seluruh katalog produk, data user, serta riwayat transaksi. Guna memfasilitasi transaksi pembayaran secara digital, Fleurist diintegrasikan dengan Midtrans Payment Gateway menggunakan metode Snap API yang aman, fleksibel, serta mendukung berbagai opsi pembayaran seperti Virtual Account bank dan E-Wallet.</w:t>
       </w:r>
     </w:p>
     <w:p>
+      <w:pPr>
+        <w:spacing w:before="240" w:after="80"/>
+      </w:pPr>
       <w:r>
-        <w:t>Teknologi dan bahasa pemrograman yang digunakan dalam pengembangan sistem ini meliputi:</w:t>
+        <w:rPr>
+          <w:rFonts w:ascii="Georgia" w:hAnsi="Georgia"/>
+          <w:b/>
+          <w:color w:val="4A154B"/>
+          <w:sz w:val="24"/>
+        </w:rPr>
+        <w:t>1.2 Tujuan Proyek</w:t>
       </w:r>
     </w:p>
     <w:p>
@@ -119,12 +121,11 @@
       </w:pPr>
       <w:r>
         <w:rPr>
-          <w:b/>
+          <w:rFonts w:ascii="Arial" w:hAnsi="Arial"/>
+          <w:color w:val="1D1D1D"/>
+          <w:sz w:val="21"/>
         </w:rPr>
-        <w:t xml:space="preserve">PHP (Hypertext Preprocessor): </w:t>
-      </w:r>
-      <w:r>
-        <w:t>Digunakan sebagai bahasa backend utama. Versi PHP yang kompatibel adalah PHP 7.4 ke atas hingga PHP 8.x. PHP menangani semua logika transaksi, otentikasi session, pengolahan filter laporan, serta proses ekspor file.</w:t>
+        <w:t>Menyediakan katalog bunga segar premium online yang informatif dan interaktif bagi pelanggan.</w:t>
       </w:r>
     </w:p>
     <w:p>
@@ -134,12 +135,11 @@
       </w:pPr>
       <w:r>
         <w:rPr>
-          <w:b/>
+          <w:rFonts w:ascii="Arial" w:hAnsi="Arial"/>
+          <w:color w:val="1D1D1D"/>
+          <w:sz w:val="21"/>
         </w:rPr>
-        <w:t xml:space="preserve">PDO (PHP Data Objects): </w:t>
-      </w:r>
-      <w:r>
-        <w:t>Digunakan untuk interaksi dengan database MySQL. PDO dipilih karena mendukung prepared statements yang aman dari serangan SQL Injection, mendukung transaksi database (commit/rollback) yang andal, dan menyediakan kode yang bersih.</w:t>
+        <w:t>Menyediakan modul perakit buket bunga custom (Custom Bouquet Creator) agar pembeli bisa memilih paduan bunga sesuai keinginan mereka.</w:t>
       </w:r>
     </w:p>
     <w:p>
@@ -149,12 +149,11 @@
       </w:pPr>
       <w:r>
         <w:rPr>
-          <w:b/>
+          <w:rFonts w:ascii="Arial" w:hAnsi="Arial"/>
+          <w:color w:val="1D1D1D"/>
+          <w:sz w:val="21"/>
         </w:rPr>
-        <w:t xml:space="preserve">MySQL / MariaDB: </w:t>
-      </w:r>
-      <w:r>
-        <w:t>Digunakan sebagai relational database management system (RDBMS) untuk menyimpan data pengguna, produk, transaksi, detail pesanan, dan status pembayaran.</w:t>
+        <w:t>Mengintegrasikan gerbang pembayaran resmi Midtrans Snap API guna menjamin transaksi digital yang aman, cepat, dan otomatis.</w:t>
       </w:r>
     </w:p>
     <w:p>
@@ -164,677 +163,38 @@
       </w:pPr>
       <w:r>
         <w:rPr>
-          <w:b/>
+          <w:rFonts w:ascii="Arial" w:hAnsi="Arial"/>
+          <w:color w:val="1D1D1D"/>
+          <w:sz w:val="21"/>
         </w:rPr>
-        <w:t xml:space="preserve">HTML5 &amp; Vanilla CSS3: </w:t>
-      </w:r>
-      <w:r>
-        <w:t>Digunakan untuk struktur visual dan penataan gaya antarmuka halaman admin maupun pelanggan. Menggunakan font Inter dan CSS custom properties (variables) untuk memastikan visual yang premium, bersih, dan konsisten.</w:t>
+        <w:t>Menyediakan dashboard administratif (Admin Panel) untuk memudahkan kelola data produk, kontrol pesanan masuk, serta memantau laporan omset penjualan.</w:t>
       </w:r>
     </w:p>
     <w:p>
       <w:pPr>
-        <w:pStyle w:val="ListBullet"/>
-        <w:spacing w:after="80"/>
+        <w:spacing w:before="360" w:after="120"/>
       </w:pPr>
       <w:r>
         <w:rPr>
+          <w:rFonts w:ascii="Georgia" w:hAnsi="Georgia"/>
           <w:b/>
+          <w:color w:val="4A154B"/>
+          <w:sz w:val="28"/>
         </w:rPr>
-        <w:t xml:space="preserve">JavaScript (Vanilla): </w:t>
-      </w:r>
-      <w:r>
-        <w:t>Digunakan pada frontend untuk menggerakkan kalkulator harga buket kustom secara real-time, merespon interaksi tombol cetak, dan memicu dialog pencetakan secara otomatis.</w:t>
+        <w:t>2. ARSITEKTUR SISTEM &amp; STRUKTUR DIREKTORI</w:t>
       </w:r>
     </w:p>
     <w:p>
       <w:pPr>
-        <w:pStyle w:val="Heading1"/>
-        <w:keepNext/>
-        <w:spacing w:before="240" w:after="120"/>
+        <w:spacing w:after="160"/>
       </w:pPr>
       <w:r>
         <w:rPr>
           <w:rFonts w:ascii="Arial" w:hAnsi="Arial"/>
-          <w:color w:val="4A154B"/>
-          <w:sz w:val="36"/>
+          <w:color w:val="1D1D1D"/>
+          <w:sz w:val="21"/>
         </w:rPr>
-        <w:t>2. Fitur-Fitur Utama Program</w:t>
-      </w:r>
-    </w:p>
-    <w:p>
-      <w:r>
-        <w:t>Sistem E-Commerce Fleurist memiliki serangkaian fitur interaktif yang dibagi berdasarkan hak akses pengguna:</w:t>
-      </w:r>
-    </w:p>
-    <w:p>
-      <w:pPr>
-        <w:pStyle w:val="Heading2"/>
-        <w:keepNext/>
-        <w:spacing w:before="240" w:after="120"/>
-      </w:pPr>
-      <w:r>
-        <w:rPr>
-          <w:rFonts w:ascii="Arial" w:hAnsi="Arial"/>
-          <w:color w:val="611F69"/>
-          <w:sz w:val="28"/>
-        </w:rPr>
-        <w:t>A. Fitur Sisi Pelanggan (Customer Area)</w:t>
-      </w:r>
-    </w:p>
-    <w:p>
-      <w:pPr>
-        <w:pStyle w:val="ListBullet"/>
-        <w:spacing w:after="80"/>
-      </w:pPr>
-      <w:r>
-        <w:rPr>
-          <w:b/>
-        </w:rPr>
-        <w:t xml:space="preserve">Otentikasi Akun: </w:t>
-      </w:r>
-      <w:r>
-        <w:t>Pendaftaran akun baru (Register) dan masuk log (Login) dengan hashing password menggunakan password_hash() untuk keamanan.</w:t>
-      </w:r>
-    </w:p>
-    <w:p>
-      <w:pPr>
-        <w:pStyle w:val="ListBullet"/>
-        <w:spacing w:after="80"/>
-      </w:pPr>
-      <w:r>
-        <w:rPr>
-          <w:b/>
-        </w:rPr>
-        <w:t xml:space="preserve">Katalog Produk Interaktif: </w:t>
-      </w:r>
-      <w:r>
-        <w:t>Menampilkan daftar bunga potong segar dengan gambar berkualitas tinggi, harga, stok aktif, deskripsi produk, dan filter berdasarkan kategori.</w:t>
-      </w:r>
-    </w:p>
-    <w:p>
-      <w:pPr>
-        <w:pStyle w:val="ListBullet"/>
-        <w:spacing w:after="80"/>
-      </w:pPr>
-      <w:r>
-        <w:rPr>
-          <w:b/>
-        </w:rPr>
-        <w:t xml:space="preserve">Keranjang Belanja (Shopping Cart): </w:t>
-      </w:r>
-      <w:r>
-        <w:t>Penyimpanan item belanja secara dinamis dalam basis data, dengan fitur menambah jumlah kuantitas, menghapus item, dan menghitung subtotal secara instan.</w:t>
-      </w:r>
-    </w:p>
-    <w:p>
-      <w:pPr>
-        <w:pStyle w:val="ListBullet"/>
-        <w:spacing w:after="80"/>
-      </w:pPr>
-      <w:r>
-        <w:rPr>
-          <w:b/>
-        </w:rPr>
-        <w:t xml:space="preserve">Pembuat Buket Kustom (Custom Bouquet Creator): </w:t>
-      </w:r>
-      <w:r>
-        <w:t>Fitur interaktif yang memungkinkan pelanggan merancang buket sendiri. Pelanggan dapat menentukan ukuran (Small/Medium/Large) dengan batas jumlah tangkai bunga, memilih bunga pilihan (Mawar, Lily, Tulip, Baby's Breath, Eucalyptus), memilih warna kertas pembungkus, memilih warna pita, dan menyisipkan kartu ucapan. Sistem otomatis menghitung harga buket berdasarkan komponen yang dipilih secara real-time dan menambahkannya ke keranjang sebagai produk kustom temporer.</w:t>
-      </w:r>
-    </w:p>
-    <w:p>
-      <w:pPr>
-        <w:pStyle w:val="ListBullet"/>
-        <w:spacing w:after="80"/>
-      </w:pPr>
-      <w:r>
-        <w:rPr>
-          <w:b/>
-        </w:rPr>
-        <w:t xml:space="preserve">Checkout &amp; Alamat Pengiriman: </w:t>
-      </w:r>
-      <w:r>
-        <w:t>Formulir input pengiriman barang sebelum pembayaran diproses.</w:t>
-      </w:r>
-    </w:p>
-    <w:p>
-      <w:pPr>
-        <w:pStyle w:val="ListBullet"/>
-        <w:spacing w:after="80"/>
-      </w:pPr>
-      <w:r>
-        <w:rPr>
-          <w:b/>
-        </w:rPr>
-        <w:t xml:space="preserve">Integrasi Payment Gateway Midtrans (Snap API): </w:t>
-      </w:r>
-      <w:r>
-        <w:t>Mengintegrasikan sistem pembayaran dengan Midtrans Snap API (Sandbox) menggunakan request token dinamis via cURL PHP dan memunculkan pop-up pembayaran aman Snap.js di sisi pelanggan. Jika kredensial belum dikonfigurasi, sistem secara otomatis menyediakan simulator lokal sebagai metode cadangan (fallback).</w:t>
-      </w:r>
-    </w:p>
-    <w:p>
-      <w:pPr>
-        <w:pStyle w:val="ListBullet"/>
-        <w:spacing w:after="80"/>
-      </w:pPr>
-      <w:r>
-        <w:rPr>
-          <w:b/>
-        </w:rPr>
-        <w:t xml:space="preserve">Riwayat Pesanan &amp; Lacak Pengiriman: </w:t>
-      </w:r>
-      <w:r>
-        <w:t>Menampilkan daftar transaksi masa lalu, rincian pesanan, status terkini (pending, paid, processed, shipped, completed), serta pelacakan nomor resi pengiriman.</w:t>
-      </w:r>
-    </w:p>
-    <w:p>
-      <w:pPr>
-        <w:pStyle w:val="Heading2"/>
-        <w:keepNext/>
-        <w:spacing w:before="240" w:after="120"/>
-      </w:pPr>
-      <w:r>
-        <w:rPr>
-          <w:rFonts w:ascii="Arial" w:hAnsi="Arial"/>
-          <w:color w:val="611F69"/>
-          <w:sz w:val="28"/>
-        </w:rPr>
-        <w:t>B. Fitur Sisi Administrator (Admin Dashboard)</w:t>
-      </w:r>
-    </w:p>
-    <w:p>
-      <w:pPr>
-        <w:pStyle w:val="ListBullet"/>
-        <w:spacing w:after="80"/>
-      </w:pPr>
-      <w:r>
-        <w:rPr>
-          <w:b/>
-        </w:rPr>
-        <w:t xml:space="preserve">Ringkasan Dashboard (Statistik Toko): </w:t>
-      </w:r>
-      <w:r>
-        <w:t>Menampilkan data statistik cepat seperti jumlah produk terdaftar, pesanan aktif, total pengguna, dan jalan pintas ke kelola data.</w:t>
-      </w:r>
-    </w:p>
-    <w:p>
-      <w:pPr>
-        <w:pStyle w:val="ListBullet"/>
-        <w:spacing w:after="80"/>
-      </w:pPr>
-      <w:r>
-        <w:rPr>
-          <w:b/>
-        </w:rPr>
-        <w:t xml:space="preserve">Manajemen Produk (CRUD): </w:t>
-      </w:r>
-      <w:r>
-        <w:t>Menambah produk baru, mengunggah foto bunga, memperbarui informasi (nama, harga, kategori, stok), dan menghapus produk dari database.</w:t>
-      </w:r>
-    </w:p>
-    <w:p>
-      <w:pPr>
-        <w:pStyle w:val="ListBullet"/>
-        <w:spacing w:after="80"/>
-      </w:pPr>
-      <w:r>
-        <w:rPr>
-          <w:b/>
-        </w:rPr>
-        <w:t xml:space="preserve">Manajemen Transaksi (Kelola Pesanan): </w:t>
-      </w:r>
-      <w:r>
-        <w:t>Melihat rincian pesanan yang masuk dan memperbarui status pesanan dari 'paid' ke 'processed' (sedang dirangkai), 'shipped' (dikirim dengan nomor resi), atau 'completed'.</w:t>
-      </w:r>
-    </w:p>
-    <w:p>
-      <w:pPr>
-        <w:pStyle w:val="ListBullet"/>
-        <w:spacing w:after="80"/>
-      </w:pPr>
-      <w:r>
-        <w:rPr>
-          <w:b/>
-        </w:rPr>
-        <w:t xml:space="preserve">Manajemen Pengguna (Kelola User): </w:t>
-      </w:r>
-      <w:r>
-        <w:t>Melihat data akun pelanggan terdaftar.</w:t>
-      </w:r>
-    </w:p>
-    <w:p>
-      <w:pPr>
-        <w:pStyle w:val="ListBullet"/>
-        <w:spacing w:after="80"/>
-      </w:pPr>
-      <w:r>
-        <w:rPr>
-          <w:b/>
-        </w:rPr>
-        <w:t xml:space="preserve">Laporan Penjualan &amp; Filter Periode: </w:t>
-      </w:r>
-      <w:r>
-        <w:t>Menyajikan total omset bersih, volume pesanan sukses, dan nilai transaksi rata-rata (Average Order Value) terfilter dalam rentang tanggal tertentu.</w:t>
-      </w:r>
-    </w:p>
-    <w:p>
-      <w:pPr>
-        <w:pStyle w:val="ListBullet"/>
-        <w:spacing w:after="80"/>
-      </w:pPr>
-      <w:r>
-        <w:rPr>
-          <w:b/>
-        </w:rPr>
-        <w:t xml:space="preserve">Cetak PDF (Printable Report): </w:t>
-      </w:r>
-      <w:r>
-        <w:t>Menyediakan halaman layout cetak bersih yang siap dicetak langsung atau disimpan sebagai file PDF melalui browser. Layout ini menyembunyikan elemen UI seperti navbar dan tombol filter, menampilkan kop surat resmi, ringkasan kinerja, tabel transaksi terperinci, dan tanda tangan digital administrator.</w:t>
-      </w:r>
-    </w:p>
-    <w:p>
-      <w:pPr>
-        <w:pStyle w:val="ListBullet"/>
-        <w:spacing w:after="80"/>
-      </w:pPr>
-      <w:r>
-        <w:rPr>
-          <w:b/>
-        </w:rPr>
-        <w:t xml:space="preserve">Ekspor Excel (Spreadsheet Export): </w:t>
-      </w:r>
-      <w:r>
-        <w:t>Mengunduh laporan terfilter ke dalam format spreadsheet Excel (.xls) dengan pengkodean UTF-8 BOM agar kompatibel dengan aplikasi spreadsheet. Angka nominal total harga diekspor sebagai angka murni sehingga memudahkan perhitungan kalkulasi matematika bagi pengguna.</w:t>
-      </w:r>
-    </w:p>
-    <w:p>
-      <w:r>
-        <w:br w:type="page"/>
-      </w:r>
-    </w:p>
-    <w:p>
-      <w:pPr>
-        <w:pStyle w:val="Heading1"/>
-        <w:keepNext/>
-        <w:spacing w:before="240" w:after="120"/>
-      </w:pPr>
-      <w:r>
-        <w:rPr>
-          <w:rFonts w:ascii="Arial" w:hAnsi="Arial"/>
-          <w:color w:val="4A154B"/>
-          <w:sz w:val="36"/>
-        </w:rPr>
-        <w:t>3. Struktur Sistem &amp; Arsitektur File</w:t>
-      </w:r>
-    </w:p>
-    <w:p>
-      <w:r>
-        <w:t>Aplikasi ini menggunakan arsitektur file yang terorganisir dengan rapi, di mana folder utama dipisahkan untuk membedakan fitur backend admin dengan antarmuka pelanggan:</w:t>
-      </w:r>
-    </w:p>
-    <w:p>
-      <w:r>
-        <w:rPr>
-          <w:b/>
-        </w:rPr>
-        <w:t>Berikut adalah peta struktur direktori dan file kunci pada proyek Fleurist:</w:t>
-        <w:br/>
-      </w:r>
-    </w:p>
-    <w:p>
-      <w:pPr>
-        <w:spacing w:after="40"/>
-        <w:ind w:left="360"/>
-      </w:pPr>
-      <w:r>
-        <w:rPr>
-          <w:rFonts w:ascii="Courier New" w:hAnsi="Courier New"/>
-          <w:b/>
-        </w:rPr>
-        <w:t xml:space="preserve">/ (Root Folder) </w:t>
-      </w:r>
-      <w:r>
-        <w:t>─ Berisi file antarmuka pelanggan dan file konfigurasi global.</w:t>
-      </w:r>
-    </w:p>
-    <w:p>
-      <w:pPr>
-        <w:spacing w:after="40"/>
-        <w:ind w:left="360"/>
-      </w:pPr>
-      <w:r>
-        <w:rPr>
-          <w:rFonts w:ascii="Courier New" w:hAnsi="Courier New"/>
-          <w:b/>
-        </w:rPr>
-        <w:t xml:space="preserve">  ├── koneksi.php </w:t>
-      </w:r>
-      <w:r>
-        <w:t>─ File koneksi database terpusat menggunakan PDO.</w:t>
-      </w:r>
-    </w:p>
-    <w:p>
-      <w:pPr>
-        <w:spacing w:after="40"/>
-        <w:ind w:left="360"/>
-      </w:pPr>
-      <w:r>
-        <w:rPr>
-          <w:rFonts w:ascii="Courier New" w:hAnsi="Courier New"/>
-          <w:b/>
-        </w:rPr>
-        <w:t xml:space="preserve">  ├── style.css </w:t>
-      </w:r>
-      <w:r>
-        <w:t>─ File stylesheet CSS utama untuk seluruh visual aplikasi.</w:t>
-      </w:r>
-    </w:p>
-    <w:p>
-      <w:pPr>
-        <w:spacing w:after="40"/>
-        <w:ind w:left="360"/>
-      </w:pPr>
-      <w:r>
-        <w:rPr>
-          <w:rFonts w:ascii="Courier New" w:hAnsi="Courier New"/>
-          <w:b/>
-        </w:rPr>
-        <w:t xml:space="preserve">  ├── index.php </w:t>
-      </w:r>
-      <w:r>
-        <w:t>─ Halaman beranda toko, memuat daftar katalog bunga.</w:t>
-      </w:r>
-    </w:p>
-    <w:p>
-      <w:pPr>
-        <w:spacing w:after="40"/>
-        <w:ind w:left="360"/>
-      </w:pPr>
-      <w:r>
-        <w:rPr>
-          <w:rFonts w:ascii="Courier New" w:hAnsi="Courier New"/>
-          <w:b/>
-        </w:rPr>
-        <w:t xml:space="preserve">  ├── detail.php </w:t>
-      </w:r>
-      <w:r>
-        <w:t>─ Menampilkan deskripsi lengkap bunga beserta tombol tambah ke keranjang.</w:t>
-      </w:r>
-    </w:p>
-    <w:p>
-      <w:pPr>
-        <w:spacing w:after="40"/>
-        <w:ind w:left="360"/>
-      </w:pPr>
-      <w:r>
-        <w:rPr>
-          <w:rFonts w:ascii="Courier New" w:hAnsi="Courier New"/>
-          <w:b/>
-        </w:rPr>
-        <w:t xml:space="preserve">  ├── cart.php </w:t>
-      </w:r>
-      <w:r>
-        <w:t>─ Menampilkan keranjang belanja aktif pengguna.</w:t>
-      </w:r>
-    </w:p>
-    <w:p>
-      <w:pPr>
-        <w:spacing w:after="40"/>
-        <w:ind w:left="360"/>
-      </w:pPr>
-      <w:r>
-        <w:rPr>
-          <w:rFonts w:ascii="Courier New" w:hAnsi="Courier New"/>
-          <w:b/>
-        </w:rPr>
-        <w:t xml:space="preserve">  ├── checkout.php </w:t>
-      </w:r>
-      <w:r>
-        <w:t>─ Halaman pengisian alamat pengiriman pesanan.</w:t>
-      </w:r>
-    </w:p>
-    <w:p>
-      <w:pPr>
-        <w:spacing w:after="40"/>
-        <w:ind w:left="360"/>
-      </w:pPr>
-      <w:r>
-        <w:rPr>
-          <w:rFonts w:ascii="Courier New" w:hAnsi="Courier New"/>
-          <w:b/>
-        </w:rPr>
-        <w:t xml:space="preserve">  ├── bayar.php </w:t>
-      </w:r>
-      <w:r>
-        <w:t>─ Halaman pembayaran pesanan dengan simulasi opsi bayar.</w:t>
-      </w:r>
-    </w:p>
-    <w:p>
-      <w:pPr>
-        <w:spacing w:after="40"/>
-        <w:ind w:left="360"/>
-      </w:pPr>
-      <w:r>
-        <w:rPr>
-          <w:rFonts w:ascii="Courier New" w:hAnsi="Courier New"/>
-          <w:b/>
-        </w:rPr>
-        <w:t xml:space="preserve">  ├── callback.php </w:t>
-      </w:r>
-      <w:r>
-        <w:t>─ Pemrosesan status pembayaran setelah transaksi berhasil.</w:t>
-      </w:r>
-    </w:p>
-    <w:p>
-      <w:pPr>
-        <w:spacing w:after="40"/>
-        <w:ind w:left="360"/>
-      </w:pPr>
-      <w:r>
-        <w:rPr>
-          <w:rFonts w:ascii="Courier New" w:hAnsi="Courier New"/>
-          <w:b/>
-        </w:rPr>
-        <w:t xml:space="preserve">  ├── custom_bouquet.php </w:t>
-      </w:r>
-      <w:r>
-        <w:t>─ Aplikasi pembuat buket bunga kustom interaktif.</w:t>
-      </w:r>
-    </w:p>
-    <w:p>
-      <w:pPr>
-        <w:spacing w:after="40"/>
-        <w:ind w:left="360"/>
-      </w:pPr>
-      <w:r>
-        <w:rPr>
-          <w:rFonts w:ascii="Courier New" w:hAnsi="Courier New"/>
-          <w:b/>
-        </w:rPr>
-        <w:t xml:space="preserve">  ├── riwayat.php </w:t>
-      </w:r>
-      <w:r>
-        <w:t>─ Halaman riwayat transaksi dan status pengiriman barang.</w:t>
-      </w:r>
-    </w:p>
-    <w:p>
-      <w:pPr>
-        <w:spacing w:after="40"/>
-        <w:ind w:left="360"/>
-      </w:pPr>
-      <w:r>
-        <w:rPr>
-          <w:rFonts w:ascii="Courier New" w:hAnsi="Courier New"/>
-          <w:b/>
-        </w:rPr>
-        <w:t xml:space="preserve">  ├── login.php / register.php / logout.php </w:t>
-      </w:r>
-      <w:r>
-        <w:t>─ Sistem autentikasi akun pelanggan.</w:t>
-      </w:r>
-    </w:p>
-    <w:p>
-      <w:pPr>
-        <w:spacing w:after="40"/>
-        <w:ind w:left="360"/>
-      </w:pPr>
-      <w:r>
-        <w:rPr>
-          <w:rFonts w:ascii="Courier New" w:hAnsi="Courier New"/>
-          <w:b/>
-        </w:rPr>
-        <w:t xml:space="preserve">  ├── header.php / footer.php </w:t>
-      </w:r>
-      <w:r>
-        <w:t>─ Layout global pembungkus atas dan bawah halaman.</w:t>
-      </w:r>
-    </w:p>
-    <w:p>
-      <w:pPr>
-        <w:spacing w:after="40"/>
-        <w:ind w:left="360"/>
-      </w:pPr>
-      <w:r>
-        <w:rPr>
-          <w:rFonts w:ascii="Courier New" w:hAnsi="Courier New"/>
-          <w:b/>
-        </w:rPr>
-        <w:t xml:space="preserve">  └── database.sql </w:t>
-      </w:r>
-      <w:r>
-        <w:t>─ Skema DDL SQL untuk inisialisasi basis data awal.</w:t>
-      </w:r>
-    </w:p>
-    <w:p>
-      <w:pPr>
-        <w:spacing w:after="40"/>
-        <w:ind w:left="360"/>
-      </w:pPr>
-      <w:r>
-        <w:rPr>
-          <w:rFonts w:ascii="Courier New" w:hAnsi="Courier New"/>
-          <w:b/>
-        </w:rPr>
-        <w:t xml:space="preserve">admin/ (Admin Folder) </w:t>
-      </w:r>
-      <w:r>
-        <w:t>─ Berisi panel kontrol untuk administrator toko.</w:t>
-      </w:r>
-    </w:p>
-    <w:p>
-      <w:pPr>
-        <w:spacing w:after="40"/>
-        <w:ind w:left="360"/>
-      </w:pPr>
-      <w:r>
-        <w:rPr>
-          <w:rFonts w:ascii="Courier New" w:hAnsi="Courier New"/>
-          <w:b/>
-        </w:rPr>
-        <w:t xml:space="preserve">  ├── navbar.php </w:t>
-      </w:r>
-      <w:r>
-        <w:t>─ Navigasi bar admin serta script proteksi akses admin (session check).</w:t>
-      </w:r>
-    </w:p>
-    <w:p>
-      <w:pPr>
-        <w:spacing w:after="40"/>
-        <w:ind w:left="360"/>
-      </w:pPr>
-      <w:r>
-        <w:rPr>
-          <w:rFonts w:ascii="Courier New" w:hAnsi="Courier New"/>
-          <w:b/>
-        </w:rPr>
-        <w:t xml:space="preserve">  ├── dashboard.php </w:t>
-      </w:r>
-      <w:r>
-        <w:t>─ Ringkasan data toko dan status pesanan masuk.</w:t>
-      </w:r>
-    </w:p>
-    <w:p>
-      <w:pPr>
-        <w:spacing w:after="40"/>
-        <w:ind w:left="360"/>
-      </w:pPr>
-      <w:r>
-        <w:rPr>
-          <w:rFonts w:ascii="Courier New" w:hAnsi="Courier New"/>
-          <w:b/>
-        </w:rPr>
-        <w:t xml:space="preserve">  ├── produk.php </w:t>
-      </w:r>
-      <w:r>
-        <w:t>─ Halaman pengelolaan inventaris produk bunga (CRUD).</w:t>
-      </w:r>
-    </w:p>
-    <w:p>
-      <w:pPr>
-        <w:spacing w:after="40"/>
-        <w:ind w:left="360"/>
-      </w:pPr>
-      <w:r>
-        <w:rPr>
-          <w:rFonts w:ascii="Courier New" w:hAnsi="Courier New"/>
-          <w:b/>
-        </w:rPr>
-        <w:t xml:space="preserve">  ├── user.php </w:t>
-      </w:r>
-      <w:r>
-        <w:t>─ Halaman pengawasan akun pengguna terdaftar.</w:t>
-      </w:r>
-    </w:p>
-    <w:p>
-      <w:pPr>
-        <w:spacing w:after="40"/>
-        <w:ind w:left="360"/>
-      </w:pPr>
-      <w:r>
-        <w:rPr>
-          <w:rFonts w:ascii="Courier New" w:hAnsi="Courier New"/>
-          <w:b/>
-        </w:rPr>
-        <w:t xml:space="preserve">  ├── pesanan.php </w:t>
-      </w:r>
-      <w:r>
-        <w:t>─ Halaman pemrosesan transaksi dan update resi pengiriman.</w:t>
-      </w:r>
-    </w:p>
-    <w:p>
-      <w:pPr>
-        <w:spacing w:after="40"/>
-        <w:ind w:left="360"/>
-      </w:pPr>
-      <w:r>
-        <w:rPr>
-          <w:rFonts w:ascii="Courier New" w:hAnsi="Courier New"/>
-          <w:b/>
-        </w:rPr>
-        <w:t xml:space="preserve">  └── laporan.php </w:t>
-      </w:r>
-      <w:r>
-        <w:t>─ Halaman analisis omset terpadu. Menggunakan parameter 'action' (action=print untuk cetak PDF, action=excel untuk ekspor Excel) sehingga semua kebutuhan format laporan disatukan dalam satu file (single-file solution).</w:t>
-      </w:r>
-    </w:p>
-    <w:p>
-      <w:pPr>
-        <w:pStyle w:val="Heading1"/>
-        <w:keepNext/>
-        <w:spacing w:before="240" w:after="120"/>
-      </w:pPr>
-      <w:r>
-        <w:rPr>
-          <w:rFonts w:ascii="Arial" w:hAnsi="Arial"/>
-          <w:color w:val="4A154B"/>
-          <w:sz w:val="36"/>
-        </w:rPr>
-        <w:t>4. Struktur Basis Data (Database Schema)</w:t>
-      </w:r>
-    </w:p>
-    <w:p>
-      <w:r>
-        <w:t>Sistem menggunakan database relational bernama 'toko_bunga' yang terdiri dari 5 tabel yang saling terhubung melalui relasi foreign key:</w:t>
+        <w:t>Aplikasi Fleurist memisahkan logika front-office (antarmuka pelanggan) dengan back-office (antarmuka administrator) secara rapi guna memudahkan pemeliharaan kode (maintenance). Berikut adalah penjelasan struktur file penting:</w:t>
       </w:r>
     </w:p>
     <w:tbl>
@@ -842,6 +202,14 @@
         <w:tblW w:type="auto" w:w="0"/>
         <w:jc w:val="center"/>
         <w:tblLook w:firstColumn="1" w:firstRow="1" w:lastColumn="0" w:lastRow="0" w:noHBand="0" w:noVBand="1" w:val="04A0"/>
+        <w:tblBorders>
+          <w:top w:val="single" w:sz="4" w:space="0" w:color="CCCCCC"/>
+          <w:bottom w:val="single" w:sz="4" w:space="0" w:color="CCCCCC"/>
+          <w:insideH w:val="single" w:sz="4" w:space="0" w:color="E6E6E6"/>
+          <w:insideV w:val="none"/>
+          <w:left w:val="none"/>
+          <w:right w:val="none"/>
+        </w:tblBorders>
       </w:tblPr>
       <w:tblGrid>
         <w:gridCol w:w="3120"/>
@@ -861,12 +229,17 @@
             </w:tcMar>
           </w:tcPr>
           <w:p>
+            <w:pPr>
+              <w:jc w:val="left"/>
+            </w:pPr>
             <w:r>
               <w:rPr>
+                <w:rFonts w:ascii="Arial" w:hAnsi="Arial"/>
                 <w:b/>
                 <w:color w:val="FFFFFF"/>
+                <w:sz w:val="20"/>
               </w:rPr>
-              <w:t>Nama Tabel</w:t>
+              <w:t>Direktori / File</w:t>
             </w:r>
           </w:p>
         </w:tc>
@@ -882,12 +255,17 @@
             </w:tcMar>
           </w:tcPr>
           <w:p>
+            <w:pPr>
+              <w:jc w:val="left"/>
+            </w:pPr>
             <w:r>
               <w:rPr>
+                <w:rFonts w:ascii="Arial" w:hAnsi="Arial"/>
                 <w:b/>
                 <w:color w:val="FFFFFF"/>
+                <w:sz w:val="20"/>
               </w:rPr>
-              <w:t>Kolom Utama</w:t>
+              <w:t>Tipe Akses</w:t>
             </w:r>
           </w:p>
         </w:tc>
@@ -903,12 +281,17 @@
             </w:tcMar>
           </w:tcPr>
           <w:p>
+            <w:pPr>
+              <w:jc w:val="left"/>
+            </w:pPr>
             <w:r>
               <w:rPr>
+                <w:rFonts w:ascii="Arial" w:hAnsi="Arial"/>
                 <w:b/>
                 <w:color w:val="FFFFFF"/>
+                <w:sz w:val="20"/>
               </w:rPr>
-              <w:t>Fungsi &amp; Relasi</w:t>
+              <w:t>Deskripsi Fungsi Utama</w:t>
             </w:r>
           </w:p>
         </w:tc>
@@ -921,16 +304,22 @@
             <w:tcMar>
               <w:top w:w="100" w:type="dxa"/>
               <w:bottom w:w="100" w:type="dxa"/>
-              <w:left w:w="120" w:type="dxa"/>
-              <w:right w:w="120" w:type="dxa"/>
+              <w:left w:w="150" w:type="dxa"/>
+              <w:right w:w="150" w:type="dxa"/>
             </w:tcMar>
           </w:tcPr>
           <w:p>
+            <w:pPr>
+              <w:spacing w:after="40" w:before="40"/>
+            </w:pPr>
             <w:r>
               <w:rPr>
-                <w:sz w:val="20"/>
+                <w:rFonts w:ascii="Arial" w:hAnsi="Arial"/>
+                <w:b/>
+                <w:color w:val="1D1D1D"/>
+                <w:sz w:val="19"/>
               </w:rPr>
-              <w:t>users</w:t>
+              <w:t>koneksi.php</w:t>
             </w:r>
           </w:p>
         </w:tc>
@@ -941,16 +330,21 @@
             <w:tcMar>
               <w:top w:w="100" w:type="dxa"/>
               <w:bottom w:w="100" w:type="dxa"/>
-              <w:left w:w="120" w:type="dxa"/>
-              <w:right w:w="120" w:type="dxa"/>
+              <w:left w:w="150" w:type="dxa"/>
+              <w:right w:w="150" w:type="dxa"/>
             </w:tcMar>
           </w:tcPr>
           <w:p>
+            <w:pPr>
+              <w:spacing w:after="40" w:before="40"/>
+            </w:pPr>
             <w:r>
               <w:rPr>
-                <w:sz w:val="20"/>
+                <w:rFonts w:ascii="Arial" w:hAnsi="Arial"/>
+                <w:color w:val="1D1D1D"/>
+                <w:sz w:val="19"/>
               </w:rPr>
-              <w:t>id (PK), nama, email, password, role ('admin', 'user')</w:t>
+              <w:t>Sistem</w:t>
             </w:r>
           </w:p>
         </w:tc>
@@ -961,16 +355,21 @@
             <w:tcMar>
               <w:top w:w="100" w:type="dxa"/>
               <w:bottom w:w="100" w:type="dxa"/>
-              <w:left w:w="120" w:type="dxa"/>
-              <w:right w:w="120" w:type="dxa"/>
+              <w:left w:w="150" w:type="dxa"/>
+              <w:right w:w="150" w:type="dxa"/>
             </w:tcMar>
           </w:tcPr>
           <w:p>
+            <w:pPr>
+              <w:spacing w:after="40" w:before="40"/>
+            </w:pPr>
             <w:r>
               <w:rPr>
-                <w:sz w:val="20"/>
+                <w:rFonts w:ascii="Arial" w:hAnsi="Arial"/>
+                <w:color w:val="1D1D1D"/>
+                <w:sz w:val="19"/>
               </w:rPr>
-              <w:t>Menyimpan data pengguna dan membedakan hak akses admin/customer.</w:t>
+              <w:t>Inisialisasi koneksi PDO MySQL dan definisi kunci kredensial API Midtrans.</w:t>
             </w:r>
           </w:p>
         </w:tc>
@@ -983,16 +382,22 @@
             <w:tcMar>
               <w:top w:w="100" w:type="dxa"/>
               <w:bottom w:w="100" w:type="dxa"/>
-              <w:left w:w="120" w:type="dxa"/>
-              <w:right w:w="120" w:type="dxa"/>
+              <w:left w:w="150" w:type="dxa"/>
+              <w:right w:w="150" w:type="dxa"/>
             </w:tcMar>
           </w:tcPr>
           <w:p>
+            <w:pPr>
+              <w:spacing w:after="40" w:before="40"/>
+            </w:pPr>
             <w:r>
               <w:rPr>
-                <w:sz w:val="20"/>
+                <w:rFonts w:ascii="Arial" w:hAnsi="Arial"/>
+                <w:b/>
+                <w:color w:val="1D1D1D"/>
+                <w:sz w:val="19"/>
               </w:rPr>
-              <w:t>produk</w:t>
+              <w:t>index.php</w:t>
             </w:r>
           </w:p>
         </w:tc>
@@ -1003,16 +408,21 @@
             <w:tcMar>
               <w:top w:w="100" w:type="dxa"/>
               <w:bottom w:w="100" w:type="dxa"/>
-              <w:left w:w="120" w:type="dxa"/>
-              <w:right w:w="120" w:type="dxa"/>
+              <w:left w:w="150" w:type="dxa"/>
+              <w:right w:w="150" w:type="dxa"/>
             </w:tcMar>
           </w:tcPr>
           <w:p>
+            <w:pPr>
+              <w:spacing w:after="40" w:before="40"/>
+            </w:pPr>
             <w:r>
               <w:rPr>
-                <w:sz w:val="20"/>
+                <w:rFonts w:ascii="Arial" w:hAnsi="Arial"/>
+                <w:color w:val="1D1D1D"/>
+                <w:sz w:val="19"/>
               </w:rPr>
-              <w:t>id_produk (PK), nama_produk, kategori, harga, stok, deskripsi, gambar</w:t>
+              <w:t>Pelanggan</w:t>
             </w:r>
           </w:p>
         </w:tc>
@@ -1023,16 +433,21 @@
             <w:tcMar>
               <w:top w:w="100" w:type="dxa"/>
               <w:bottom w:w="100" w:type="dxa"/>
-              <w:left w:w="120" w:type="dxa"/>
-              <w:right w:w="120" w:type="dxa"/>
+              <w:left w:w="150" w:type="dxa"/>
+              <w:right w:w="150" w:type="dxa"/>
             </w:tcMar>
           </w:tcPr>
           <w:p>
+            <w:pPr>
+              <w:spacing w:after="40" w:before="40"/>
+            </w:pPr>
             <w:r>
               <w:rPr>
-                <w:sz w:val="20"/>
+                <w:rFonts w:ascii="Arial" w:hAnsi="Arial"/>
+                <w:color w:val="1D1D1D"/>
+                <w:sz w:val="19"/>
               </w:rPr>
-              <w:t>Menyimpan data inventaris bunga. Kategori 'Custom' digunakan untuk buket rakitan sendiri.</w:t>
+              <w:t>Katalog produk interaktif dengan filter kategori dan kolom pencarian.</w:t>
             </w:r>
           </w:p>
         </w:tc>
@@ -1045,16 +460,22 @@
             <w:tcMar>
               <w:top w:w="100" w:type="dxa"/>
               <w:bottom w:w="100" w:type="dxa"/>
-              <w:left w:w="120" w:type="dxa"/>
-              <w:right w:w="120" w:type="dxa"/>
+              <w:left w:w="150" w:type="dxa"/>
+              <w:right w:w="150" w:type="dxa"/>
             </w:tcMar>
           </w:tcPr>
           <w:p>
+            <w:pPr>
+              <w:spacing w:after="40" w:before="40"/>
+            </w:pPr>
             <w:r>
               <w:rPr>
-                <w:sz w:val="20"/>
+                <w:rFonts w:ascii="Arial" w:hAnsi="Arial"/>
+                <w:b/>
+                <w:color w:val="1D1D1D"/>
+                <w:sz w:val="19"/>
               </w:rPr>
-              <w:t>orders</w:t>
+              <w:t>bayar.php</w:t>
             </w:r>
           </w:p>
         </w:tc>
@@ -1065,16 +486,21 @@
             <w:tcMar>
               <w:top w:w="100" w:type="dxa"/>
               <w:bottom w:w="100" w:type="dxa"/>
-              <w:left w:w="120" w:type="dxa"/>
-              <w:right w:w="120" w:type="dxa"/>
+              <w:left w:w="150" w:type="dxa"/>
+              <w:right w:w="150" w:type="dxa"/>
             </w:tcMar>
           </w:tcPr>
           <w:p>
+            <w:pPr>
+              <w:spacing w:after="40" w:before="40"/>
+            </w:pPr>
             <w:r>
               <w:rPr>
-                <w:sz w:val="20"/>
+                <w:rFonts w:ascii="Arial" w:hAnsi="Arial"/>
+                <w:color w:val="1D1D1D"/>
+                <w:sz w:val="19"/>
               </w:rPr>
-              <w:t>id_order (PK), id_user (FK), tanggal, total_harga, status, alamat_pengiriman</w:t>
+              <w:t>Pelanggan</w:t>
             </w:r>
           </w:p>
         </w:tc>
@@ -1085,16 +511,21 @@
             <w:tcMar>
               <w:top w:w="100" w:type="dxa"/>
               <w:bottom w:w="100" w:type="dxa"/>
-              <w:left w:w="120" w:type="dxa"/>
-              <w:right w:w="120" w:type="dxa"/>
+              <w:left w:w="150" w:type="dxa"/>
+              <w:right w:w="150" w:type="dxa"/>
             </w:tcMar>
           </w:tcPr>
           <w:p>
+            <w:pPr>
+              <w:spacing w:after="40" w:before="40"/>
+            </w:pPr>
             <w:r>
               <w:rPr>
-                <w:sz w:val="20"/>
+                <w:rFonts w:ascii="Arial" w:hAnsi="Arial"/>
+                <w:color w:val="1D1D1D"/>
+                <w:sz w:val="19"/>
               </w:rPr>
-              <w:t>Menyimpan data transaksi utama. Menghubungkan ke tabel users (ON DELETE CASCADE).</w:t>
+              <w:t>Menghubungi server API Midtrans, mendapatkan Snap Token, dan memicu pop-up snap.js.</w:t>
             </w:r>
           </w:p>
         </w:tc>
@@ -1107,16 +538,22 @@
             <w:tcMar>
               <w:top w:w="100" w:type="dxa"/>
               <w:bottom w:w="100" w:type="dxa"/>
-              <w:left w:w="120" w:type="dxa"/>
-              <w:right w:w="120" w:type="dxa"/>
+              <w:left w:w="150" w:type="dxa"/>
+              <w:right w:w="150" w:type="dxa"/>
             </w:tcMar>
           </w:tcPr>
           <w:p>
+            <w:pPr>
+              <w:spacing w:after="40" w:before="40"/>
+            </w:pPr>
             <w:r>
               <w:rPr>
-                <w:sz w:val="20"/>
+                <w:rFonts w:ascii="Arial" w:hAnsi="Arial"/>
+                <w:b/>
+                <w:color w:val="1D1D1D"/>
+                <w:sz w:val="19"/>
               </w:rPr>
-              <w:t>order_detail</w:t>
+              <w:t>callback.php</w:t>
             </w:r>
           </w:p>
         </w:tc>
@@ -1127,16 +564,21 @@
             <w:tcMar>
               <w:top w:w="100" w:type="dxa"/>
               <w:bottom w:w="100" w:type="dxa"/>
-              <w:left w:w="120" w:type="dxa"/>
-              <w:right w:w="120" w:type="dxa"/>
+              <w:left w:w="150" w:type="dxa"/>
+              <w:right w:w="150" w:type="dxa"/>
             </w:tcMar>
           </w:tcPr>
           <w:p>
+            <w:pPr>
+              <w:spacing w:after="40" w:before="40"/>
+            </w:pPr>
             <w:r>
               <w:rPr>
-                <w:sz w:val="20"/>
+                <w:rFonts w:ascii="Arial" w:hAnsi="Arial"/>
+                <w:color w:val="1D1D1D"/>
+                <w:sz w:val="19"/>
               </w:rPr>
-              <w:t>id_detail (PK), id_order (FK), id_produk (FK), qty, subtotal</w:t>
+              <w:t>Sistem / API</w:t>
             </w:r>
           </w:p>
         </w:tc>
@@ -1147,16 +589,21 @@
             <w:tcMar>
               <w:top w:w="100" w:type="dxa"/>
               <w:bottom w:w="100" w:type="dxa"/>
-              <w:left w:w="120" w:type="dxa"/>
-              <w:right w:w="120" w:type="dxa"/>
+              <w:left w:w="150" w:type="dxa"/>
+              <w:right w:w="150" w:type="dxa"/>
             </w:tcMar>
           </w:tcPr>
           <w:p>
+            <w:pPr>
+              <w:spacing w:after="40" w:before="40"/>
+            </w:pPr>
             <w:r>
               <w:rPr>
-                <w:sz w:val="20"/>
+                <w:rFonts w:ascii="Arial" w:hAnsi="Arial"/>
+                <w:color w:val="1D1D1D"/>
+                <w:sz w:val="19"/>
               </w:rPr>
-              <w:t>Tabel pivot yang menjabarkan produk apa saja yang dibeli pada satu order beserta jumlah dan harganya.</w:t>
+              <w:t>Verifikasi signature keamanan webhook Midtrans serta status server-to-server.</w:t>
             </w:r>
           </w:p>
         </w:tc>
@@ -1169,16 +616,22 @@
             <w:tcMar>
               <w:top w:w="100" w:type="dxa"/>
               <w:bottom w:w="100" w:type="dxa"/>
-              <w:left w:w="120" w:type="dxa"/>
-              <w:right w:w="120" w:type="dxa"/>
+              <w:left w:w="150" w:type="dxa"/>
+              <w:right w:w="150" w:type="dxa"/>
             </w:tcMar>
           </w:tcPr>
           <w:p>
+            <w:pPr>
+              <w:spacing w:after="40" w:before="40"/>
+            </w:pPr>
             <w:r>
               <w:rPr>
-                <w:sz w:val="20"/>
+                <w:rFonts w:ascii="Arial" w:hAnsi="Arial"/>
+                <w:b/>
+                <w:color w:val="1D1D1D"/>
+                <w:sz w:val="19"/>
               </w:rPr>
-              <w:t>pembayaran</w:t>
+              <w:t>riwayat.php</w:t>
             </w:r>
           </w:p>
         </w:tc>
@@ -1189,16 +642,21 @@
             <w:tcMar>
               <w:top w:w="100" w:type="dxa"/>
               <w:bottom w:w="100" w:type="dxa"/>
-              <w:left w:w="120" w:type="dxa"/>
-              <w:right w:w="120" w:type="dxa"/>
+              <w:left w:w="150" w:type="dxa"/>
+              <w:right w:w="150" w:type="dxa"/>
             </w:tcMar>
           </w:tcPr>
           <w:p>
+            <w:pPr>
+              <w:spacing w:after="40" w:before="40"/>
+            </w:pPr>
             <w:r>
               <w:rPr>
-                <w:sz w:val="20"/>
+                <w:rFonts w:ascii="Arial" w:hAnsi="Arial"/>
+                <w:color w:val="1D1D1D"/>
+                <w:sz w:val="19"/>
               </w:rPr>
-              <w:t>id_bayar (PK), id_order (FK), metode, transaction_id, payment_status</w:t>
+              <w:t>Pelanggan</w:t>
             </w:r>
           </w:p>
         </w:tc>
@@ -1209,6 +667,256 @@
             <w:tcMar>
               <w:top w:w="100" w:type="dxa"/>
               <w:bottom w:w="100" w:type="dxa"/>
+              <w:left w:w="150" w:type="dxa"/>
+              <w:right w:w="150" w:type="dxa"/>
+            </w:tcMar>
+          </w:tcPr>
+          <w:p>
+            <w:pPr>
+              <w:spacing w:after="40" w:before="40"/>
+            </w:pPr>
+            <w:r>
+              <w:rPr>
+                <w:rFonts w:ascii="Arial" w:hAnsi="Arial"/>
+                <w:color w:val="1D1D1D"/>
+                <w:sz w:val="19"/>
+              </w:rPr>
+              <w:t>Melacak pesanan, status pembayaran, dan invoice pesanan.</w:t>
+            </w:r>
+          </w:p>
+        </w:tc>
+      </w:tr>
+      <w:tr>
+        <w:tc>
+          <w:tcPr>
+            <w:tcW w:type="dxa" w:w="3120"/>
+            <w:shd w:fill="F9F0FF"/>
+            <w:tcMar>
+              <w:top w:w="100" w:type="dxa"/>
+              <w:bottom w:w="100" w:type="dxa"/>
+              <w:left w:w="150" w:type="dxa"/>
+              <w:right w:w="150" w:type="dxa"/>
+            </w:tcMar>
+          </w:tcPr>
+          <w:p>
+            <w:pPr>
+              <w:spacing w:after="40" w:before="40"/>
+            </w:pPr>
+            <w:r>
+              <w:rPr>
+                <w:rFonts w:ascii="Arial" w:hAnsi="Arial"/>
+                <w:b/>
+                <w:color w:val="1D1D1D"/>
+                <w:sz w:val="19"/>
+              </w:rPr>
+              <w:t>admin/pesanan.php</w:t>
+            </w:r>
+          </w:p>
+        </w:tc>
+        <w:tc>
+          <w:tcPr>
+            <w:tcW w:type="dxa" w:w="3120"/>
+            <w:shd w:fill="F9F0FF"/>
+            <w:tcMar>
+              <w:top w:w="100" w:type="dxa"/>
+              <w:bottom w:w="100" w:type="dxa"/>
+              <w:left w:w="150" w:type="dxa"/>
+              <w:right w:w="150" w:type="dxa"/>
+            </w:tcMar>
+          </w:tcPr>
+          <w:p>
+            <w:pPr>
+              <w:spacing w:after="40" w:before="40"/>
+            </w:pPr>
+            <w:r>
+              <w:rPr>
+                <w:rFonts w:ascii="Arial" w:hAnsi="Arial"/>
+                <w:color w:val="1D1D1D"/>
+                <w:sz w:val="19"/>
+              </w:rPr>
+              <w:t>Administrator</w:t>
+            </w:r>
+          </w:p>
+        </w:tc>
+        <w:tc>
+          <w:tcPr>
+            <w:tcW w:type="dxa" w:w="3120"/>
+            <w:shd w:fill="F9F0FF"/>
+            <w:tcMar>
+              <w:top w:w="100" w:type="dxa"/>
+              <w:bottom w:w="100" w:type="dxa"/>
+              <w:left w:w="150" w:type="dxa"/>
+              <w:right w:w="150" w:type="dxa"/>
+            </w:tcMar>
+          </w:tcPr>
+          <w:p>
+            <w:pPr>
+              <w:spacing w:after="40" w:before="40"/>
+            </w:pPr>
+            <w:r>
+              <w:rPr>
+                <w:rFonts w:ascii="Arial" w:hAnsi="Arial"/>
+                <w:color w:val="1D1D1D"/>
+                <w:sz w:val="19"/>
+              </w:rPr>
+              <w:t>Manajemen pesanan masuk dan pengubahan status kirim barang.</w:t>
+            </w:r>
+          </w:p>
+        </w:tc>
+      </w:tr>
+      <w:tr>
+        <w:tc>
+          <w:tcPr>
+            <w:tcW w:type="dxa" w:w="3120"/>
+            <w:shd w:fill="FFFFFF"/>
+            <w:tcMar>
+              <w:top w:w="100" w:type="dxa"/>
+              <w:bottom w:w="100" w:type="dxa"/>
+              <w:left w:w="150" w:type="dxa"/>
+              <w:right w:w="150" w:type="dxa"/>
+            </w:tcMar>
+          </w:tcPr>
+          <w:p>
+            <w:pPr>
+              <w:spacing w:after="40" w:before="40"/>
+            </w:pPr>
+            <w:r>
+              <w:rPr>
+                <w:rFonts w:ascii="Arial" w:hAnsi="Arial"/>
+                <w:b/>
+                <w:color w:val="1D1D1D"/>
+                <w:sz w:val="19"/>
+              </w:rPr>
+              <w:t>admin/laporan.php</w:t>
+            </w:r>
+          </w:p>
+        </w:tc>
+        <w:tc>
+          <w:tcPr>
+            <w:tcW w:type="dxa" w:w="3120"/>
+            <w:shd w:fill="FFFFFF"/>
+            <w:tcMar>
+              <w:top w:w="100" w:type="dxa"/>
+              <w:bottom w:w="100" w:type="dxa"/>
+              <w:left w:w="150" w:type="dxa"/>
+              <w:right w:w="150" w:type="dxa"/>
+            </w:tcMar>
+          </w:tcPr>
+          <w:p>
+            <w:pPr>
+              <w:spacing w:after="40" w:before="40"/>
+            </w:pPr>
+            <w:r>
+              <w:rPr>
+                <w:rFonts w:ascii="Arial" w:hAnsi="Arial"/>
+                <w:color w:val="1D1D1D"/>
+                <w:sz w:val="19"/>
+              </w:rPr>
+              <w:t>Administrator</w:t>
+            </w:r>
+          </w:p>
+        </w:tc>
+        <w:tc>
+          <w:tcPr>
+            <w:tcW w:type="dxa" w:w="3120"/>
+            <w:shd w:fill="FFFFFF"/>
+            <w:tcMar>
+              <w:top w:w="100" w:type="dxa"/>
+              <w:bottom w:w="100" w:type="dxa"/>
+              <w:left w:w="150" w:type="dxa"/>
+              <w:right w:w="150" w:type="dxa"/>
+            </w:tcMar>
+          </w:tcPr>
+          <w:p>
+            <w:pPr>
+              <w:spacing w:after="40" w:before="40"/>
+            </w:pPr>
+            <w:r>
+              <w:rPr>
+                <w:rFonts w:ascii="Arial" w:hAnsi="Arial"/>
+                <w:color w:val="1D1D1D"/>
+                <w:sz w:val="19"/>
+              </w:rPr>
+              <w:t>Menyediakan grafik summary penjualan dan ekspor ke MS Excel/Cetak PDF.</w:t>
+            </w:r>
+          </w:p>
+        </w:tc>
+      </w:tr>
+    </w:tbl>
+    <w:p>
+      <w:pPr>
+        <w:spacing w:after="240"/>
+      </w:pPr>
+    </w:p>
+    <w:p>
+      <w:pPr>
+        <w:spacing w:before="360" w:after="120"/>
+      </w:pPr>
+      <w:r>
+        <w:rPr>
+          <w:rFonts w:ascii="Georgia" w:hAnsi="Georgia"/>
+          <w:b/>
+          <w:color w:val="4A154B"/>
+          <w:sz w:val="28"/>
+        </w:rPr>
+        <w:t>3. ARSITEKTUR BASIS DATA &amp; SKEMA TABEL</w:t>
+      </w:r>
+    </w:p>
+    <w:p>
+      <w:pPr>
+        <w:spacing w:after="160"/>
+      </w:pPr>
+      <w:r>
+        <w:rPr>
+          <w:rFonts w:ascii="Arial" w:hAnsi="Arial"/>
+          <w:color w:val="1D1D1D"/>
+          <w:sz w:val="21"/>
+        </w:rPr>
+        <w:t>Database toko_bunga terdiri dari 5 tabel utama terelasi secara penuh. Berikut detail skema tabel yang digunakan:</w:t>
+      </w:r>
+    </w:p>
+    <w:p>
+      <w:pPr>
+        <w:spacing w:before="160" w:after="80"/>
+      </w:pPr>
+      <w:r>
+        <w:rPr>
+          <w:rFonts w:ascii="Georgia" w:hAnsi="Georgia"/>
+          <w:b/>
+          <w:color w:val="4A154B"/>
+          <w:sz w:val="22"/>
+        </w:rPr>
+        <w:t>Tabel: users (Menyimpan data pengguna &amp; admin)</w:t>
+      </w:r>
+    </w:p>
+    <w:tbl>
+      <w:tblPr>
+        <w:tblW w:type="auto" w:w="0"/>
+        <w:jc w:val="center"/>
+        <w:tblLook w:firstColumn="1" w:firstRow="1" w:lastColumn="0" w:lastRow="0" w:noHBand="0" w:noVBand="1" w:val="04A0"/>
+        <w:tblBorders>
+          <w:top w:val="single" w:sz="4" w:space="0" w:color="CCCCCC"/>
+          <w:bottom w:val="single" w:sz="4" w:space="0" w:color="CCCCCC"/>
+          <w:insideH w:val="single" w:sz="4" w:space="0" w:color="E6E6E6"/>
+          <w:insideV w:val="none"/>
+          <w:left w:val="none"/>
+          <w:right w:val="none"/>
+        </w:tblBorders>
+      </w:tblPr>
+      <w:tblGrid>
+        <w:gridCol w:w="2340"/>
+        <w:gridCol w:w="2340"/>
+        <w:gridCol w:w="2340"/>
+        <w:gridCol w:w="2340"/>
+      </w:tblGrid>
+      <w:tr>
+        <w:tc>
+          <w:tcPr>
+            <w:tcW w:type="dxa" w:w="2340"/>
+            <w:shd w:fill="592466"/>
+            <w:tcMar>
+              <w:top w:w="80" w:type="dxa"/>
+              <w:bottom w:w="80" w:type="dxa"/>
               <w:left w:w="120" w:type="dxa"/>
               <w:right w:w="120" w:type="dxa"/>
             </w:tcMar>
@@ -1216,372 +924,4236 @@
           <w:p>
             <w:r>
               <w:rPr>
-                <w:sz w:val="20"/>
+                <w:rFonts w:ascii="Arial" w:hAnsi="Arial"/>
+                <w:b/>
+                <w:color w:val="FFFFFF"/>
+                <w:sz w:val="19"/>
               </w:rPr>
-              <w:t>Menyimpan rincian pembayaran transaksi, metode bayar bank, dan status verifikasi.</w:t>
+              <w:t>Kolom / Field</w:t>
+            </w:r>
+          </w:p>
+        </w:tc>
+        <w:tc>
+          <w:tcPr>
+            <w:tcW w:type="dxa" w:w="2340"/>
+            <w:shd w:fill="592466"/>
+            <w:tcMar>
+              <w:top w:w="80" w:type="dxa"/>
+              <w:bottom w:w="80" w:type="dxa"/>
+              <w:left w:w="120" w:type="dxa"/>
+              <w:right w:w="120" w:type="dxa"/>
+            </w:tcMar>
+          </w:tcPr>
+          <w:p>
+            <w:r>
+              <w:rPr>
+                <w:rFonts w:ascii="Arial" w:hAnsi="Arial"/>
+                <w:b/>
+                <w:color w:val="FFFFFF"/>
+                <w:sz w:val="19"/>
+              </w:rPr>
+              <w:t>Tipe Data</w:t>
+            </w:r>
+          </w:p>
+        </w:tc>
+        <w:tc>
+          <w:tcPr>
+            <w:tcW w:type="dxa" w:w="2340"/>
+            <w:shd w:fill="592466"/>
+            <w:tcMar>
+              <w:top w:w="80" w:type="dxa"/>
+              <w:bottom w:w="80" w:type="dxa"/>
+              <w:left w:w="120" w:type="dxa"/>
+              <w:right w:w="120" w:type="dxa"/>
+            </w:tcMar>
+          </w:tcPr>
+          <w:p>
+            <w:r>
+              <w:rPr>
+                <w:rFonts w:ascii="Arial" w:hAnsi="Arial"/>
+                <w:b/>
+                <w:color w:val="FFFFFF"/>
+                <w:sz w:val="19"/>
+              </w:rPr>
+              <w:t>Atribut / Kunci</w:t>
+            </w:r>
+          </w:p>
+        </w:tc>
+        <w:tc>
+          <w:tcPr>
+            <w:tcW w:type="dxa" w:w="2340"/>
+            <w:shd w:fill="592466"/>
+            <w:tcMar>
+              <w:top w:w="80" w:type="dxa"/>
+              <w:bottom w:w="80" w:type="dxa"/>
+              <w:left w:w="120" w:type="dxa"/>
+              <w:right w:w="120" w:type="dxa"/>
+            </w:tcMar>
+          </w:tcPr>
+          <w:p>
+            <w:r>
+              <w:rPr>
+                <w:rFonts w:ascii="Arial" w:hAnsi="Arial"/>
+                <w:b/>
+                <w:color w:val="FFFFFF"/>
+                <w:sz w:val="19"/>
+              </w:rPr>
+              <w:t>Deskripsi</w:t>
+            </w:r>
+          </w:p>
+        </w:tc>
+      </w:tr>
+      <w:tr>
+        <w:tc>
+          <w:tcPr>
+            <w:tcW w:type="dxa" w:w="2340"/>
+            <w:shd w:fill="FFFFFF"/>
+            <w:tcMar>
+              <w:top w:w="80" w:type="dxa"/>
+              <w:bottom w:w="80" w:type="dxa"/>
+              <w:left w:w="120" w:type="dxa"/>
+              <w:right w:w="120" w:type="dxa"/>
+            </w:tcMar>
+          </w:tcPr>
+          <w:p>
+            <w:pPr>
+              <w:spacing w:after="40" w:before="40"/>
+            </w:pPr>
+            <w:r>
+              <w:rPr>
+                <w:rFonts w:ascii="Arial" w:hAnsi="Arial"/>
+                <w:b/>
+                <w:color w:val="1D1D1D"/>
+                <w:sz w:val="18"/>
+              </w:rPr>
+              <w:t>id</w:t>
+            </w:r>
+          </w:p>
+        </w:tc>
+        <w:tc>
+          <w:tcPr>
+            <w:tcW w:type="dxa" w:w="2340"/>
+            <w:shd w:fill="FFFFFF"/>
+            <w:tcMar>
+              <w:top w:w="80" w:type="dxa"/>
+              <w:bottom w:w="80" w:type="dxa"/>
+              <w:left w:w="120" w:type="dxa"/>
+              <w:right w:w="120" w:type="dxa"/>
+            </w:tcMar>
+          </w:tcPr>
+          <w:p>
+            <w:pPr>
+              <w:spacing w:after="40" w:before="40"/>
+            </w:pPr>
+            <w:r>
+              <w:rPr>
+                <w:rFonts w:ascii="Arial" w:hAnsi="Arial"/>
+                <w:color w:val="1D1D1D"/>
+                <w:sz w:val="18"/>
+              </w:rPr>
+              <w:t>INT</w:t>
+            </w:r>
+          </w:p>
+        </w:tc>
+        <w:tc>
+          <w:tcPr>
+            <w:tcW w:type="dxa" w:w="2340"/>
+            <w:shd w:fill="FFFFFF"/>
+            <w:tcMar>
+              <w:top w:w="80" w:type="dxa"/>
+              <w:bottom w:w="80" w:type="dxa"/>
+              <w:left w:w="120" w:type="dxa"/>
+              <w:right w:w="120" w:type="dxa"/>
+            </w:tcMar>
+          </w:tcPr>
+          <w:p>
+            <w:pPr>
+              <w:spacing w:after="40" w:before="40"/>
+            </w:pPr>
+            <w:r>
+              <w:rPr>
+                <w:rFonts w:ascii="Arial" w:hAnsi="Arial"/>
+                <w:color w:val="1D1D1D"/>
+                <w:sz w:val="18"/>
+              </w:rPr>
+              <w:t>PRIMARY KEY, AUTO_INCREMENT</w:t>
+            </w:r>
+          </w:p>
+        </w:tc>
+        <w:tc>
+          <w:tcPr>
+            <w:tcW w:type="dxa" w:w="2340"/>
+            <w:shd w:fill="FFFFFF"/>
+            <w:tcMar>
+              <w:top w:w="80" w:type="dxa"/>
+              <w:bottom w:w="80" w:type="dxa"/>
+              <w:left w:w="120" w:type="dxa"/>
+              <w:right w:w="120" w:type="dxa"/>
+            </w:tcMar>
+          </w:tcPr>
+          <w:p>
+            <w:pPr>
+              <w:spacing w:after="40" w:before="40"/>
+            </w:pPr>
+            <w:r>
+              <w:rPr>
+                <w:rFonts w:ascii="Arial" w:hAnsi="Arial"/>
+                <w:color w:val="1D1D1D"/>
+                <w:sz w:val="18"/>
+              </w:rPr>
+              <w:t>ID unik pengguna.</w:t>
+            </w:r>
+          </w:p>
+        </w:tc>
+      </w:tr>
+      <w:tr>
+        <w:tc>
+          <w:tcPr>
+            <w:tcW w:type="dxa" w:w="2340"/>
+            <w:shd w:fill="F9F0FF"/>
+            <w:tcMar>
+              <w:top w:w="80" w:type="dxa"/>
+              <w:bottom w:w="80" w:type="dxa"/>
+              <w:left w:w="120" w:type="dxa"/>
+              <w:right w:w="120" w:type="dxa"/>
+            </w:tcMar>
+          </w:tcPr>
+          <w:p>
+            <w:pPr>
+              <w:spacing w:after="40" w:before="40"/>
+            </w:pPr>
+            <w:r>
+              <w:rPr>
+                <w:rFonts w:ascii="Arial" w:hAnsi="Arial"/>
+                <w:b/>
+                <w:color w:val="1D1D1D"/>
+                <w:sz w:val="18"/>
+              </w:rPr>
+              <w:t>nama</w:t>
+            </w:r>
+          </w:p>
+        </w:tc>
+        <w:tc>
+          <w:tcPr>
+            <w:tcW w:type="dxa" w:w="2340"/>
+            <w:shd w:fill="F9F0FF"/>
+            <w:tcMar>
+              <w:top w:w="80" w:type="dxa"/>
+              <w:bottom w:w="80" w:type="dxa"/>
+              <w:left w:w="120" w:type="dxa"/>
+              <w:right w:w="120" w:type="dxa"/>
+            </w:tcMar>
+          </w:tcPr>
+          <w:p>
+            <w:pPr>
+              <w:spacing w:after="40" w:before="40"/>
+            </w:pPr>
+            <w:r>
+              <w:rPr>
+                <w:rFonts w:ascii="Arial" w:hAnsi="Arial"/>
+                <w:color w:val="1D1D1D"/>
+                <w:sz w:val="18"/>
+              </w:rPr>
+              <w:t>VARCHAR(100)</w:t>
+            </w:r>
+          </w:p>
+        </w:tc>
+        <w:tc>
+          <w:tcPr>
+            <w:tcW w:type="dxa" w:w="2340"/>
+            <w:shd w:fill="F9F0FF"/>
+            <w:tcMar>
+              <w:top w:w="80" w:type="dxa"/>
+              <w:bottom w:w="80" w:type="dxa"/>
+              <w:left w:w="120" w:type="dxa"/>
+              <w:right w:w="120" w:type="dxa"/>
+            </w:tcMar>
+          </w:tcPr>
+          <w:p>
+            <w:pPr>
+              <w:spacing w:after="40" w:before="40"/>
+            </w:pPr>
+            <w:r>
+              <w:rPr>
+                <w:rFonts w:ascii="Arial" w:hAnsi="Arial"/>
+                <w:color w:val="1D1D1D"/>
+                <w:sz w:val="18"/>
+              </w:rPr>
+              <w:t>NOT NULL</w:t>
+            </w:r>
+          </w:p>
+        </w:tc>
+        <w:tc>
+          <w:tcPr>
+            <w:tcW w:type="dxa" w:w="2340"/>
+            <w:shd w:fill="F9F0FF"/>
+            <w:tcMar>
+              <w:top w:w="80" w:type="dxa"/>
+              <w:bottom w:w="80" w:type="dxa"/>
+              <w:left w:w="120" w:type="dxa"/>
+              <w:right w:w="120" w:type="dxa"/>
+            </w:tcMar>
+          </w:tcPr>
+          <w:p>
+            <w:pPr>
+              <w:spacing w:after="40" w:before="40"/>
+            </w:pPr>
+            <w:r>
+              <w:rPr>
+                <w:rFonts w:ascii="Arial" w:hAnsi="Arial"/>
+                <w:color w:val="1D1D1D"/>
+                <w:sz w:val="18"/>
+              </w:rPr>
+              <w:t>Nama lengkap pengguna.</w:t>
+            </w:r>
+          </w:p>
+        </w:tc>
+      </w:tr>
+      <w:tr>
+        <w:tc>
+          <w:tcPr>
+            <w:tcW w:type="dxa" w:w="2340"/>
+            <w:shd w:fill="FFFFFF"/>
+            <w:tcMar>
+              <w:top w:w="80" w:type="dxa"/>
+              <w:bottom w:w="80" w:type="dxa"/>
+              <w:left w:w="120" w:type="dxa"/>
+              <w:right w:w="120" w:type="dxa"/>
+            </w:tcMar>
+          </w:tcPr>
+          <w:p>
+            <w:pPr>
+              <w:spacing w:after="40" w:before="40"/>
+            </w:pPr>
+            <w:r>
+              <w:rPr>
+                <w:rFonts w:ascii="Arial" w:hAnsi="Arial"/>
+                <w:b/>
+                <w:color w:val="1D1D1D"/>
+                <w:sz w:val="18"/>
+              </w:rPr>
+              <w:t>email</w:t>
+            </w:r>
+          </w:p>
+        </w:tc>
+        <w:tc>
+          <w:tcPr>
+            <w:tcW w:type="dxa" w:w="2340"/>
+            <w:shd w:fill="FFFFFF"/>
+            <w:tcMar>
+              <w:top w:w="80" w:type="dxa"/>
+              <w:bottom w:w="80" w:type="dxa"/>
+              <w:left w:w="120" w:type="dxa"/>
+              <w:right w:w="120" w:type="dxa"/>
+            </w:tcMar>
+          </w:tcPr>
+          <w:p>
+            <w:pPr>
+              <w:spacing w:after="40" w:before="40"/>
+            </w:pPr>
+            <w:r>
+              <w:rPr>
+                <w:rFonts w:ascii="Arial" w:hAnsi="Arial"/>
+                <w:color w:val="1D1D1D"/>
+                <w:sz w:val="18"/>
+              </w:rPr>
+              <w:t>VARCHAR(100)</w:t>
+            </w:r>
+          </w:p>
+        </w:tc>
+        <w:tc>
+          <w:tcPr>
+            <w:tcW w:type="dxa" w:w="2340"/>
+            <w:shd w:fill="FFFFFF"/>
+            <w:tcMar>
+              <w:top w:w="80" w:type="dxa"/>
+              <w:bottom w:w="80" w:type="dxa"/>
+              <w:left w:w="120" w:type="dxa"/>
+              <w:right w:w="120" w:type="dxa"/>
+            </w:tcMar>
+          </w:tcPr>
+          <w:p>
+            <w:pPr>
+              <w:spacing w:after="40" w:before="40"/>
+            </w:pPr>
+            <w:r>
+              <w:rPr>
+                <w:rFonts w:ascii="Arial" w:hAnsi="Arial"/>
+                <w:color w:val="1D1D1D"/>
+                <w:sz w:val="18"/>
+              </w:rPr>
+              <w:t>UNIQUE, NOT NULL</w:t>
+            </w:r>
+          </w:p>
+        </w:tc>
+        <w:tc>
+          <w:tcPr>
+            <w:tcW w:type="dxa" w:w="2340"/>
+            <w:shd w:fill="FFFFFF"/>
+            <w:tcMar>
+              <w:top w:w="80" w:type="dxa"/>
+              <w:bottom w:w="80" w:type="dxa"/>
+              <w:left w:w="120" w:type="dxa"/>
+              <w:right w:w="120" w:type="dxa"/>
+            </w:tcMar>
+          </w:tcPr>
+          <w:p>
+            <w:pPr>
+              <w:spacing w:after="40" w:before="40"/>
+            </w:pPr>
+            <w:r>
+              <w:rPr>
+                <w:rFonts w:ascii="Arial" w:hAnsi="Arial"/>
+                <w:color w:val="1D1D1D"/>
+                <w:sz w:val="18"/>
+              </w:rPr>
+              <w:t>Email login pengguna.</w:t>
+            </w:r>
+          </w:p>
+        </w:tc>
+      </w:tr>
+      <w:tr>
+        <w:tc>
+          <w:tcPr>
+            <w:tcW w:type="dxa" w:w="2340"/>
+            <w:shd w:fill="F9F0FF"/>
+            <w:tcMar>
+              <w:top w:w="80" w:type="dxa"/>
+              <w:bottom w:w="80" w:type="dxa"/>
+              <w:left w:w="120" w:type="dxa"/>
+              <w:right w:w="120" w:type="dxa"/>
+            </w:tcMar>
+          </w:tcPr>
+          <w:p>
+            <w:pPr>
+              <w:spacing w:after="40" w:before="40"/>
+            </w:pPr>
+            <w:r>
+              <w:rPr>
+                <w:rFonts w:ascii="Arial" w:hAnsi="Arial"/>
+                <w:b/>
+                <w:color w:val="1D1D1D"/>
+                <w:sz w:val="18"/>
+              </w:rPr>
+              <w:t>password</w:t>
+            </w:r>
+          </w:p>
+        </w:tc>
+        <w:tc>
+          <w:tcPr>
+            <w:tcW w:type="dxa" w:w="2340"/>
+            <w:shd w:fill="F9F0FF"/>
+            <w:tcMar>
+              <w:top w:w="80" w:type="dxa"/>
+              <w:bottom w:w="80" w:type="dxa"/>
+              <w:left w:w="120" w:type="dxa"/>
+              <w:right w:w="120" w:type="dxa"/>
+            </w:tcMar>
+          </w:tcPr>
+          <w:p>
+            <w:pPr>
+              <w:spacing w:after="40" w:before="40"/>
+            </w:pPr>
+            <w:r>
+              <w:rPr>
+                <w:rFonts w:ascii="Arial" w:hAnsi="Arial"/>
+                <w:color w:val="1D1D1D"/>
+                <w:sz w:val="18"/>
+              </w:rPr>
+              <w:t>VARCHAR(255)</w:t>
+            </w:r>
+          </w:p>
+        </w:tc>
+        <w:tc>
+          <w:tcPr>
+            <w:tcW w:type="dxa" w:w="2340"/>
+            <w:shd w:fill="F9F0FF"/>
+            <w:tcMar>
+              <w:top w:w="80" w:type="dxa"/>
+              <w:bottom w:w="80" w:type="dxa"/>
+              <w:left w:w="120" w:type="dxa"/>
+              <w:right w:w="120" w:type="dxa"/>
+            </w:tcMar>
+          </w:tcPr>
+          <w:p>
+            <w:pPr>
+              <w:spacing w:after="40" w:before="40"/>
+            </w:pPr>
+            <w:r>
+              <w:rPr>
+                <w:rFonts w:ascii="Arial" w:hAnsi="Arial"/>
+                <w:color w:val="1D1D1D"/>
+                <w:sz w:val="18"/>
+              </w:rPr>
+              <w:t>NOT NULL</w:t>
+            </w:r>
+          </w:p>
+        </w:tc>
+        <w:tc>
+          <w:tcPr>
+            <w:tcW w:type="dxa" w:w="2340"/>
+            <w:shd w:fill="F9F0FF"/>
+            <w:tcMar>
+              <w:top w:w="80" w:type="dxa"/>
+              <w:bottom w:w="80" w:type="dxa"/>
+              <w:left w:w="120" w:type="dxa"/>
+              <w:right w:w="120" w:type="dxa"/>
+            </w:tcMar>
+          </w:tcPr>
+          <w:p>
+            <w:pPr>
+              <w:spacing w:after="40" w:before="40"/>
+            </w:pPr>
+            <w:r>
+              <w:rPr>
+                <w:rFonts w:ascii="Arial" w:hAnsi="Arial"/>
+                <w:color w:val="1D1D1D"/>
+                <w:sz w:val="18"/>
+              </w:rPr>
+              <w:t>Kata sandi terenkripsi bcrypt.</w:t>
+            </w:r>
+          </w:p>
+        </w:tc>
+      </w:tr>
+      <w:tr>
+        <w:tc>
+          <w:tcPr>
+            <w:tcW w:type="dxa" w:w="2340"/>
+            <w:shd w:fill="FFFFFF"/>
+            <w:tcMar>
+              <w:top w:w="80" w:type="dxa"/>
+              <w:bottom w:w="80" w:type="dxa"/>
+              <w:left w:w="120" w:type="dxa"/>
+              <w:right w:w="120" w:type="dxa"/>
+            </w:tcMar>
+          </w:tcPr>
+          <w:p>
+            <w:pPr>
+              <w:spacing w:after="40" w:before="40"/>
+            </w:pPr>
+            <w:r>
+              <w:rPr>
+                <w:rFonts w:ascii="Arial" w:hAnsi="Arial"/>
+                <w:b/>
+                <w:color w:val="1D1D1D"/>
+                <w:sz w:val="18"/>
+              </w:rPr>
+              <w:t>role</w:t>
+            </w:r>
+          </w:p>
+        </w:tc>
+        <w:tc>
+          <w:tcPr>
+            <w:tcW w:type="dxa" w:w="2340"/>
+            <w:shd w:fill="FFFFFF"/>
+            <w:tcMar>
+              <w:top w:w="80" w:type="dxa"/>
+              <w:bottom w:w="80" w:type="dxa"/>
+              <w:left w:w="120" w:type="dxa"/>
+              <w:right w:w="120" w:type="dxa"/>
+            </w:tcMar>
+          </w:tcPr>
+          <w:p>
+            <w:pPr>
+              <w:spacing w:after="40" w:before="40"/>
+            </w:pPr>
+            <w:r>
+              <w:rPr>
+                <w:rFonts w:ascii="Arial" w:hAnsi="Arial"/>
+                <w:color w:val="1D1D1D"/>
+                <w:sz w:val="18"/>
+              </w:rPr>
+              <w:t>ENUM('admin', 'user')</w:t>
+            </w:r>
+          </w:p>
+        </w:tc>
+        <w:tc>
+          <w:tcPr>
+            <w:tcW w:type="dxa" w:w="2340"/>
+            <w:shd w:fill="FFFFFF"/>
+            <w:tcMar>
+              <w:top w:w="80" w:type="dxa"/>
+              <w:bottom w:w="80" w:type="dxa"/>
+              <w:left w:w="120" w:type="dxa"/>
+              <w:right w:w="120" w:type="dxa"/>
+            </w:tcMar>
+          </w:tcPr>
+          <w:p>
+            <w:pPr>
+              <w:spacing w:after="40" w:before="40"/>
+            </w:pPr>
+            <w:r>
+              <w:rPr>
+                <w:rFonts w:ascii="Arial" w:hAnsi="Arial"/>
+                <w:color w:val="1D1D1D"/>
+                <w:sz w:val="18"/>
+              </w:rPr>
+              <w:t>DEFAULT 'user'</w:t>
+            </w:r>
+          </w:p>
+        </w:tc>
+        <w:tc>
+          <w:tcPr>
+            <w:tcW w:type="dxa" w:w="2340"/>
+            <w:shd w:fill="FFFFFF"/>
+            <w:tcMar>
+              <w:top w:w="80" w:type="dxa"/>
+              <w:bottom w:w="80" w:type="dxa"/>
+              <w:left w:w="120" w:type="dxa"/>
+              <w:right w:w="120" w:type="dxa"/>
+            </w:tcMar>
+          </w:tcPr>
+          <w:p>
+            <w:pPr>
+              <w:spacing w:after="40" w:before="40"/>
+            </w:pPr>
+            <w:r>
+              <w:rPr>
+                <w:rFonts w:ascii="Arial" w:hAnsi="Arial"/>
+                <w:color w:val="1D1D1D"/>
+                <w:sz w:val="18"/>
+              </w:rPr>
+              <w:t>Hak akses pengguna dalam sistem.</w:t>
             </w:r>
           </w:p>
         </w:tc>
       </w:tr>
     </w:tbl>
-    <w:p/>
     <w:p>
+      <w:pPr>
+        <w:spacing w:before="160" w:after="80"/>
+      </w:pPr>
       <w:r>
-        <w:br w:type="page"/>
+        <w:rPr>
+          <w:rFonts w:ascii="Georgia" w:hAnsi="Georgia"/>
+          <w:b/>
+          <w:color w:val="4A154B"/>
+          <w:sz w:val="22"/>
+        </w:rPr>
+        <w:t>Tabel: produk (Katalog bunga segar)</w:t>
+      </w:r>
+    </w:p>
+    <w:tbl>
+      <w:tblPr>
+        <w:tblW w:type="auto" w:w="0"/>
+        <w:jc w:val="center"/>
+        <w:tblLook w:firstColumn="1" w:firstRow="1" w:lastColumn="0" w:lastRow="0" w:noHBand="0" w:noVBand="1" w:val="04A0"/>
+        <w:tblBorders>
+          <w:top w:val="single" w:sz="4" w:space="0" w:color="CCCCCC"/>
+          <w:bottom w:val="single" w:sz="4" w:space="0" w:color="CCCCCC"/>
+          <w:insideH w:val="single" w:sz="4" w:space="0" w:color="E6E6E6"/>
+          <w:insideV w:val="none"/>
+          <w:left w:val="none"/>
+          <w:right w:val="none"/>
+        </w:tblBorders>
+      </w:tblPr>
+      <w:tblGrid>
+        <w:gridCol w:w="2340"/>
+        <w:gridCol w:w="2340"/>
+        <w:gridCol w:w="2340"/>
+        <w:gridCol w:w="2340"/>
+      </w:tblGrid>
+      <w:tr>
+        <w:tc>
+          <w:tcPr>
+            <w:tcW w:type="dxa" w:w="2340"/>
+            <w:shd w:fill="592466"/>
+            <w:tcMar>
+              <w:top w:w="80" w:type="dxa"/>
+              <w:bottom w:w="80" w:type="dxa"/>
+              <w:left w:w="120" w:type="dxa"/>
+              <w:right w:w="120" w:type="dxa"/>
+            </w:tcMar>
+          </w:tcPr>
+          <w:p>
+            <w:r>
+              <w:rPr>
+                <w:rFonts w:ascii="Arial" w:hAnsi="Arial"/>
+                <w:b/>
+                <w:color w:val="FFFFFF"/>
+                <w:sz w:val="19"/>
+              </w:rPr>
+              <w:t>Kolom / Field</w:t>
+            </w:r>
+          </w:p>
+        </w:tc>
+        <w:tc>
+          <w:tcPr>
+            <w:tcW w:type="dxa" w:w="2340"/>
+            <w:shd w:fill="592466"/>
+            <w:tcMar>
+              <w:top w:w="80" w:type="dxa"/>
+              <w:bottom w:w="80" w:type="dxa"/>
+              <w:left w:w="120" w:type="dxa"/>
+              <w:right w:w="120" w:type="dxa"/>
+            </w:tcMar>
+          </w:tcPr>
+          <w:p>
+            <w:r>
+              <w:rPr>
+                <w:rFonts w:ascii="Arial" w:hAnsi="Arial"/>
+                <w:b/>
+                <w:color w:val="FFFFFF"/>
+                <w:sz w:val="19"/>
+              </w:rPr>
+              <w:t>Tipe Data</w:t>
+            </w:r>
+          </w:p>
+        </w:tc>
+        <w:tc>
+          <w:tcPr>
+            <w:tcW w:type="dxa" w:w="2340"/>
+            <w:shd w:fill="592466"/>
+            <w:tcMar>
+              <w:top w:w="80" w:type="dxa"/>
+              <w:bottom w:w="80" w:type="dxa"/>
+              <w:left w:w="120" w:type="dxa"/>
+              <w:right w:w="120" w:type="dxa"/>
+            </w:tcMar>
+          </w:tcPr>
+          <w:p>
+            <w:r>
+              <w:rPr>
+                <w:rFonts w:ascii="Arial" w:hAnsi="Arial"/>
+                <w:b/>
+                <w:color w:val="FFFFFF"/>
+                <w:sz w:val="19"/>
+              </w:rPr>
+              <w:t>Atribut / Kunci</w:t>
+            </w:r>
+          </w:p>
+        </w:tc>
+        <w:tc>
+          <w:tcPr>
+            <w:tcW w:type="dxa" w:w="2340"/>
+            <w:shd w:fill="592466"/>
+            <w:tcMar>
+              <w:top w:w="80" w:type="dxa"/>
+              <w:bottom w:w="80" w:type="dxa"/>
+              <w:left w:w="120" w:type="dxa"/>
+              <w:right w:w="120" w:type="dxa"/>
+            </w:tcMar>
+          </w:tcPr>
+          <w:p>
+            <w:r>
+              <w:rPr>
+                <w:rFonts w:ascii="Arial" w:hAnsi="Arial"/>
+                <w:b/>
+                <w:color w:val="FFFFFF"/>
+                <w:sz w:val="19"/>
+              </w:rPr>
+              <w:t>Deskripsi</w:t>
+            </w:r>
+          </w:p>
+        </w:tc>
+      </w:tr>
+      <w:tr>
+        <w:tc>
+          <w:tcPr>
+            <w:tcW w:type="dxa" w:w="2340"/>
+            <w:shd w:fill="FFFFFF"/>
+            <w:tcMar>
+              <w:top w:w="80" w:type="dxa"/>
+              <w:bottom w:w="80" w:type="dxa"/>
+              <w:left w:w="120" w:type="dxa"/>
+              <w:right w:w="120" w:type="dxa"/>
+            </w:tcMar>
+          </w:tcPr>
+          <w:p>
+            <w:pPr>
+              <w:spacing w:after="40" w:before="40"/>
+            </w:pPr>
+            <w:r>
+              <w:rPr>
+                <w:rFonts w:ascii="Arial" w:hAnsi="Arial"/>
+                <w:b/>
+                <w:color w:val="1D1D1D"/>
+                <w:sz w:val="18"/>
+              </w:rPr>
+              <w:t>id_produk</w:t>
+            </w:r>
+          </w:p>
+        </w:tc>
+        <w:tc>
+          <w:tcPr>
+            <w:tcW w:type="dxa" w:w="2340"/>
+            <w:shd w:fill="FFFFFF"/>
+            <w:tcMar>
+              <w:top w:w="80" w:type="dxa"/>
+              <w:bottom w:w="80" w:type="dxa"/>
+              <w:left w:w="120" w:type="dxa"/>
+              <w:right w:w="120" w:type="dxa"/>
+            </w:tcMar>
+          </w:tcPr>
+          <w:p>
+            <w:pPr>
+              <w:spacing w:after="40" w:before="40"/>
+            </w:pPr>
+            <w:r>
+              <w:rPr>
+                <w:rFonts w:ascii="Arial" w:hAnsi="Arial"/>
+                <w:color w:val="1D1D1D"/>
+                <w:sz w:val="18"/>
+              </w:rPr>
+              <w:t>INT</w:t>
+            </w:r>
+          </w:p>
+        </w:tc>
+        <w:tc>
+          <w:tcPr>
+            <w:tcW w:type="dxa" w:w="2340"/>
+            <w:shd w:fill="FFFFFF"/>
+            <w:tcMar>
+              <w:top w:w="80" w:type="dxa"/>
+              <w:bottom w:w="80" w:type="dxa"/>
+              <w:left w:w="120" w:type="dxa"/>
+              <w:right w:w="120" w:type="dxa"/>
+            </w:tcMar>
+          </w:tcPr>
+          <w:p>
+            <w:pPr>
+              <w:spacing w:after="40" w:before="40"/>
+            </w:pPr>
+            <w:r>
+              <w:rPr>
+                <w:rFonts w:ascii="Arial" w:hAnsi="Arial"/>
+                <w:color w:val="1D1D1D"/>
+                <w:sz w:val="18"/>
+              </w:rPr>
+              <w:t>PRIMARY KEY, AUTO_INCREMENT</w:t>
+            </w:r>
+          </w:p>
+        </w:tc>
+        <w:tc>
+          <w:tcPr>
+            <w:tcW w:type="dxa" w:w="2340"/>
+            <w:shd w:fill="FFFFFF"/>
+            <w:tcMar>
+              <w:top w:w="80" w:type="dxa"/>
+              <w:bottom w:w="80" w:type="dxa"/>
+              <w:left w:w="120" w:type="dxa"/>
+              <w:right w:w="120" w:type="dxa"/>
+            </w:tcMar>
+          </w:tcPr>
+          <w:p>
+            <w:pPr>
+              <w:spacing w:after="40" w:before="40"/>
+            </w:pPr>
+            <w:r>
+              <w:rPr>
+                <w:rFonts w:ascii="Arial" w:hAnsi="Arial"/>
+                <w:color w:val="1D1D1D"/>
+                <w:sz w:val="18"/>
+              </w:rPr>
+              <w:t>ID unik produk bunga.</w:t>
+            </w:r>
+          </w:p>
+        </w:tc>
+      </w:tr>
+      <w:tr>
+        <w:tc>
+          <w:tcPr>
+            <w:tcW w:type="dxa" w:w="2340"/>
+            <w:shd w:fill="F9F0FF"/>
+            <w:tcMar>
+              <w:top w:w="80" w:type="dxa"/>
+              <w:bottom w:w="80" w:type="dxa"/>
+              <w:left w:w="120" w:type="dxa"/>
+              <w:right w:w="120" w:type="dxa"/>
+            </w:tcMar>
+          </w:tcPr>
+          <w:p>
+            <w:pPr>
+              <w:spacing w:after="40" w:before="40"/>
+            </w:pPr>
+            <w:r>
+              <w:rPr>
+                <w:rFonts w:ascii="Arial" w:hAnsi="Arial"/>
+                <w:b/>
+                <w:color w:val="1D1D1D"/>
+                <w:sz w:val="18"/>
+              </w:rPr>
+              <w:t>nama_produk</w:t>
+            </w:r>
+          </w:p>
+        </w:tc>
+        <w:tc>
+          <w:tcPr>
+            <w:tcW w:type="dxa" w:w="2340"/>
+            <w:shd w:fill="F9F0FF"/>
+            <w:tcMar>
+              <w:top w:w="80" w:type="dxa"/>
+              <w:bottom w:w="80" w:type="dxa"/>
+              <w:left w:w="120" w:type="dxa"/>
+              <w:right w:w="120" w:type="dxa"/>
+            </w:tcMar>
+          </w:tcPr>
+          <w:p>
+            <w:pPr>
+              <w:spacing w:after="40" w:before="40"/>
+            </w:pPr>
+            <w:r>
+              <w:rPr>
+                <w:rFonts w:ascii="Arial" w:hAnsi="Arial"/>
+                <w:color w:val="1D1D1D"/>
+                <w:sz w:val="18"/>
+              </w:rPr>
+              <w:t>VARCHAR(150)</w:t>
+            </w:r>
+          </w:p>
+        </w:tc>
+        <w:tc>
+          <w:tcPr>
+            <w:tcW w:type="dxa" w:w="2340"/>
+            <w:shd w:fill="F9F0FF"/>
+            <w:tcMar>
+              <w:top w:w="80" w:type="dxa"/>
+              <w:bottom w:w="80" w:type="dxa"/>
+              <w:left w:w="120" w:type="dxa"/>
+              <w:right w:w="120" w:type="dxa"/>
+            </w:tcMar>
+          </w:tcPr>
+          <w:p>
+            <w:pPr>
+              <w:spacing w:after="40" w:before="40"/>
+            </w:pPr>
+            <w:r>
+              <w:rPr>
+                <w:rFonts w:ascii="Arial" w:hAnsi="Arial"/>
+                <w:color w:val="1D1D1D"/>
+                <w:sz w:val="18"/>
+              </w:rPr>
+              <w:t>NOT NULL</w:t>
+            </w:r>
+          </w:p>
+        </w:tc>
+        <w:tc>
+          <w:tcPr>
+            <w:tcW w:type="dxa" w:w="2340"/>
+            <w:shd w:fill="F9F0FF"/>
+            <w:tcMar>
+              <w:top w:w="80" w:type="dxa"/>
+              <w:bottom w:w="80" w:type="dxa"/>
+              <w:left w:w="120" w:type="dxa"/>
+              <w:right w:w="120" w:type="dxa"/>
+            </w:tcMar>
+          </w:tcPr>
+          <w:p>
+            <w:pPr>
+              <w:spacing w:after="40" w:before="40"/>
+            </w:pPr>
+            <w:r>
+              <w:rPr>
+                <w:rFonts w:ascii="Arial" w:hAnsi="Arial"/>
+                <w:color w:val="1D1D1D"/>
+                <w:sz w:val="18"/>
+              </w:rPr>
+              <w:t>Nama varietas bunga.</w:t>
+            </w:r>
+          </w:p>
+        </w:tc>
+      </w:tr>
+      <w:tr>
+        <w:tc>
+          <w:tcPr>
+            <w:tcW w:type="dxa" w:w="2340"/>
+            <w:shd w:fill="FFFFFF"/>
+            <w:tcMar>
+              <w:top w:w="80" w:type="dxa"/>
+              <w:bottom w:w="80" w:type="dxa"/>
+              <w:left w:w="120" w:type="dxa"/>
+              <w:right w:w="120" w:type="dxa"/>
+            </w:tcMar>
+          </w:tcPr>
+          <w:p>
+            <w:pPr>
+              <w:spacing w:after="40" w:before="40"/>
+            </w:pPr>
+            <w:r>
+              <w:rPr>
+                <w:rFonts w:ascii="Arial" w:hAnsi="Arial"/>
+                <w:b/>
+                <w:color w:val="1D1D1D"/>
+                <w:sz w:val="18"/>
+              </w:rPr>
+              <w:t>kategori</w:t>
+            </w:r>
+          </w:p>
+        </w:tc>
+        <w:tc>
+          <w:tcPr>
+            <w:tcW w:type="dxa" w:w="2340"/>
+            <w:shd w:fill="FFFFFF"/>
+            <w:tcMar>
+              <w:top w:w="80" w:type="dxa"/>
+              <w:bottom w:w="80" w:type="dxa"/>
+              <w:left w:w="120" w:type="dxa"/>
+              <w:right w:w="120" w:type="dxa"/>
+            </w:tcMar>
+          </w:tcPr>
+          <w:p>
+            <w:pPr>
+              <w:spacing w:after="40" w:before="40"/>
+            </w:pPr>
+            <w:r>
+              <w:rPr>
+                <w:rFonts w:ascii="Arial" w:hAnsi="Arial"/>
+                <w:color w:val="1D1D1D"/>
+                <w:sz w:val="18"/>
+              </w:rPr>
+              <w:t>VARCHAR(100)</w:t>
+            </w:r>
+          </w:p>
+        </w:tc>
+        <w:tc>
+          <w:tcPr>
+            <w:tcW w:type="dxa" w:w="2340"/>
+            <w:shd w:fill="FFFFFF"/>
+            <w:tcMar>
+              <w:top w:w="80" w:type="dxa"/>
+              <w:bottom w:w="80" w:type="dxa"/>
+              <w:left w:w="120" w:type="dxa"/>
+              <w:right w:w="120" w:type="dxa"/>
+            </w:tcMar>
+          </w:tcPr>
+          <w:p>
+            <w:pPr>
+              <w:spacing w:after="40" w:before="40"/>
+            </w:pPr>
+            <w:r>
+              <w:rPr>
+                <w:rFonts w:ascii="Arial" w:hAnsi="Arial"/>
+                <w:color w:val="1D1D1D"/>
+                <w:sz w:val="18"/>
+              </w:rPr>
+              <w:t>NOT NULL</w:t>
+            </w:r>
+          </w:p>
+        </w:tc>
+        <w:tc>
+          <w:tcPr>
+            <w:tcW w:type="dxa" w:w="2340"/>
+            <w:shd w:fill="FFFFFF"/>
+            <w:tcMar>
+              <w:top w:w="80" w:type="dxa"/>
+              <w:bottom w:w="80" w:type="dxa"/>
+              <w:left w:w="120" w:type="dxa"/>
+              <w:right w:w="120" w:type="dxa"/>
+            </w:tcMar>
+          </w:tcPr>
+          <w:p>
+            <w:pPr>
+              <w:spacing w:after="40" w:before="40"/>
+            </w:pPr>
+            <w:r>
+              <w:rPr>
+                <w:rFonts w:ascii="Arial" w:hAnsi="Arial"/>
+                <w:color w:val="1D1D1D"/>
+                <w:sz w:val="18"/>
+              </w:rPr>
+              <w:t>Kategori bunga (misal: Mawar, Lily).</w:t>
+            </w:r>
+          </w:p>
+        </w:tc>
+      </w:tr>
+      <w:tr>
+        <w:tc>
+          <w:tcPr>
+            <w:tcW w:type="dxa" w:w="2340"/>
+            <w:shd w:fill="F9F0FF"/>
+            <w:tcMar>
+              <w:top w:w="80" w:type="dxa"/>
+              <w:bottom w:w="80" w:type="dxa"/>
+              <w:left w:w="120" w:type="dxa"/>
+              <w:right w:w="120" w:type="dxa"/>
+            </w:tcMar>
+          </w:tcPr>
+          <w:p>
+            <w:pPr>
+              <w:spacing w:after="40" w:before="40"/>
+            </w:pPr>
+            <w:r>
+              <w:rPr>
+                <w:rFonts w:ascii="Arial" w:hAnsi="Arial"/>
+                <w:b/>
+                <w:color w:val="1D1D1D"/>
+                <w:sz w:val="18"/>
+              </w:rPr>
+              <w:t>harga</w:t>
+            </w:r>
+          </w:p>
+        </w:tc>
+        <w:tc>
+          <w:tcPr>
+            <w:tcW w:type="dxa" w:w="2340"/>
+            <w:shd w:fill="F9F0FF"/>
+            <w:tcMar>
+              <w:top w:w="80" w:type="dxa"/>
+              <w:bottom w:w="80" w:type="dxa"/>
+              <w:left w:w="120" w:type="dxa"/>
+              <w:right w:w="120" w:type="dxa"/>
+            </w:tcMar>
+          </w:tcPr>
+          <w:p>
+            <w:pPr>
+              <w:spacing w:after="40" w:before="40"/>
+            </w:pPr>
+            <w:r>
+              <w:rPr>
+                <w:rFonts w:ascii="Arial" w:hAnsi="Arial"/>
+                <w:color w:val="1D1D1D"/>
+                <w:sz w:val="18"/>
+              </w:rPr>
+              <w:t>INT</w:t>
+            </w:r>
+          </w:p>
+        </w:tc>
+        <w:tc>
+          <w:tcPr>
+            <w:tcW w:type="dxa" w:w="2340"/>
+            <w:shd w:fill="F9F0FF"/>
+            <w:tcMar>
+              <w:top w:w="80" w:type="dxa"/>
+              <w:bottom w:w="80" w:type="dxa"/>
+              <w:left w:w="120" w:type="dxa"/>
+              <w:right w:w="120" w:type="dxa"/>
+            </w:tcMar>
+          </w:tcPr>
+          <w:p>
+            <w:pPr>
+              <w:spacing w:after="40" w:before="40"/>
+            </w:pPr>
+            <w:r>
+              <w:rPr>
+                <w:rFonts w:ascii="Arial" w:hAnsi="Arial"/>
+                <w:color w:val="1D1D1D"/>
+                <w:sz w:val="18"/>
+              </w:rPr>
+              <w:t>NOT NULL</w:t>
+            </w:r>
+          </w:p>
+        </w:tc>
+        <w:tc>
+          <w:tcPr>
+            <w:tcW w:type="dxa" w:w="2340"/>
+            <w:shd w:fill="F9F0FF"/>
+            <w:tcMar>
+              <w:top w:w="80" w:type="dxa"/>
+              <w:bottom w:w="80" w:type="dxa"/>
+              <w:left w:w="120" w:type="dxa"/>
+              <w:right w:w="120" w:type="dxa"/>
+            </w:tcMar>
+          </w:tcPr>
+          <w:p>
+            <w:pPr>
+              <w:spacing w:after="40" w:before="40"/>
+            </w:pPr>
+            <w:r>
+              <w:rPr>
+                <w:rFonts w:ascii="Arial" w:hAnsi="Arial"/>
+                <w:color w:val="1D1D1D"/>
+                <w:sz w:val="18"/>
+              </w:rPr>
+              <w:t>Harga satuan dalam Rupiah.</w:t>
+            </w:r>
+          </w:p>
+        </w:tc>
+      </w:tr>
+      <w:tr>
+        <w:tc>
+          <w:tcPr>
+            <w:tcW w:type="dxa" w:w="2340"/>
+            <w:shd w:fill="FFFFFF"/>
+            <w:tcMar>
+              <w:top w:w="80" w:type="dxa"/>
+              <w:bottom w:w="80" w:type="dxa"/>
+              <w:left w:w="120" w:type="dxa"/>
+              <w:right w:w="120" w:type="dxa"/>
+            </w:tcMar>
+          </w:tcPr>
+          <w:p>
+            <w:pPr>
+              <w:spacing w:after="40" w:before="40"/>
+            </w:pPr>
+            <w:r>
+              <w:rPr>
+                <w:rFonts w:ascii="Arial" w:hAnsi="Arial"/>
+                <w:b/>
+                <w:color w:val="1D1D1D"/>
+                <w:sz w:val="18"/>
+              </w:rPr>
+              <w:t>stok</w:t>
+            </w:r>
+          </w:p>
+        </w:tc>
+        <w:tc>
+          <w:tcPr>
+            <w:tcW w:type="dxa" w:w="2340"/>
+            <w:shd w:fill="FFFFFF"/>
+            <w:tcMar>
+              <w:top w:w="80" w:type="dxa"/>
+              <w:bottom w:w="80" w:type="dxa"/>
+              <w:left w:w="120" w:type="dxa"/>
+              <w:right w:w="120" w:type="dxa"/>
+            </w:tcMar>
+          </w:tcPr>
+          <w:p>
+            <w:pPr>
+              <w:spacing w:after="40" w:before="40"/>
+            </w:pPr>
+            <w:r>
+              <w:rPr>
+                <w:rFonts w:ascii="Arial" w:hAnsi="Arial"/>
+                <w:color w:val="1D1D1D"/>
+                <w:sz w:val="18"/>
+              </w:rPr>
+              <w:t>INT</w:t>
+            </w:r>
+          </w:p>
+        </w:tc>
+        <w:tc>
+          <w:tcPr>
+            <w:tcW w:type="dxa" w:w="2340"/>
+            <w:shd w:fill="FFFFFF"/>
+            <w:tcMar>
+              <w:top w:w="80" w:type="dxa"/>
+              <w:bottom w:w="80" w:type="dxa"/>
+              <w:left w:w="120" w:type="dxa"/>
+              <w:right w:w="120" w:type="dxa"/>
+            </w:tcMar>
+          </w:tcPr>
+          <w:p>
+            <w:pPr>
+              <w:spacing w:after="40" w:before="40"/>
+            </w:pPr>
+            <w:r>
+              <w:rPr>
+                <w:rFonts w:ascii="Arial" w:hAnsi="Arial"/>
+                <w:color w:val="1D1D1D"/>
+                <w:sz w:val="18"/>
+              </w:rPr>
+              <w:t>NOT NULL, DEFAULT 0</w:t>
+            </w:r>
+          </w:p>
+        </w:tc>
+        <w:tc>
+          <w:tcPr>
+            <w:tcW w:type="dxa" w:w="2340"/>
+            <w:shd w:fill="FFFFFF"/>
+            <w:tcMar>
+              <w:top w:w="80" w:type="dxa"/>
+              <w:bottom w:w="80" w:type="dxa"/>
+              <w:left w:w="120" w:type="dxa"/>
+              <w:right w:w="120" w:type="dxa"/>
+            </w:tcMar>
+          </w:tcPr>
+          <w:p>
+            <w:pPr>
+              <w:spacing w:after="40" w:before="40"/>
+            </w:pPr>
+            <w:r>
+              <w:rPr>
+                <w:rFonts w:ascii="Arial" w:hAnsi="Arial"/>
+                <w:color w:val="1D1D1D"/>
+                <w:sz w:val="18"/>
+              </w:rPr>
+              <w:t>Kuantitas sisa stok bunga.</w:t>
+            </w:r>
+          </w:p>
+        </w:tc>
+      </w:tr>
+      <w:tr>
+        <w:tc>
+          <w:tcPr>
+            <w:tcW w:type="dxa" w:w="2340"/>
+            <w:shd w:fill="F9F0FF"/>
+            <w:tcMar>
+              <w:top w:w="80" w:type="dxa"/>
+              <w:bottom w:w="80" w:type="dxa"/>
+              <w:left w:w="120" w:type="dxa"/>
+              <w:right w:w="120" w:type="dxa"/>
+            </w:tcMar>
+          </w:tcPr>
+          <w:p>
+            <w:pPr>
+              <w:spacing w:after="40" w:before="40"/>
+            </w:pPr>
+            <w:r>
+              <w:rPr>
+                <w:rFonts w:ascii="Arial" w:hAnsi="Arial"/>
+                <w:b/>
+                <w:color w:val="1D1D1D"/>
+                <w:sz w:val="18"/>
+              </w:rPr>
+              <w:t>deskripsi</w:t>
+            </w:r>
+          </w:p>
+        </w:tc>
+        <w:tc>
+          <w:tcPr>
+            <w:tcW w:type="dxa" w:w="2340"/>
+            <w:shd w:fill="F9F0FF"/>
+            <w:tcMar>
+              <w:top w:w="80" w:type="dxa"/>
+              <w:bottom w:w="80" w:type="dxa"/>
+              <w:left w:w="120" w:type="dxa"/>
+              <w:right w:w="120" w:type="dxa"/>
+            </w:tcMar>
+          </w:tcPr>
+          <w:p>
+            <w:pPr>
+              <w:spacing w:after="40" w:before="40"/>
+            </w:pPr>
+            <w:r>
+              <w:rPr>
+                <w:rFonts w:ascii="Arial" w:hAnsi="Arial"/>
+                <w:color w:val="1D1D1D"/>
+                <w:sz w:val="18"/>
+              </w:rPr>
+              <w:t>TEXT</w:t>
+            </w:r>
+          </w:p>
+        </w:tc>
+        <w:tc>
+          <w:tcPr>
+            <w:tcW w:type="dxa" w:w="2340"/>
+            <w:shd w:fill="F9F0FF"/>
+            <w:tcMar>
+              <w:top w:w="80" w:type="dxa"/>
+              <w:bottom w:w="80" w:type="dxa"/>
+              <w:left w:w="120" w:type="dxa"/>
+              <w:right w:w="120" w:type="dxa"/>
+            </w:tcMar>
+          </w:tcPr>
+          <w:p>
+            <w:pPr>
+              <w:spacing w:after="40" w:before="40"/>
+            </w:pPr>
+            <w:r>
+              <w:rPr>
+                <w:rFonts w:ascii="Arial" w:hAnsi="Arial"/>
+                <w:color w:val="1D1D1D"/>
+                <w:sz w:val="18"/>
+              </w:rPr>
+              <w:t>NULL</w:t>
+            </w:r>
+          </w:p>
+        </w:tc>
+        <w:tc>
+          <w:tcPr>
+            <w:tcW w:type="dxa" w:w="2340"/>
+            <w:shd w:fill="F9F0FF"/>
+            <w:tcMar>
+              <w:top w:w="80" w:type="dxa"/>
+              <w:bottom w:w="80" w:type="dxa"/>
+              <w:left w:w="120" w:type="dxa"/>
+              <w:right w:w="120" w:type="dxa"/>
+            </w:tcMar>
+          </w:tcPr>
+          <w:p>
+            <w:pPr>
+              <w:spacing w:after="40" w:before="40"/>
+            </w:pPr>
+            <w:r>
+              <w:rPr>
+                <w:rFonts w:ascii="Arial" w:hAnsi="Arial"/>
+                <w:color w:val="1D1D1D"/>
+                <w:sz w:val="18"/>
+              </w:rPr>
+              <w:t>Detail bunga dan anjuran kesegaran.</w:t>
+            </w:r>
+          </w:p>
+        </w:tc>
+      </w:tr>
+      <w:tr>
+        <w:tc>
+          <w:tcPr>
+            <w:tcW w:type="dxa" w:w="2340"/>
+            <w:shd w:fill="FFFFFF"/>
+            <w:tcMar>
+              <w:top w:w="80" w:type="dxa"/>
+              <w:bottom w:w="80" w:type="dxa"/>
+              <w:left w:w="120" w:type="dxa"/>
+              <w:right w:w="120" w:type="dxa"/>
+            </w:tcMar>
+          </w:tcPr>
+          <w:p>
+            <w:pPr>
+              <w:spacing w:after="40" w:before="40"/>
+            </w:pPr>
+            <w:r>
+              <w:rPr>
+                <w:rFonts w:ascii="Arial" w:hAnsi="Arial"/>
+                <w:b/>
+                <w:color w:val="1D1D1D"/>
+                <w:sz w:val="18"/>
+              </w:rPr>
+              <w:t>gambar</w:t>
+            </w:r>
+          </w:p>
+        </w:tc>
+        <w:tc>
+          <w:tcPr>
+            <w:tcW w:type="dxa" w:w="2340"/>
+            <w:shd w:fill="FFFFFF"/>
+            <w:tcMar>
+              <w:top w:w="80" w:type="dxa"/>
+              <w:bottom w:w="80" w:type="dxa"/>
+              <w:left w:w="120" w:type="dxa"/>
+              <w:right w:w="120" w:type="dxa"/>
+            </w:tcMar>
+          </w:tcPr>
+          <w:p>
+            <w:pPr>
+              <w:spacing w:after="40" w:before="40"/>
+            </w:pPr>
+            <w:r>
+              <w:rPr>
+                <w:rFonts w:ascii="Arial" w:hAnsi="Arial"/>
+                <w:color w:val="1D1D1D"/>
+                <w:sz w:val="18"/>
+              </w:rPr>
+              <w:t>VARCHAR(255)</w:t>
+            </w:r>
+          </w:p>
+        </w:tc>
+        <w:tc>
+          <w:tcPr>
+            <w:tcW w:type="dxa" w:w="2340"/>
+            <w:shd w:fill="FFFFFF"/>
+            <w:tcMar>
+              <w:top w:w="80" w:type="dxa"/>
+              <w:bottom w:w="80" w:type="dxa"/>
+              <w:left w:w="120" w:type="dxa"/>
+              <w:right w:w="120" w:type="dxa"/>
+            </w:tcMar>
+          </w:tcPr>
+          <w:p>
+            <w:pPr>
+              <w:spacing w:after="40" w:before="40"/>
+            </w:pPr>
+            <w:r>
+              <w:rPr>
+                <w:rFonts w:ascii="Arial" w:hAnsi="Arial"/>
+                <w:color w:val="1D1D1D"/>
+                <w:sz w:val="18"/>
+              </w:rPr>
+              <w:t>NULL</w:t>
+            </w:r>
+          </w:p>
+        </w:tc>
+        <w:tc>
+          <w:tcPr>
+            <w:tcW w:type="dxa" w:w="2340"/>
+            <w:shd w:fill="FFFFFF"/>
+            <w:tcMar>
+              <w:top w:w="80" w:type="dxa"/>
+              <w:bottom w:w="80" w:type="dxa"/>
+              <w:left w:w="120" w:type="dxa"/>
+              <w:right w:w="120" w:type="dxa"/>
+            </w:tcMar>
+          </w:tcPr>
+          <w:p>
+            <w:pPr>
+              <w:spacing w:after="40" w:before="40"/>
+            </w:pPr>
+            <w:r>
+              <w:rPr>
+                <w:rFonts w:ascii="Arial" w:hAnsi="Arial"/>
+                <w:color w:val="1D1D1D"/>
+                <w:sz w:val="18"/>
+              </w:rPr>
+              <w:t>Nama file foto bunga di folder uploads.</w:t>
+            </w:r>
+          </w:p>
+        </w:tc>
+      </w:tr>
+    </w:tbl>
+    <w:p>
+      <w:pPr>
+        <w:spacing w:before="160" w:after="80"/>
+      </w:pPr>
+      <w:r>
+        <w:rPr>
+          <w:rFonts w:ascii="Georgia" w:hAnsi="Georgia"/>
+          <w:b/>
+          <w:color w:val="4A154B"/>
+          <w:sz w:val="22"/>
+        </w:rPr>
+        <w:t>Tabel: orders (Detail pesanan utama)</w:t>
+      </w:r>
+    </w:p>
+    <w:tbl>
+      <w:tblPr>
+        <w:tblW w:type="auto" w:w="0"/>
+        <w:jc w:val="center"/>
+        <w:tblLook w:firstColumn="1" w:firstRow="1" w:lastColumn="0" w:lastRow="0" w:noHBand="0" w:noVBand="1" w:val="04A0"/>
+        <w:tblBorders>
+          <w:top w:val="single" w:sz="4" w:space="0" w:color="CCCCCC"/>
+          <w:bottom w:val="single" w:sz="4" w:space="0" w:color="CCCCCC"/>
+          <w:insideH w:val="single" w:sz="4" w:space="0" w:color="E6E6E6"/>
+          <w:insideV w:val="none"/>
+          <w:left w:val="none"/>
+          <w:right w:val="none"/>
+        </w:tblBorders>
+      </w:tblPr>
+      <w:tblGrid>
+        <w:gridCol w:w="2340"/>
+        <w:gridCol w:w="2340"/>
+        <w:gridCol w:w="2340"/>
+        <w:gridCol w:w="2340"/>
+      </w:tblGrid>
+      <w:tr>
+        <w:tc>
+          <w:tcPr>
+            <w:tcW w:type="dxa" w:w="2340"/>
+            <w:shd w:fill="592466"/>
+            <w:tcMar>
+              <w:top w:w="80" w:type="dxa"/>
+              <w:bottom w:w="80" w:type="dxa"/>
+              <w:left w:w="120" w:type="dxa"/>
+              <w:right w:w="120" w:type="dxa"/>
+            </w:tcMar>
+          </w:tcPr>
+          <w:p>
+            <w:r>
+              <w:rPr>
+                <w:rFonts w:ascii="Arial" w:hAnsi="Arial"/>
+                <w:b/>
+                <w:color w:val="FFFFFF"/>
+                <w:sz w:val="19"/>
+              </w:rPr>
+              <w:t>Kolom / Field</w:t>
+            </w:r>
+          </w:p>
+        </w:tc>
+        <w:tc>
+          <w:tcPr>
+            <w:tcW w:type="dxa" w:w="2340"/>
+            <w:shd w:fill="592466"/>
+            <w:tcMar>
+              <w:top w:w="80" w:type="dxa"/>
+              <w:bottom w:w="80" w:type="dxa"/>
+              <w:left w:w="120" w:type="dxa"/>
+              <w:right w:w="120" w:type="dxa"/>
+            </w:tcMar>
+          </w:tcPr>
+          <w:p>
+            <w:r>
+              <w:rPr>
+                <w:rFonts w:ascii="Arial" w:hAnsi="Arial"/>
+                <w:b/>
+                <w:color w:val="FFFFFF"/>
+                <w:sz w:val="19"/>
+              </w:rPr>
+              <w:t>Tipe Data</w:t>
+            </w:r>
+          </w:p>
+        </w:tc>
+        <w:tc>
+          <w:tcPr>
+            <w:tcW w:type="dxa" w:w="2340"/>
+            <w:shd w:fill="592466"/>
+            <w:tcMar>
+              <w:top w:w="80" w:type="dxa"/>
+              <w:bottom w:w="80" w:type="dxa"/>
+              <w:left w:w="120" w:type="dxa"/>
+              <w:right w:w="120" w:type="dxa"/>
+            </w:tcMar>
+          </w:tcPr>
+          <w:p>
+            <w:r>
+              <w:rPr>
+                <w:rFonts w:ascii="Arial" w:hAnsi="Arial"/>
+                <w:b/>
+                <w:color w:val="FFFFFF"/>
+                <w:sz w:val="19"/>
+              </w:rPr>
+              <w:t>Atribut / Kunci</w:t>
+            </w:r>
+          </w:p>
+        </w:tc>
+        <w:tc>
+          <w:tcPr>
+            <w:tcW w:type="dxa" w:w="2340"/>
+            <w:shd w:fill="592466"/>
+            <w:tcMar>
+              <w:top w:w="80" w:type="dxa"/>
+              <w:bottom w:w="80" w:type="dxa"/>
+              <w:left w:w="120" w:type="dxa"/>
+              <w:right w:w="120" w:type="dxa"/>
+            </w:tcMar>
+          </w:tcPr>
+          <w:p>
+            <w:r>
+              <w:rPr>
+                <w:rFonts w:ascii="Arial" w:hAnsi="Arial"/>
+                <w:b/>
+                <w:color w:val="FFFFFF"/>
+                <w:sz w:val="19"/>
+              </w:rPr>
+              <w:t>Deskripsi</w:t>
+            </w:r>
+          </w:p>
+        </w:tc>
+      </w:tr>
+      <w:tr>
+        <w:tc>
+          <w:tcPr>
+            <w:tcW w:type="dxa" w:w="2340"/>
+            <w:shd w:fill="FFFFFF"/>
+            <w:tcMar>
+              <w:top w:w="80" w:type="dxa"/>
+              <w:bottom w:w="80" w:type="dxa"/>
+              <w:left w:w="120" w:type="dxa"/>
+              <w:right w:w="120" w:type="dxa"/>
+            </w:tcMar>
+          </w:tcPr>
+          <w:p>
+            <w:pPr>
+              <w:spacing w:after="40" w:before="40"/>
+            </w:pPr>
+            <w:r>
+              <w:rPr>
+                <w:rFonts w:ascii="Arial" w:hAnsi="Arial"/>
+                <w:b/>
+                <w:color w:val="1D1D1D"/>
+                <w:sz w:val="18"/>
+              </w:rPr>
+              <w:t>id_order</w:t>
+            </w:r>
+          </w:p>
+        </w:tc>
+        <w:tc>
+          <w:tcPr>
+            <w:tcW w:type="dxa" w:w="2340"/>
+            <w:shd w:fill="FFFFFF"/>
+            <w:tcMar>
+              <w:top w:w="80" w:type="dxa"/>
+              <w:bottom w:w="80" w:type="dxa"/>
+              <w:left w:w="120" w:type="dxa"/>
+              <w:right w:w="120" w:type="dxa"/>
+            </w:tcMar>
+          </w:tcPr>
+          <w:p>
+            <w:pPr>
+              <w:spacing w:after="40" w:before="40"/>
+            </w:pPr>
+            <w:r>
+              <w:rPr>
+                <w:rFonts w:ascii="Arial" w:hAnsi="Arial"/>
+                <w:color w:val="1D1D1D"/>
+                <w:sz w:val="18"/>
+              </w:rPr>
+              <w:t>INT</w:t>
+            </w:r>
+          </w:p>
+        </w:tc>
+        <w:tc>
+          <w:tcPr>
+            <w:tcW w:type="dxa" w:w="2340"/>
+            <w:shd w:fill="FFFFFF"/>
+            <w:tcMar>
+              <w:top w:w="80" w:type="dxa"/>
+              <w:bottom w:w="80" w:type="dxa"/>
+              <w:left w:w="120" w:type="dxa"/>
+              <w:right w:w="120" w:type="dxa"/>
+            </w:tcMar>
+          </w:tcPr>
+          <w:p>
+            <w:pPr>
+              <w:spacing w:after="40" w:before="40"/>
+            </w:pPr>
+            <w:r>
+              <w:rPr>
+                <w:rFonts w:ascii="Arial" w:hAnsi="Arial"/>
+                <w:color w:val="1D1D1D"/>
+                <w:sz w:val="18"/>
+              </w:rPr>
+              <w:t>PRIMARY KEY, AUTO_INCREMENT</w:t>
+            </w:r>
+          </w:p>
+        </w:tc>
+        <w:tc>
+          <w:tcPr>
+            <w:tcW w:type="dxa" w:w="2340"/>
+            <w:shd w:fill="FFFFFF"/>
+            <w:tcMar>
+              <w:top w:w="80" w:type="dxa"/>
+              <w:bottom w:w="80" w:type="dxa"/>
+              <w:left w:w="120" w:type="dxa"/>
+              <w:right w:w="120" w:type="dxa"/>
+            </w:tcMar>
+          </w:tcPr>
+          <w:p>
+            <w:pPr>
+              <w:spacing w:after="40" w:before="40"/>
+            </w:pPr>
+            <w:r>
+              <w:rPr>
+                <w:rFonts w:ascii="Arial" w:hAnsi="Arial"/>
+                <w:color w:val="1D1D1D"/>
+                <w:sz w:val="18"/>
+              </w:rPr>
+              <w:t>ID unik transaksi pesanan.</w:t>
+            </w:r>
+          </w:p>
+        </w:tc>
+      </w:tr>
+      <w:tr>
+        <w:tc>
+          <w:tcPr>
+            <w:tcW w:type="dxa" w:w="2340"/>
+            <w:shd w:fill="F9F0FF"/>
+            <w:tcMar>
+              <w:top w:w="80" w:type="dxa"/>
+              <w:bottom w:w="80" w:type="dxa"/>
+              <w:left w:w="120" w:type="dxa"/>
+              <w:right w:w="120" w:type="dxa"/>
+            </w:tcMar>
+          </w:tcPr>
+          <w:p>
+            <w:pPr>
+              <w:spacing w:after="40" w:before="40"/>
+            </w:pPr>
+            <w:r>
+              <w:rPr>
+                <w:rFonts w:ascii="Arial" w:hAnsi="Arial"/>
+                <w:b/>
+                <w:color w:val="1D1D1D"/>
+                <w:sz w:val="18"/>
+              </w:rPr>
+              <w:t>id_user</w:t>
+            </w:r>
+          </w:p>
+        </w:tc>
+        <w:tc>
+          <w:tcPr>
+            <w:tcW w:type="dxa" w:w="2340"/>
+            <w:shd w:fill="F9F0FF"/>
+            <w:tcMar>
+              <w:top w:w="80" w:type="dxa"/>
+              <w:bottom w:w="80" w:type="dxa"/>
+              <w:left w:w="120" w:type="dxa"/>
+              <w:right w:w="120" w:type="dxa"/>
+            </w:tcMar>
+          </w:tcPr>
+          <w:p>
+            <w:pPr>
+              <w:spacing w:after="40" w:before="40"/>
+            </w:pPr>
+            <w:r>
+              <w:rPr>
+                <w:rFonts w:ascii="Arial" w:hAnsi="Arial"/>
+                <w:color w:val="1D1D1D"/>
+                <w:sz w:val="18"/>
+              </w:rPr>
+              <w:t>INT</w:t>
+            </w:r>
+          </w:p>
+        </w:tc>
+        <w:tc>
+          <w:tcPr>
+            <w:tcW w:type="dxa" w:w="2340"/>
+            <w:shd w:fill="F9F0FF"/>
+            <w:tcMar>
+              <w:top w:w="80" w:type="dxa"/>
+              <w:bottom w:w="80" w:type="dxa"/>
+              <w:left w:w="120" w:type="dxa"/>
+              <w:right w:w="120" w:type="dxa"/>
+            </w:tcMar>
+          </w:tcPr>
+          <w:p>
+            <w:pPr>
+              <w:spacing w:after="40" w:before="40"/>
+            </w:pPr>
+            <w:r>
+              <w:rPr>
+                <w:rFonts w:ascii="Arial" w:hAnsi="Arial"/>
+                <w:color w:val="1D1D1D"/>
+                <w:sz w:val="18"/>
+              </w:rPr>
+              <w:t>FOREIGN KEY -&gt; users(id)</w:t>
+            </w:r>
+          </w:p>
+        </w:tc>
+        <w:tc>
+          <w:tcPr>
+            <w:tcW w:type="dxa" w:w="2340"/>
+            <w:shd w:fill="F9F0FF"/>
+            <w:tcMar>
+              <w:top w:w="80" w:type="dxa"/>
+              <w:bottom w:w="80" w:type="dxa"/>
+              <w:left w:w="120" w:type="dxa"/>
+              <w:right w:w="120" w:type="dxa"/>
+            </w:tcMar>
+          </w:tcPr>
+          <w:p>
+            <w:pPr>
+              <w:spacing w:after="40" w:before="40"/>
+            </w:pPr>
+            <w:r>
+              <w:rPr>
+                <w:rFonts w:ascii="Arial" w:hAnsi="Arial"/>
+                <w:color w:val="1D1D1D"/>
+                <w:sz w:val="18"/>
+              </w:rPr>
+              <w:t>ID pembeli.</w:t>
+            </w:r>
+          </w:p>
+        </w:tc>
+      </w:tr>
+      <w:tr>
+        <w:tc>
+          <w:tcPr>
+            <w:tcW w:type="dxa" w:w="2340"/>
+            <w:shd w:fill="FFFFFF"/>
+            <w:tcMar>
+              <w:top w:w="80" w:type="dxa"/>
+              <w:bottom w:w="80" w:type="dxa"/>
+              <w:left w:w="120" w:type="dxa"/>
+              <w:right w:w="120" w:type="dxa"/>
+            </w:tcMar>
+          </w:tcPr>
+          <w:p>
+            <w:pPr>
+              <w:spacing w:after="40" w:before="40"/>
+            </w:pPr>
+            <w:r>
+              <w:rPr>
+                <w:rFonts w:ascii="Arial" w:hAnsi="Arial"/>
+                <w:b/>
+                <w:color w:val="1D1D1D"/>
+                <w:sz w:val="18"/>
+              </w:rPr>
+              <w:t>tanggal</w:t>
+            </w:r>
+          </w:p>
+        </w:tc>
+        <w:tc>
+          <w:tcPr>
+            <w:tcW w:type="dxa" w:w="2340"/>
+            <w:shd w:fill="FFFFFF"/>
+            <w:tcMar>
+              <w:top w:w="80" w:type="dxa"/>
+              <w:bottom w:w="80" w:type="dxa"/>
+              <w:left w:w="120" w:type="dxa"/>
+              <w:right w:w="120" w:type="dxa"/>
+            </w:tcMar>
+          </w:tcPr>
+          <w:p>
+            <w:pPr>
+              <w:spacing w:after="40" w:before="40"/>
+            </w:pPr>
+            <w:r>
+              <w:rPr>
+                <w:rFonts w:ascii="Arial" w:hAnsi="Arial"/>
+                <w:color w:val="1D1D1D"/>
+                <w:sz w:val="18"/>
+              </w:rPr>
+              <w:t>TIMESTAMP</w:t>
+            </w:r>
+          </w:p>
+        </w:tc>
+        <w:tc>
+          <w:tcPr>
+            <w:tcW w:type="dxa" w:w="2340"/>
+            <w:shd w:fill="FFFFFF"/>
+            <w:tcMar>
+              <w:top w:w="80" w:type="dxa"/>
+              <w:bottom w:w="80" w:type="dxa"/>
+              <w:left w:w="120" w:type="dxa"/>
+              <w:right w:w="120" w:type="dxa"/>
+            </w:tcMar>
+          </w:tcPr>
+          <w:p>
+            <w:pPr>
+              <w:spacing w:after="40" w:before="40"/>
+            </w:pPr>
+            <w:r>
+              <w:rPr>
+                <w:rFonts w:ascii="Arial" w:hAnsi="Arial"/>
+                <w:color w:val="1D1D1D"/>
+                <w:sz w:val="18"/>
+              </w:rPr>
+              <w:t>DEFAULT CURRENT_TIMESTAMP</w:t>
+            </w:r>
+          </w:p>
+        </w:tc>
+        <w:tc>
+          <w:tcPr>
+            <w:tcW w:type="dxa" w:w="2340"/>
+            <w:shd w:fill="FFFFFF"/>
+            <w:tcMar>
+              <w:top w:w="80" w:type="dxa"/>
+              <w:bottom w:w="80" w:type="dxa"/>
+              <w:left w:w="120" w:type="dxa"/>
+              <w:right w:w="120" w:type="dxa"/>
+            </w:tcMar>
+          </w:tcPr>
+          <w:p>
+            <w:pPr>
+              <w:spacing w:after="40" w:before="40"/>
+            </w:pPr>
+            <w:r>
+              <w:rPr>
+                <w:rFonts w:ascii="Arial" w:hAnsi="Arial"/>
+                <w:color w:val="1D1D1D"/>
+                <w:sz w:val="18"/>
+              </w:rPr>
+              <w:t>Tanggal pemesanan dibuat.</w:t>
+            </w:r>
+          </w:p>
+        </w:tc>
+      </w:tr>
+      <w:tr>
+        <w:tc>
+          <w:tcPr>
+            <w:tcW w:type="dxa" w:w="2340"/>
+            <w:shd w:fill="F9F0FF"/>
+            <w:tcMar>
+              <w:top w:w="80" w:type="dxa"/>
+              <w:bottom w:w="80" w:type="dxa"/>
+              <w:left w:w="120" w:type="dxa"/>
+              <w:right w:w="120" w:type="dxa"/>
+            </w:tcMar>
+          </w:tcPr>
+          <w:p>
+            <w:pPr>
+              <w:spacing w:after="40" w:before="40"/>
+            </w:pPr>
+            <w:r>
+              <w:rPr>
+                <w:rFonts w:ascii="Arial" w:hAnsi="Arial"/>
+                <w:b/>
+                <w:color w:val="1D1D1D"/>
+                <w:sz w:val="18"/>
+              </w:rPr>
+              <w:t>total_harga</w:t>
+            </w:r>
+          </w:p>
+        </w:tc>
+        <w:tc>
+          <w:tcPr>
+            <w:tcW w:type="dxa" w:w="2340"/>
+            <w:shd w:fill="F9F0FF"/>
+            <w:tcMar>
+              <w:top w:w="80" w:type="dxa"/>
+              <w:bottom w:w="80" w:type="dxa"/>
+              <w:left w:w="120" w:type="dxa"/>
+              <w:right w:w="120" w:type="dxa"/>
+            </w:tcMar>
+          </w:tcPr>
+          <w:p>
+            <w:pPr>
+              <w:spacing w:after="40" w:before="40"/>
+            </w:pPr>
+            <w:r>
+              <w:rPr>
+                <w:rFonts w:ascii="Arial" w:hAnsi="Arial"/>
+                <w:color w:val="1D1D1D"/>
+                <w:sz w:val="18"/>
+              </w:rPr>
+              <w:t>INT</w:t>
+            </w:r>
+          </w:p>
+        </w:tc>
+        <w:tc>
+          <w:tcPr>
+            <w:tcW w:type="dxa" w:w="2340"/>
+            <w:shd w:fill="F9F0FF"/>
+            <w:tcMar>
+              <w:top w:w="80" w:type="dxa"/>
+              <w:bottom w:w="80" w:type="dxa"/>
+              <w:left w:w="120" w:type="dxa"/>
+              <w:right w:w="120" w:type="dxa"/>
+            </w:tcMar>
+          </w:tcPr>
+          <w:p>
+            <w:pPr>
+              <w:spacing w:after="40" w:before="40"/>
+            </w:pPr>
+            <w:r>
+              <w:rPr>
+                <w:rFonts w:ascii="Arial" w:hAnsi="Arial"/>
+                <w:color w:val="1D1D1D"/>
+                <w:sz w:val="18"/>
+              </w:rPr>
+              <w:t>NOT NULL</w:t>
+            </w:r>
+          </w:p>
+        </w:tc>
+        <w:tc>
+          <w:tcPr>
+            <w:tcW w:type="dxa" w:w="2340"/>
+            <w:shd w:fill="F9F0FF"/>
+            <w:tcMar>
+              <w:top w:w="80" w:type="dxa"/>
+              <w:bottom w:w="80" w:type="dxa"/>
+              <w:left w:w="120" w:type="dxa"/>
+              <w:right w:w="120" w:type="dxa"/>
+            </w:tcMar>
+          </w:tcPr>
+          <w:p>
+            <w:pPr>
+              <w:spacing w:after="40" w:before="40"/>
+            </w:pPr>
+            <w:r>
+              <w:rPr>
+                <w:rFonts w:ascii="Arial" w:hAnsi="Arial"/>
+                <w:color w:val="1D1D1D"/>
+                <w:sz w:val="18"/>
+              </w:rPr>
+              <w:t>Total biaya belanja seluruhnya.</w:t>
+            </w:r>
+          </w:p>
+        </w:tc>
+      </w:tr>
+      <w:tr>
+        <w:tc>
+          <w:tcPr>
+            <w:tcW w:type="dxa" w:w="2340"/>
+            <w:shd w:fill="FFFFFF"/>
+            <w:tcMar>
+              <w:top w:w="80" w:type="dxa"/>
+              <w:bottom w:w="80" w:type="dxa"/>
+              <w:left w:w="120" w:type="dxa"/>
+              <w:right w:w="120" w:type="dxa"/>
+            </w:tcMar>
+          </w:tcPr>
+          <w:p>
+            <w:pPr>
+              <w:spacing w:after="40" w:before="40"/>
+            </w:pPr>
+            <w:r>
+              <w:rPr>
+                <w:rFonts w:ascii="Arial" w:hAnsi="Arial"/>
+                <w:b/>
+                <w:color w:val="1D1D1D"/>
+                <w:sz w:val="18"/>
+              </w:rPr>
+              <w:t>status</w:t>
+            </w:r>
+          </w:p>
+        </w:tc>
+        <w:tc>
+          <w:tcPr>
+            <w:tcW w:type="dxa" w:w="2340"/>
+            <w:shd w:fill="FFFFFF"/>
+            <w:tcMar>
+              <w:top w:w="80" w:type="dxa"/>
+              <w:bottom w:w="80" w:type="dxa"/>
+              <w:left w:w="120" w:type="dxa"/>
+              <w:right w:w="120" w:type="dxa"/>
+            </w:tcMar>
+          </w:tcPr>
+          <w:p>
+            <w:pPr>
+              <w:spacing w:after="40" w:before="40"/>
+            </w:pPr>
+            <w:r>
+              <w:rPr>
+                <w:rFonts w:ascii="Arial" w:hAnsi="Arial"/>
+                <w:color w:val="1D1D1D"/>
+                <w:sz w:val="18"/>
+              </w:rPr>
+              <w:t>VARCHAR(50)</w:t>
+            </w:r>
+          </w:p>
+        </w:tc>
+        <w:tc>
+          <w:tcPr>
+            <w:tcW w:type="dxa" w:w="2340"/>
+            <w:shd w:fill="FFFFFF"/>
+            <w:tcMar>
+              <w:top w:w="80" w:type="dxa"/>
+              <w:bottom w:w="80" w:type="dxa"/>
+              <w:left w:w="120" w:type="dxa"/>
+              <w:right w:w="120" w:type="dxa"/>
+            </w:tcMar>
+          </w:tcPr>
+          <w:p>
+            <w:pPr>
+              <w:spacing w:after="40" w:before="40"/>
+            </w:pPr>
+            <w:r>
+              <w:rPr>
+                <w:rFonts w:ascii="Arial" w:hAnsi="Arial"/>
+                <w:color w:val="1D1D1D"/>
+                <w:sz w:val="18"/>
+              </w:rPr>
+              <w:t>DEFAULT 'pending'</w:t>
+            </w:r>
+          </w:p>
+        </w:tc>
+        <w:tc>
+          <w:tcPr>
+            <w:tcW w:type="dxa" w:w="2340"/>
+            <w:shd w:fill="FFFFFF"/>
+            <w:tcMar>
+              <w:top w:w="80" w:type="dxa"/>
+              <w:bottom w:w="80" w:type="dxa"/>
+              <w:left w:w="120" w:type="dxa"/>
+              <w:right w:w="120" w:type="dxa"/>
+            </w:tcMar>
+          </w:tcPr>
+          <w:p>
+            <w:pPr>
+              <w:spacing w:after="40" w:before="40"/>
+            </w:pPr>
+            <w:r>
+              <w:rPr>
+                <w:rFonts w:ascii="Arial" w:hAnsi="Arial"/>
+                <w:color w:val="1D1D1D"/>
+                <w:sz w:val="18"/>
+              </w:rPr>
+              <w:t>Status order (pending, paid, completed, cancelled).</w:t>
+            </w:r>
+          </w:p>
+        </w:tc>
+      </w:tr>
+      <w:tr>
+        <w:tc>
+          <w:tcPr>
+            <w:tcW w:type="dxa" w:w="2340"/>
+            <w:shd w:fill="F9F0FF"/>
+            <w:tcMar>
+              <w:top w:w="80" w:type="dxa"/>
+              <w:bottom w:w="80" w:type="dxa"/>
+              <w:left w:w="120" w:type="dxa"/>
+              <w:right w:w="120" w:type="dxa"/>
+            </w:tcMar>
+          </w:tcPr>
+          <w:p>
+            <w:pPr>
+              <w:spacing w:after="40" w:before="40"/>
+            </w:pPr>
+            <w:r>
+              <w:rPr>
+                <w:rFonts w:ascii="Arial" w:hAnsi="Arial"/>
+                <w:b/>
+                <w:color w:val="1D1D1D"/>
+                <w:sz w:val="18"/>
+              </w:rPr>
+              <w:t>alamat_pengiriman</w:t>
+            </w:r>
+          </w:p>
+        </w:tc>
+        <w:tc>
+          <w:tcPr>
+            <w:tcW w:type="dxa" w:w="2340"/>
+            <w:shd w:fill="F9F0FF"/>
+            <w:tcMar>
+              <w:top w:w="80" w:type="dxa"/>
+              <w:bottom w:w="80" w:type="dxa"/>
+              <w:left w:w="120" w:type="dxa"/>
+              <w:right w:w="120" w:type="dxa"/>
+            </w:tcMar>
+          </w:tcPr>
+          <w:p>
+            <w:pPr>
+              <w:spacing w:after="40" w:before="40"/>
+            </w:pPr>
+            <w:r>
+              <w:rPr>
+                <w:rFonts w:ascii="Arial" w:hAnsi="Arial"/>
+                <w:color w:val="1D1D1D"/>
+                <w:sz w:val="18"/>
+              </w:rPr>
+              <w:t>TEXT</w:t>
+            </w:r>
+          </w:p>
+        </w:tc>
+        <w:tc>
+          <w:tcPr>
+            <w:tcW w:type="dxa" w:w="2340"/>
+            <w:shd w:fill="F9F0FF"/>
+            <w:tcMar>
+              <w:top w:w="80" w:type="dxa"/>
+              <w:bottom w:w="80" w:type="dxa"/>
+              <w:left w:w="120" w:type="dxa"/>
+              <w:right w:w="120" w:type="dxa"/>
+            </w:tcMar>
+          </w:tcPr>
+          <w:p>
+            <w:pPr>
+              <w:spacing w:after="40" w:before="40"/>
+            </w:pPr>
+            <w:r>
+              <w:rPr>
+                <w:rFonts w:ascii="Arial" w:hAnsi="Arial"/>
+                <w:color w:val="1D1D1D"/>
+                <w:sz w:val="18"/>
+              </w:rPr>
+              <w:t>NULL</w:t>
+            </w:r>
+          </w:p>
+        </w:tc>
+        <w:tc>
+          <w:tcPr>
+            <w:tcW w:type="dxa" w:w="2340"/>
+            <w:shd w:fill="F9F0FF"/>
+            <w:tcMar>
+              <w:top w:w="80" w:type="dxa"/>
+              <w:bottom w:w="80" w:type="dxa"/>
+              <w:left w:w="120" w:type="dxa"/>
+              <w:right w:w="120" w:type="dxa"/>
+            </w:tcMar>
+          </w:tcPr>
+          <w:p>
+            <w:pPr>
+              <w:spacing w:after="40" w:before="40"/>
+            </w:pPr>
+            <w:r>
+              <w:rPr>
+                <w:rFonts w:ascii="Arial" w:hAnsi="Arial"/>
+                <w:color w:val="1D1D1D"/>
+                <w:sz w:val="18"/>
+              </w:rPr>
+              <w:t>Alamat tujuan pengantaran bunga.</w:t>
+            </w:r>
+          </w:p>
+        </w:tc>
+      </w:tr>
+    </w:tbl>
+    <w:p>
+      <w:pPr>
+        <w:spacing w:before="160" w:after="80"/>
+      </w:pPr>
+      <w:r>
+        <w:rPr>
+          <w:rFonts w:ascii="Georgia" w:hAnsi="Georgia"/>
+          <w:b/>
+          <w:color w:val="4A154B"/>
+          <w:sz w:val="22"/>
+        </w:rPr>
+        <w:t>Tabel: order_detail (Detail item pesanan)</w:t>
+      </w:r>
+    </w:p>
+    <w:tbl>
+      <w:tblPr>
+        <w:tblW w:type="auto" w:w="0"/>
+        <w:jc w:val="center"/>
+        <w:tblLook w:firstColumn="1" w:firstRow="1" w:lastColumn="0" w:lastRow="0" w:noHBand="0" w:noVBand="1" w:val="04A0"/>
+        <w:tblBorders>
+          <w:top w:val="single" w:sz="4" w:space="0" w:color="CCCCCC"/>
+          <w:bottom w:val="single" w:sz="4" w:space="0" w:color="CCCCCC"/>
+          <w:insideH w:val="single" w:sz="4" w:space="0" w:color="E6E6E6"/>
+          <w:insideV w:val="none"/>
+          <w:left w:val="none"/>
+          <w:right w:val="none"/>
+        </w:tblBorders>
+      </w:tblPr>
+      <w:tblGrid>
+        <w:gridCol w:w="2340"/>
+        <w:gridCol w:w="2340"/>
+        <w:gridCol w:w="2340"/>
+        <w:gridCol w:w="2340"/>
+      </w:tblGrid>
+      <w:tr>
+        <w:tc>
+          <w:tcPr>
+            <w:tcW w:type="dxa" w:w="2340"/>
+            <w:shd w:fill="592466"/>
+            <w:tcMar>
+              <w:top w:w="80" w:type="dxa"/>
+              <w:bottom w:w="80" w:type="dxa"/>
+              <w:left w:w="120" w:type="dxa"/>
+              <w:right w:w="120" w:type="dxa"/>
+            </w:tcMar>
+          </w:tcPr>
+          <w:p>
+            <w:r>
+              <w:rPr>
+                <w:rFonts w:ascii="Arial" w:hAnsi="Arial"/>
+                <w:b/>
+                <w:color w:val="FFFFFF"/>
+                <w:sz w:val="19"/>
+              </w:rPr>
+              <w:t>Kolom / Field</w:t>
+            </w:r>
+          </w:p>
+        </w:tc>
+        <w:tc>
+          <w:tcPr>
+            <w:tcW w:type="dxa" w:w="2340"/>
+            <w:shd w:fill="592466"/>
+            <w:tcMar>
+              <w:top w:w="80" w:type="dxa"/>
+              <w:bottom w:w="80" w:type="dxa"/>
+              <w:left w:w="120" w:type="dxa"/>
+              <w:right w:w="120" w:type="dxa"/>
+            </w:tcMar>
+          </w:tcPr>
+          <w:p>
+            <w:r>
+              <w:rPr>
+                <w:rFonts w:ascii="Arial" w:hAnsi="Arial"/>
+                <w:b/>
+                <w:color w:val="FFFFFF"/>
+                <w:sz w:val="19"/>
+              </w:rPr>
+              <w:t>Tipe Data</w:t>
+            </w:r>
+          </w:p>
+        </w:tc>
+        <w:tc>
+          <w:tcPr>
+            <w:tcW w:type="dxa" w:w="2340"/>
+            <w:shd w:fill="592466"/>
+            <w:tcMar>
+              <w:top w:w="80" w:type="dxa"/>
+              <w:bottom w:w="80" w:type="dxa"/>
+              <w:left w:w="120" w:type="dxa"/>
+              <w:right w:w="120" w:type="dxa"/>
+            </w:tcMar>
+          </w:tcPr>
+          <w:p>
+            <w:r>
+              <w:rPr>
+                <w:rFonts w:ascii="Arial" w:hAnsi="Arial"/>
+                <w:b/>
+                <w:color w:val="FFFFFF"/>
+                <w:sz w:val="19"/>
+              </w:rPr>
+              <w:t>Atribut / Kunci</w:t>
+            </w:r>
+          </w:p>
+        </w:tc>
+        <w:tc>
+          <w:tcPr>
+            <w:tcW w:type="dxa" w:w="2340"/>
+            <w:shd w:fill="592466"/>
+            <w:tcMar>
+              <w:top w:w="80" w:type="dxa"/>
+              <w:bottom w:w="80" w:type="dxa"/>
+              <w:left w:w="120" w:type="dxa"/>
+              <w:right w:w="120" w:type="dxa"/>
+            </w:tcMar>
+          </w:tcPr>
+          <w:p>
+            <w:r>
+              <w:rPr>
+                <w:rFonts w:ascii="Arial" w:hAnsi="Arial"/>
+                <w:b/>
+                <w:color w:val="FFFFFF"/>
+                <w:sz w:val="19"/>
+              </w:rPr>
+              <w:t>Deskripsi</w:t>
+            </w:r>
+          </w:p>
+        </w:tc>
+      </w:tr>
+      <w:tr>
+        <w:tc>
+          <w:tcPr>
+            <w:tcW w:type="dxa" w:w="2340"/>
+            <w:shd w:fill="FFFFFF"/>
+            <w:tcMar>
+              <w:top w:w="80" w:type="dxa"/>
+              <w:bottom w:w="80" w:type="dxa"/>
+              <w:left w:w="120" w:type="dxa"/>
+              <w:right w:w="120" w:type="dxa"/>
+            </w:tcMar>
+          </w:tcPr>
+          <w:p>
+            <w:pPr>
+              <w:spacing w:after="40" w:before="40"/>
+            </w:pPr>
+            <w:r>
+              <w:rPr>
+                <w:rFonts w:ascii="Arial" w:hAnsi="Arial"/>
+                <w:b/>
+                <w:color w:val="1D1D1D"/>
+                <w:sz w:val="18"/>
+              </w:rPr>
+              <w:t>id_detail</w:t>
+            </w:r>
+          </w:p>
+        </w:tc>
+        <w:tc>
+          <w:tcPr>
+            <w:tcW w:type="dxa" w:w="2340"/>
+            <w:shd w:fill="FFFFFF"/>
+            <w:tcMar>
+              <w:top w:w="80" w:type="dxa"/>
+              <w:bottom w:w="80" w:type="dxa"/>
+              <w:left w:w="120" w:type="dxa"/>
+              <w:right w:w="120" w:type="dxa"/>
+            </w:tcMar>
+          </w:tcPr>
+          <w:p>
+            <w:pPr>
+              <w:spacing w:after="40" w:before="40"/>
+            </w:pPr>
+            <w:r>
+              <w:rPr>
+                <w:rFonts w:ascii="Arial" w:hAnsi="Arial"/>
+                <w:color w:val="1D1D1D"/>
+                <w:sz w:val="18"/>
+              </w:rPr>
+              <w:t>INT</w:t>
+            </w:r>
+          </w:p>
+        </w:tc>
+        <w:tc>
+          <w:tcPr>
+            <w:tcW w:type="dxa" w:w="2340"/>
+            <w:shd w:fill="FFFFFF"/>
+            <w:tcMar>
+              <w:top w:w="80" w:type="dxa"/>
+              <w:bottom w:w="80" w:type="dxa"/>
+              <w:left w:w="120" w:type="dxa"/>
+              <w:right w:w="120" w:type="dxa"/>
+            </w:tcMar>
+          </w:tcPr>
+          <w:p>
+            <w:pPr>
+              <w:spacing w:after="40" w:before="40"/>
+            </w:pPr>
+            <w:r>
+              <w:rPr>
+                <w:rFonts w:ascii="Arial" w:hAnsi="Arial"/>
+                <w:color w:val="1D1D1D"/>
+                <w:sz w:val="18"/>
+              </w:rPr>
+              <w:t>PRIMARY KEY, AUTO_INCREMENT</w:t>
+            </w:r>
+          </w:p>
+        </w:tc>
+        <w:tc>
+          <w:tcPr>
+            <w:tcW w:type="dxa" w:w="2340"/>
+            <w:shd w:fill="FFFFFF"/>
+            <w:tcMar>
+              <w:top w:w="80" w:type="dxa"/>
+              <w:bottom w:w="80" w:type="dxa"/>
+              <w:left w:w="120" w:type="dxa"/>
+              <w:right w:w="120" w:type="dxa"/>
+            </w:tcMar>
+          </w:tcPr>
+          <w:p>
+            <w:pPr>
+              <w:spacing w:after="40" w:before="40"/>
+            </w:pPr>
+            <w:r>
+              <w:rPr>
+                <w:rFonts w:ascii="Arial" w:hAnsi="Arial"/>
+                <w:color w:val="1D1D1D"/>
+                <w:sz w:val="18"/>
+              </w:rPr>
+              <w:t>ID rincian item.</w:t>
+            </w:r>
+          </w:p>
+        </w:tc>
+      </w:tr>
+      <w:tr>
+        <w:tc>
+          <w:tcPr>
+            <w:tcW w:type="dxa" w:w="2340"/>
+            <w:shd w:fill="F9F0FF"/>
+            <w:tcMar>
+              <w:top w:w="80" w:type="dxa"/>
+              <w:bottom w:w="80" w:type="dxa"/>
+              <w:left w:w="120" w:type="dxa"/>
+              <w:right w:w="120" w:type="dxa"/>
+            </w:tcMar>
+          </w:tcPr>
+          <w:p>
+            <w:pPr>
+              <w:spacing w:after="40" w:before="40"/>
+            </w:pPr>
+            <w:r>
+              <w:rPr>
+                <w:rFonts w:ascii="Arial" w:hAnsi="Arial"/>
+                <w:b/>
+                <w:color w:val="1D1D1D"/>
+                <w:sz w:val="18"/>
+              </w:rPr>
+              <w:t>id_order</w:t>
+            </w:r>
+          </w:p>
+        </w:tc>
+        <w:tc>
+          <w:tcPr>
+            <w:tcW w:type="dxa" w:w="2340"/>
+            <w:shd w:fill="F9F0FF"/>
+            <w:tcMar>
+              <w:top w:w="80" w:type="dxa"/>
+              <w:bottom w:w="80" w:type="dxa"/>
+              <w:left w:w="120" w:type="dxa"/>
+              <w:right w:w="120" w:type="dxa"/>
+            </w:tcMar>
+          </w:tcPr>
+          <w:p>
+            <w:pPr>
+              <w:spacing w:after="40" w:before="40"/>
+            </w:pPr>
+            <w:r>
+              <w:rPr>
+                <w:rFonts w:ascii="Arial" w:hAnsi="Arial"/>
+                <w:color w:val="1D1D1D"/>
+                <w:sz w:val="18"/>
+              </w:rPr>
+              <w:t>INT</w:t>
+            </w:r>
+          </w:p>
+        </w:tc>
+        <w:tc>
+          <w:tcPr>
+            <w:tcW w:type="dxa" w:w="2340"/>
+            <w:shd w:fill="F9F0FF"/>
+            <w:tcMar>
+              <w:top w:w="80" w:type="dxa"/>
+              <w:bottom w:w="80" w:type="dxa"/>
+              <w:left w:w="120" w:type="dxa"/>
+              <w:right w:w="120" w:type="dxa"/>
+            </w:tcMar>
+          </w:tcPr>
+          <w:p>
+            <w:pPr>
+              <w:spacing w:after="40" w:before="40"/>
+            </w:pPr>
+            <w:r>
+              <w:rPr>
+                <w:rFonts w:ascii="Arial" w:hAnsi="Arial"/>
+                <w:color w:val="1D1D1D"/>
+                <w:sz w:val="18"/>
+              </w:rPr>
+              <w:t>FOREIGN KEY -&gt; orders(id_order)</w:t>
+            </w:r>
+          </w:p>
+        </w:tc>
+        <w:tc>
+          <w:tcPr>
+            <w:tcW w:type="dxa" w:w="2340"/>
+            <w:shd w:fill="F9F0FF"/>
+            <w:tcMar>
+              <w:top w:w="80" w:type="dxa"/>
+              <w:bottom w:w="80" w:type="dxa"/>
+              <w:left w:w="120" w:type="dxa"/>
+              <w:right w:w="120" w:type="dxa"/>
+            </w:tcMar>
+          </w:tcPr>
+          <w:p>
+            <w:pPr>
+              <w:spacing w:after="40" w:before="40"/>
+            </w:pPr>
+            <w:r>
+              <w:rPr>
+                <w:rFonts w:ascii="Arial" w:hAnsi="Arial"/>
+                <w:color w:val="1D1D1D"/>
+                <w:sz w:val="18"/>
+              </w:rPr>
+              <w:t>Link relasi ke tabel order utama.</w:t>
+            </w:r>
+          </w:p>
+        </w:tc>
+      </w:tr>
+      <w:tr>
+        <w:tc>
+          <w:tcPr>
+            <w:tcW w:type="dxa" w:w="2340"/>
+            <w:shd w:fill="FFFFFF"/>
+            <w:tcMar>
+              <w:top w:w="80" w:type="dxa"/>
+              <w:bottom w:w="80" w:type="dxa"/>
+              <w:left w:w="120" w:type="dxa"/>
+              <w:right w:w="120" w:type="dxa"/>
+            </w:tcMar>
+          </w:tcPr>
+          <w:p>
+            <w:pPr>
+              <w:spacing w:after="40" w:before="40"/>
+            </w:pPr>
+            <w:r>
+              <w:rPr>
+                <w:rFonts w:ascii="Arial" w:hAnsi="Arial"/>
+                <w:b/>
+                <w:color w:val="1D1D1D"/>
+                <w:sz w:val="18"/>
+              </w:rPr>
+              <w:t>id_produk</w:t>
+            </w:r>
+          </w:p>
+        </w:tc>
+        <w:tc>
+          <w:tcPr>
+            <w:tcW w:type="dxa" w:w="2340"/>
+            <w:shd w:fill="FFFFFF"/>
+            <w:tcMar>
+              <w:top w:w="80" w:type="dxa"/>
+              <w:bottom w:w="80" w:type="dxa"/>
+              <w:left w:w="120" w:type="dxa"/>
+              <w:right w:w="120" w:type="dxa"/>
+            </w:tcMar>
+          </w:tcPr>
+          <w:p>
+            <w:pPr>
+              <w:spacing w:after="40" w:before="40"/>
+            </w:pPr>
+            <w:r>
+              <w:rPr>
+                <w:rFonts w:ascii="Arial" w:hAnsi="Arial"/>
+                <w:color w:val="1D1D1D"/>
+                <w:sz w:val="18"/>
+              </w:rPr>
+              <w:t>INT</w:t>
+            </w:r>
+          </w:p>
+        </w:tc>
+        <w:tc>
+          <w:tcPr>
+            <w:tcW w:type="dxa" w:w="2340"/>
+            <w:shd w:fill="FFFFFF"/>
+            <w:tcMar>
+              <w:top w:w="80" w:type="dxa"/>
+              <w:bottom w:w="80" w:type="dxa"/>
+              <w:left w:w="120" w:type="dxa"/>
+              <w:right w:w="120" w:type="dxa"/>
+            </w:tcMar>
+          </w:tcPr>
+          <w:p>
+            <w:pPr>
+              <w:spacing w:after="40" w:before="40"/>
+            </w:pPr>
+            <w:r>
+              <w:rPr>
+                <w:rFonts w:ascii="Arial" w:hAnsi="Arial"/>
+                <w:color w:val="1D1D1D"/>
+                <w:sz w:val="18"/>
+              </w:rPr>
+              <w:t>FOREIGN KEY -&gt; produk(id_produk)</w:t>
+            </w:r>
+          </w:p>
+        </w:tc>
+        <w:tc>
+          <w:tcPr>
+            <w:tcW w:type="dxa" w:w="2340"/>
+            <w:shd w:fill="FFFFFF"/>
+            <w:tcMar>
+              <w:top w:w="80" w:type="dxa"/>
+              <w:bottom w:w="80" w:type="dxa"/>
+              <w:left w:w="120" w:type="dxa"/>
+              <w:right w:w="120" w:type="dxa"/>
+            </w:tcMar>
+          </w:tcPr>
+          <w:p>
+            <w:pPr>
+              <w:spacing w:after="40" w:before="40"/>
+            </w:pPr>
+            <w:r>
+              <w:rPr>
+                <w:rFonts w:ascii="Arial" w:hAnsi="Arial"/>
+                <w:color w:val="1D1D1D"/>
+                <w:sz w:val="18"/>
+              </w:rPr>
+              <w:t>Link relasi ke produk bunga.</w:t>
+            </w:r>
+          </w:p>
+        </w:tc>
+      </w:tr>
+      <w:tr>
+        <w:tc>
+          <w:tcPr>
+            <w:tcW w:type="dxa" w:w="2340"/>
+            <w:shd w:fill="F9F0FF"/>
+            <w:tcMar>
+              <w:top w:w="80" w:type="dxa"/>
+              <w:bottom w:w="80" w:type="dxa"/>
+              <w:left w:w="120" w:type="dxa"/>
+              <w:right w:w="120" w:type="dxa"/>
+            </w:tcMar>
+          </w:tcPr>
+          <w:p>
+            <w:pPr>
+              <w:spacing w:after="40" w:before="40"/>
+            </w:pPr>
+            <w:r>
+              <w:rPr>
+                <w:rFonts w:ascii="Arial" w:hAnsi="Arial"/>
+                <w:b/>
+                <w:color w:val="1D1D1D"/>
+                <w:sz w:val="18"/>
+              </w:rPr>
+              <w:t>qty</w:t>
+            </w:r>
+          </w:p>
+        </w:tc>
+        <w:tc>
+          <w:tcPr>
+            <w:tcW w:type="dxa" w:w="2340"/>
+            <w:shd w:fill="F9F0FF"/>
+            <w:tcMar>
+              <w:top w:w="80" w:type="dxa"/>
+              <w:bottom w:w="80" w:type="dxa"/>
+              <w:left w:w="120" w:type="dxa"/>
+              <w:right w:w="120" w:type="dxa"/>
+            </w:tcMar>
+          </w:tcPr>
+          <w:p>
+            <w:pPr>
+              <w:spacing w:after="40" w:before="40"/>
+            </w:pPr>
+            <w:r>
+              <w:rPr>
+                <w:rFonts w:ascii="Arial" w:hAnsi="Arial"/>
+                <w:color w:val="1D1D1D"/>
+                <w:sz w:val="18"/>
+              </w:rPr>
+              <w:t>INT</w:t>
+            </w:r>
+          </w:p>
+        </w:tc>
+        <w:tc>
+          <w:tcPr>
+            <w:tcW w:type="dxa" w:w="2340"/>
+            <w:shd w:fill="F9F0FF"/>
+            <w:tcMar>
+              <w:top w:w="80" w:type="dxa"/>
+              <w:bottom w:w="80" w:type="dxa"/>
+              <w:left w:w="120" w:type="dxa"/>
+              <w:right w:w="120" w:type="dxa"/>
+            </w:tcMar>
+          </w:tcPr>
+          <w:p>
+            <w:pPr>
+              <w:spacing w:after="40" w:before="40"/>
+            </w:pPr>
+            <w:r>
+              <w:rPr>
+                <w:rFonts w:ascii="Arial" w:hAnsi="Arial"/>
+                <w:color w:val="1D1D1D"/>
+                <w:sz w:val="18"/>
+              </w:rPr>
+              <w:t>NOT NULL</w:t>
+            </w:r>
+          </w:p>
+        </w:tc>
+        <w:tc>
+          <w:tcPr>
+            <w:tcW w:type="dxa" w:w="2340"/>
+            <w:shd w:fill="F9F0FF"/>
+            <w:tcMar>
+              <w:top w:w="80" w:type="dxa"/>
+              <w:bottom w:w="80" w:type="dxa"/>
+              <w:left w:w="120" w:type="dxa"/>
+              <w:right w:w="120" w:type="dxa"/>
+            </w:tcMar>
+          </w:tcPr>
+          <w:p>
+            <w:pPr>
+              <w:spacing w:after="40" w:before="40"/>
+            </w:pPr>
+            <w:r>
+              <w:rPr>
+                <w:rFonts w:ascii="Arial" w:hAnsi="Arial"/>
+                <w:color w:val="1D1D1D"/>
+                <w:sz w:val="18"/>
+              </w:rPr>
+              <w:t>Jumlah yang dipesan.</w:t>
+            </w:r>
+          </w:p>
+        </w:tc>
+      </w:tr>
+      <w:tr>
+        <w:tc>
+          <w:tcPr>
+            <w:tcW w:type="dxa" w:w="2340"/>
+            <w:shd w:fill="FFFFFF"/>
+            <w:tcMar>
+              <w:top w:w="80" w:type="dxa"/>
+              <w:bottom w:w="80" w:type="dxa"/>
+              <w:left w:w="120" w:type="dxa"/>
+              <w:right w:w="120" w:type="dxa"/>
+            </w:tcMar>
+          </w:tcPr>
+          <w:p>
+            <w:pPr>
+              <w:spacing w:after="40" w:before="40"/>
+            </w:pPr>
+            <w:r>
+              <w:rPr>
+                <w:rFonts w:ascii="Arial" w:hAnsi="Arial"/>
+                <w:b/>
+                <w:color w:val="1D1D1D"/>
+                <w:sz w:val="18"/>
+              </w:rPr>
+              <w:t>subtotal</w:t>
+            </w:r>
+          </w:p>
+        </w:tc>
+        <w:tc>
+          <w:tcPr>
+            <w:tcW w:type="dxa" w:w="2340"/>
+            <w:shd w:fill="FFFFFF"/>
+            <w:tcMar>
+              <w:top w:w="80" w:type="dxa"/>
+              <w:bottom w:w="80" w:type="dxa"/>
+              <w:left w:w="120" w:type="dxa"/>
+              <w:right w:w="120" w:type="dxa"/>
+            </w:tcMar>
+          </w:tcPr>
+          <w:p>
+            <w:pPr>
+              <w:spacing w:after="40" w:before="40"/>
+            </w:pPr>
+            <w:r>
+              <w:rPr>
+                <w:rFonts w:ascii="Arial" w:hAnsi="Arial"/>
+                <w:color w:val="1D1D1D"/>
+                <w:sz w:val="18"/>
+              </w:rPr>
+              <w:t>INT</w:t>
+            </w:r>
+          </w:p>
+        </w:tc>
+        <w:tc>
+          <w:tcPr>
+            <w:tcW w:type="dxa" w:w="2340"/>
+            <w:shd w:fill="FFFFFF"/>
+            <w:tcMar>
+              <w:top w:w="80" w:type="dxa"/>
+              <w:bottom w:w="80" w:type="dxa"/>
+              <w:left w:w="120" w:type="dxa"/>
+              <w:right w:w="120" w:type="dxa"/>
+            </w:tcMar>
+          </w:tcPr>
+          <w:p>
+            <w:pPr>
+              <w:spacing w:after="40" w:before="40"/>
+            </w:pPr>
+            <w:r>
+              <w:rPr>
+                <w:rFonts w:ascii="Arial" w:hAnsi="Arial"/>
+                <w:color w:val="1D1D1D"/>
+                <w:sz w:val="18"/>
+              </w:rPr>
+              <w:t>NOT NULL</w:t>
+            </w:r>
+          </w:p>
+        </w:tc>
+        <w:tc>
+          <w:tcPr>
+            <w:tcW w:type="dxa" w:w="2340"/>
+            <w:shd w:fill="FFFFFF"/>
+            <w:tcMar>
+              <w:top w:w="80" w:type="dxa"/>
+              <w:bottom w:w="80" w:type="dxa"/>
+              <w:left w:w="120" w:type="dxa"/>
+              <w:right w:w="120" w:type="dxa"/>
+            </w:tcMar>
+          </w:tcPr>
+          <w:p>
+            <w:pPr>
+              <w:spacing w:after="40" w:before="40"/>
+            </w:pPr>
+            <w:r>
+              <w:rPr>
+                <w:rFonts w:ascii="Arial" w:hAnsi="Arial"/>
+                <w:color w:val="1D1D1D"/>
+                <w:sz w:val="18"/>
+              </w:rPr>
+              <w:t>Total harga (qty x harga produk).</w:t>
+            </w:r>
+          </w:p>
+        </w:tc>
+      </w:tr>
+    </w:tbl>
+    <w:p>
+      <w:pPr>
+        <w:spacing w:before="160" w:after="80"/>
+      </w:pPr>
+      <w:r>
+        <w:rPr>
+          <w:rFonts w:ascii="Georgia" w:hAnsi="Georgia"/>
+          <w:b/>
+          <w:color w:val="4A154B"/>
+          <w:sz w:val="22"/>
+        </w:rPr>
+        <w:t>Tabel: pembayaran (Rekaman transaksi keuangan Midtrans)</w:t>
+      </w:r>
+    </w:p>
+    <w:tbl>
+      <w:tblPr>
+        <w:tblW w:type="auto" w:w="0"/>
+        <w:jc w:val="center"/>
+        <w:tblLook w:firstColumn="1" w:firstRow="1" w:lastColumn="0" w:lastRow="0" w:noHBand="0" w:noVBand="1" w:val="04A0"/>
+        <w:tblBorders>
+          <w:top w:val="single" w:sz="4" w:space="0" w:color="CCCCCC"/>
+          <w:bottom w:val="single" w:sz="4" w:space="0" w:color="CCCCCC"/>
+          <w:insideH w:val="single" w:sz="4" w:space="0" w:color="E6E6E6"/>
+          <w:insideV w:val="none"/>
+          <w:left w:val="none"/>
+          <w:right w:val="none"/>
+        </w:tblBorders>
+      </w:tblPr>
+      <w:tblGrid>
+        <w:gridCol w:w="2340"/>
+        <w:gridCol w:w="2340"/>
+        <w:gridCol w:w="2340"/>
+        <w:gridCol w:w="2340"/>
+      </w:tblGrid>
+      <w:tr>
+        <w:tc>
+          <w:tcPr>
+            <w:tcW w:type="dxa" w:w="2340"/>
+            <w:shd w:fill="592466"/>
+            <w:tcMar>
+              <w:top w:w="80" w:type="dxa"/>
+              <w:bottom w:w="80" w:type="dxa"/>
+              <w:left w:w="120" w:type="dxa"/>
+              <w:right w:w="120" w:type="dxa"/>
+            </w:tcMar>
+          </w:tcPr>
+          <w:p>
+            <w:r>
+              <w:rPr>
+                <w:rFonts w:ascii="Arial" w:hAnsi="Arial"/>
+                <w:b/>
+                <w:color w:val="FFFFFF"/>
+                <w:sz w:val="19"/>
+              </w:rPr>
+              <w:t>Kolom / Field</w:t>
+            </w:r>
+          </w:p>
+        </w:tc>
+        <w:tc>
+          <w:tcPr>
+            <w:tcW w:type="dxa" w:w="2340"/>
+            <w:shd w:fill="592466"/>
+            <w:tcMar>
+              <w:top w:w="80" w:type="dxa"/>
+              <w:bottom w:w="80" w:type="dxa"/>
+              <w:left w:w="120" w:type="dxa"/>
+              <w:right w:w="120" w:type="dxa"/>
+            </w:tcMar>
+          </w:tcPr>
+          <w:p>
+            <w:r>
+              <w:rPr>
+                <w:rFonts w:ascii="Arial" w:hAnsi="Arial"/>
+                <w:b/>
+                <w:color w:val="FFFFFF"/>
+                <w:sz w:val="19"/>
+              </w:rPr>
+              <w:t>Tipe Data</w:t>
+            </w:r>
+          </w:p>
+        </w:tc>
+        <w:tc>
+          <w:tcPr>
+            <w:tcW w:type="dxa" w:w="2340"/>
+            <w:shd w:fill="592466"/>
+            <w:tcMar>
+              <w:top w:w="80" w:type="dxa"/>
+              <w:bottom w:w="80" w:type="dxa"/>
+              <w:left w:w="120" w:type="dxa"/>
+              <w:right w:w="120" w:type="dxa"/>
+            </w:tcMar>
+          </w:tcPr>
+          <w:p>
+            <w:r>
+              <w:rPr>
+                <w:rFonts w:ascii="Arial" w:hAnsi="Arial"/>
+                <w:b/>
+                <w:color w:val="FFFFFF"/>
+                <w:sz w:val="19"/>
+              </w:rPr>
+              <w:t>Atribut / Kunci</w:t>
+            </w:r>
+          </w:p>
+        </w:tc>
+        <w:tc>
+          <w:tcPr>
+            <w:tcW w:type="dxa" w:w="2340"/>
+            <w:shd w:fill="592466"/>
+            <w:tcMar>
+              <w:top w:w="80" w:type="dxa"/>
+              <w:bottom w:w="80" w:type="dxa"/>
+              <w:left w:w="120" w:type="dxa"/>
+              <w:right w:w="120" w:type="dxa"/>
+            </w:tcMar>
+          </w:tcPr>
+          <w:p>
+            <w:r>
+              <w:rPr>
+                <w:rFonts w:ascii="Arial" w:hAnsi="Arial"/>
+                <w:b/>
+                <w:color w:val="FFFFFF"/>
+                <w:sz w:val="19"/>
+              </w:rPr>
+              <w:t>Deskripsi</w:t>
+            </w:r>
+          </w:p>
+        </w:tc>
+      </w:tr>
+      <w:tr>
+        <w:tc>
+          <w:tcPr>
+            <w:tcW w:type="dxa" w:w="2340"/>
+            <w:shd w:fill="FFFFFF"/>
+            <w:tcMar>
+              <w:top w:w="80" w:type="dxa"/>
+              <w:bottom w:w="80" w:type="dxa"/>
+              <w:left w:w="120" w:type="dxa"/>
+              <w:right w:w="120" w:type="dxa"/>
+            </w:tcMar>
+          </w:tcPr>
+          <w:p>
+            <w:pPr>
+              <w:spacing w:after="40" w:before="40"/>
+            </w:pPr>
+            <w:r>
+              <w:rPr>
+                <w:rFonts w:ascii="Arial" w:hAnsi="Arial"/>
+                <w:b/>
+                <w:color w:val="1D1D1D"/>
+                <w:sz w:val="18"/>
+              </w:rPr>
+              <w:t>id_bayar</w:t>
+            </w:r>
+          </w:p>
+        </w:tc>
+        <w:tc>
+          <w:tcPr>
+            <w:tcW w:type="dxa" w:w="2340"/>
+            <w:shd w:fill="FFFFFF"/>
+            <w:tcMar>
+              <w:top w:w="80" w:type="dxa"/>
+              <w:bottom w:w="80" w:type="dxa"/>
+              <w:left w:w="120" w:type="dxa"/>
+              <w:right w:w="120" w:type="dxa"/>
+            </w:tcMar>
+          </w:tcPr>
+          <w:p>
+            <w:pPr>
+              <w:spacing w:after="40" w:before="40"/>
+            </w:pPr>
+            <w:r>
+              <w:rPr>
+                <w:rFonts w:ascii="Arial" w:hAnsi="Arial"/>
+                <w:color w:val="1D1D1D"/>
+                <w:sz w:val="18"/>
+              </w:rPr>
+              <w:t>INT</w:t>
+            </w:r>
+          </w:p>
+        </w:tc>
+        <w:tc>
+          <w:tcPr>
+            <w:tcW w:type="dxa" w:w="2340"/>
+            <w:shd w:fill="FFFFFF"/>
+            <w:tcMar>
+              <w:top w:w="80" w:type="dxa"/>
+              <w:bottom w:w="80" w:type="dxa"/>
+              <w:left w:w="120" w:type="dxa"/>
+              <w:right w:w="120" w:type="dxa"/>
+            </w:tcMar>
+          </w:tcPr>
+          <w:p>
+            <w:pPr>
+              <w:spacing w:after="40" w:before="40"/>
+            </w:pPr>
+            <w:r>
+              <w:rPr>
+                <w:rFonts w:ascii="Arial" w:hAnsi="Arial"/>
+                <w:color w:val="1D1D1D"/>
+                <w:sz w:val="18"/>
+              </w:rPr>
+              <w:t>PRIMARY KEY, AUTO_INCREMENT</w:t>
+            </w:r>
+          </w:p>
+        </w:tc>
+        <w:tc>
+          <w:tcPr>
+            <w:tcW w:type="dxa" w:w="2340"/>
+            <w:shd w:fill="FFFFFF"/>
+            <w:tcMar>
+              <w:top w:w="80" w:type="dxa"/>
+              <w:bottom w:w="80" w:type="dxa"/>
+              <w:left w:w="120" w:type="dxa"/>
+              <w:right w:w="120" w:type="dxa"/>
+            </w:tcMar>
+          </w:tcPr>
+          <w:p>
+            <w:pPr>
+              <w:spacing w:after="40" w:before="40"/>
+            </w:pPr>
+            <w:r>
+              <w:rPr>
+                <w:rFonts w:ascii="Arial" w:hAnsi="Arial"/>
+                <w:color w:val="1D1D1D"/>
+                <w:sz w:val="18"/>
+              </w:rPr>
+              <w:t>ID transaksi pembayaran.</w:t>
+            </w:r>
+          </w:p>
+        </w:tc>
+      </w:tr>
+      <w:tr>
+        <w:tc>
+          <w:tcPr>
+            <w:tcW w:type="dxa" w:w="2340"/>
+            <w:shd w:fill="F9F0FF"/>
+            <w:tcMar>
+              <w:top w:w="80" w:type="dxa"/>
+              <w:bottom w:w="80" w:type="dxa"/>
+              <w:left w:w="120" w:type="dxa"/>
+              <w:right w:w="120" w:type="dxa"/>
+            </w:tcMar>
+          </w:tcPr>
+          <w:p>
+            <w:pPr>
+              <w:spacing w:after="40" w:before="40"/>
+            </w:pPr>
+            <w:r>
+              <w:rPr>
+                <w:rFonts w:ascii="Arial" w:hAnsi="Arial"/>
+                <w:b/>
+                <w:color w:val="1D1D1D"/>
+                <w:sz w:val="18"/>
+              </w:rPr>
+              <w:t>id_order</w:t>
+            </w:r>
+          </w:p>
+        </w:tc>
+        <w:tc>
+          <w:tcPr>
+            <w:tcW w:type="dxa" w:w="2340"/>
+            <w:shd w:fill="F9F0FF"/>
+            <w:tcMar>
+              <w:top w:w="80" w:type="dxa"/>
+              <w:bottom w:w="80" w:type="dxa"/>
+              <w:left w:w="120" w:type="dxa"/>
+              <w:right w:w="120" w:type="dxa"/>
+            </w:tcMar>
+          </w:tcPr>
+          <w:p>
+            <w:pPr>
+              <w:spacing w:after="40" w:before="40"/>
+            </w:pPr>
+            <w:r>
+              <w:rPr>
+                <w:rFonts w:ascii="Arial" w:hAnsi="Arial"/>
+                <w:color w:val="1D1D1D"/>
+                <w:sz w:val="18"/>
+              </w:rPr>
+              <w:t>INT</w:t>
+            </w:r>
+          </w:p>
+        </w:tc>
+        <w:tc>
+          <w:tcPr>
+            <w:tcW w:type="dxa" w:w="2340"/>
+            <w:shd w:fill="F9F0FF"/>
+            <w:tcMar>
+              <w:top w:w="80" w:type="dxa"/>
+              <w:bottom w:w="80" w:type="dxa"/>
+              <w:left w:w="120" w:type="dxa"/>
+              <w:right w:w="120" w:type="dxa"/>
+            </w:tcMar>
+          </w:tcPr>
+          <w:p>
+            <w:pPr>
+              <w:spacing w:after="40" w:before="40"/>
+            </w:pPr>
+            <w:r>
+              <w:rPr>
+                <w:rFonts w:ascii="Arial" w:hAnsi="Arial"/>
+                <w:color w:val="1D1D1D"/>
+                <w:sz w:val="18"/>
+              </w:rPr>
+              <w:t>FOREIGN KEY -&gt; orders(id_order)</w:t>
+            </w:r>
+          </w:p>
+        </w:tc>
+        <w:tc>
+          <w:tcPr>
+            <w:tcW w:type="dxa" w:w="2340"/>
+            <w:shd w:fill="F9F0FF"/>
+            <w:tcMar>
+              <w:top w:w="80" w:type="dxa"/>
+              <w:bottom w:w="80" w:type="dxa"/>
+              <w:left w:w="120" w:type="dxa"/>
+              <w:right w:w="120" w:type="dxa"/>
+            </w:tcMar>
+          </w:tcPr>
+          <w:p>
+            <w:pPr>
+              <w:spacing w:after="40" w:before="40"/>
+            </w:pPr>
+            <w:r>
+              <w:rPr>
+                <w:rFonts w:ascii="Arial" w:hAnsi="Arial"/>
+                <w:color w:val="1D1D1D"/>
+                <w:sz w:val="18"/>
+              </w:rPr>
+              <w:t>Link relasi ke data order.</w:t>
+            </w:r>
+          </w:p>
+        </w:tc>
+      </w:tr>
+      <w:tr>
+        <w:tc>
+          <w:tcPr>
+            <w:tcW w:type="dxa" w:w="2340"/>
+            <w:shd w:fill="FFFFFF"/>
+            <w:tcMar>
+              <w:top w:w="80" w:type="dxa"/>
+              <w:bottom w:w="80" w:type="dxa"/>
+              <w:left w:w="120" w:type="dxa"/>
+              <w:right w:w="120" w:type="dxa"/>
+            </w:tcMar>
+          </w:tcPr>
+          <w:p>
+            <w:pPr>
+              <w:spacing w:after="40" w:before="40"/>
+            </w:pPr>
+            <w:r>
+              <w:rPr>
+                <w:rFonts w:ascii="Arial" w:hAnsi="Arial"/>
+                <w:b/>
+                <w:color w:val="1D1D1D"/>
+                <w:sz w:val="18"/>
+              </w:rPr>
+              <w:t>metode</w:t>
+            </w:r>
+          </w:p>
+        </w:tc>
+        <w:tc>
+          <w:tcPr>
+            <w:tcW w:type="dxa" w:w="2340"/>
+            <w:shd w:fill="FFFFFF"/>
+            <w:tcMar>
+              <w:top w:w="80" w:type="dxa"/>
+              <w:bottom w:w="80" w:type="dxa"/>
+              <w:left w:w="120" w:type="dxa"/>
+              <w:right w:w="120" w:type="dxa"/>
+            </w:tcMar>
+          </w:tcPr>
+          <w:p>
+            <w:pPr>
+              <w:spacing w:after="40" w:before="40"/>
+            </w:pPr>
+            <w:r>
+              <w:rPr>
+                <w:rFonts w:ascii="Arial" w:hAnsi="Arial"/>
+                <w:color w:val="1D1D1D"/>
+                <w:sz w:val="18"/>
+              </w:rPr>
+              <w:t>VARCHAR(50)</w:t>
+            </w:r>
+          </w:p>
+        </w:tc>
+        <w:tc>
+          <w:tcPr>
+            <w:tcW w:type="dxa" w:w="2340"/>
+            <w:shd w:fill="FFFFFF"/>
+            <w:tcMar>
+              <w:top w:w="80" w:type="dxa"/>
+              <w:bottom w:w="80" w:type="dxa"/>
+              <w:left w:w="120" w:type="dxa"/>
+              <w:right w:w="120" w:type="dxa"/>
+            </w:tcMar>
+          </w:tcPr>
+          <w:p>
+            <w:pPr>
+              <w:spacing w:after="40" w:before="40"/>
+            </w:pPr>
+            <w:r>
+              <w:rPr>
+                <w:rFonts w:ascii="Arial" w:hAnsi="Arial"/>
+                <w:color w:val="1D1D1D"/>
+                <w:sz w:val="18"/>
+              </w:rPr>
+              <w:t>NULL</w:t>
+            </w:r>
+          </w:p>
+        </w:tc>
+        <w:tc>
+          <w:tcPr>
+            <w:tcW w:type="dxa" w:w="2340"/>
+            <w:shd w:fill="FFFFFF"/>
+            <w:tcMar>
+              <w:top w:w="80" w:type="dxa"/>
+              <w:bottom w:w="80" w:type="dxa"/>
+              <w:left w:w="120" w:type="dxa"/>
+              <w:right w:w="120" w:type="dxa"/>
+            </w:tcMar>
+          </w:tcPr>
+          <w:p>
+            <w:pPr>
+              <w:spacing w:after="40" w:before="40"/>
+            </w:pPr>
+            <w:r>
+              <w:rPr>
+                <w:rFonts w:ascii="Arial" w:hAnsi="Arial"/>
+                <w:color w:val="1D1D1D"/>
+                <w:sz w:val="18"/>
+              </w:rPr>
+              <w:t>Metode bayar (misal: bank_transfer, gopay).</w:t>
+            </w:r>
+          </w:p>
+        </w:tc>
+      </w:tr>
+      <w:tr>
+        <w:tc>
+          <w:tcPr>
+            <w:tcW w:type="dxa" w:w="2340"/>
+            <w:shd w:fill="F9F0FF"/>
+            <w:tcMar>
+              <w:top w:w="80" w:type="dxa"/>
+              <w:bottom w:w="80" w:type="dxa"/>
+              <w:left w:w="120" w:type="dxa"/>
+              <w:right w:w="120" w:type="dxa"/>
+            </w:tcMar>
+          </w:tcPr>
+          <w:p>
+            <w:pPr>
+              <w:spacing w:after="40" w:before="40"/>
+            </w:pPr>
+            <w:r>
+              <w:rPr>
+                <w:rFonts w:ascii="Arial" w:hAnsi="Arial"/>
+                <w:b/>
+                <w:color w:val="1D1D1D"/>
+                <w:sz w:val="18"/>
+              </w:rPr>
+              <w:t>transaction_id</w:t>
+            </w:r>
+          </w:p>
+        </w:tc>
+        <w:tc>
+          <w:tcPr>
+            <w:tcW w:type="dxa" w:w="2340"/>
+            <w:shd w:fill="F9F0FF"/>
+            <w:tcMar>
+              <w:top w:w="80" w:type="dxa"/>
+              <w:bottom w:w="80" w:type="dxa"/>
+              <w:left w:w="120" w:type="dxa"/>
+              <w:right w:w="120" w:type="dxa"/>
+            </w:tcMar>
+          </w:tcPr>
+          <w:p>
+            <w:pPr>
+              <w:spacing w:after="40" w:before="40"/>
+            </w:pPr>
+            <w:r>
+              <w:rPr>
+                <w:rFonts w:ascii="Arial" w:hAnsi="Arial"/>
+                <w:color w:val="1D1D1D"/>
+                <w:sz w:val="18"/>
+              </w:rPr>
+              <w:t>VARCHAR(100)</w:t>
+            </w:r>
+          </w:p>
+        </w:tc>
+        <w:tc>
+          <w:tcPr>
+            <w:tcW w:type="dxa" w:w="2340"/>
+            <w:shd w:fill="F9F0FF"/>
+            <w:tcMar>
+              <w:top w:w="80" w:type="dxa"/>
+              <w:bottom w:w="80" w:type="dxa"/>
+              <w:left w:w="120" w:type="dxa"/>
+              <w:right w:w="120" w:type="dxa"/>
+            </w:tcMar>
+          </w:tcPr>
+          <w:p>
+            <w:pPr>
+              <w:spacing w:after="40" w:before="40"/>
+            </w:pPr>
+            <w:r>
+              <w:rPr>
+                <w:rFonts w:ascii="Arial" w:hAnsi="Arial"/>
+                <w:color w:val="1D1D1D"/>
+                <w:sz w:val="18"/>
+              </w:rPr>
+              <w:t>NULL</w:t>
+            </w:r>
+          </w:p>
+        </w:tc>
+        <w:tc>
+          <w:tcPr>
+            <w:tcW w:type="dxa" w:w="2340"/>
+            <w:shd w:fill="F9F0FF"/>
+            <w:tcMar>
+              <w:top w:w="80" w:type="dxa"/>
+              <w:bottom w:w="80" w:type="dxa"/>
+              <w:left w:w="120" w:type="dxa"/>
+              <w:right w:w="120" w:type="dxa"/>
+            </w:tcMar>
+          </w:tcPr>
+          <w:p>
+            <w:pPr>
+              <w:spacing w:after="40" w:before="40"/>
+            </w:pPr>
+            <w:r>
+              <w:rPr>
+                <w:rFonts w:ascii="Arial" w:hAnsi="Arial"/>
+                <w:color w:val="1D1D1D"/>
+                <w:sz w:val="18"/>
+              </w:rPr>
+              <w:t>ID unik UUID transaksi dari Midtrans.</w:t>
+            </w:r>
+          </w:p>
+        </w:tc>
+      </w:tr>
+      <w:tr>
+        <w:tc>
+          <w:tcPr>
+            <w:tcW w:type="dxa" w:w="2340"/>
+            <w:shd w:fill="FFFFFF"/>
+            <w:tcMar>
+              <w:top w:w="80" w:type="dxa"/>
+              <w:bottom w:w="80" w:type="dxa"/>
+              <w:left w:w="120" w:type="dxa"/>
+              <w:right w:w="120" w:type="dxa"/>
+            </w:tcMar>
+          </w:tcPr>
+          <w:p>
+            <w:pPr>
+              <w:spacing w:after="40" w:before="40"/>
+            </w:pPr>
+            <w:r>
+              <w:rPr>
+                <w:rFonts w:ascii="Arial" w:hAnsi="Arial"/>
+                <w:b/>
+                <w:color w:val="1D1D1D"/>
+                <w:sz w:val="18"/>
+              </w:rPr>
+              <w:t>payment_status</w:t>
+            </w:r>
+          </w:p>
+        </w:tc>
+        <w:tc>
+          <w:tcPr>
+            <w:tcW w:type="dxa" w:w="2340"/>
+            <w:shd w:fill="FFFFFF"/>
+            <w:tcMar>
+              <w:top w:w="80" w:type="dxa"/>
+              <w:bottom w:w="80" w:type="dxa"/>
+              <w:left w:w="120" w:type="dxa"/>
+              <w:right w:w="120" w:type="dxa"/>
+            </w:tcMar>
+          </w:tcPr>
+          <w:p>
+            <w:pPr>
+              <w:spacing w:after="40" w:before="40"/>
+            </w:pPr>
+            <w:r>
+              <w:rPr>
+                <w:rFonts w:ascii="Arial" w:hAnsi="Arial"/>
+                <w:color w:val="1D1D1D"/>
+                <w:sz w:val="18"/>
+              </w:rPr>
+              <w:t>VARCHAR(50)</w:t>
+            </w:r>
+          </w:p>
+        </w:tc>
+        <w:tc>
+          <w:tcPr>
+            <w:tcW w:type="dxa" w:w="2340"/>
+            <w:shd w:fill="FFFFFF"/>
+            <w:tcMar>
+              <w:top w:w="80" w:type="dxa"/>
+              <w:bottom w:w="80" w:type="dxa"/>
+              <w:left w:w="120" w:type="dxa"/>
+              <w:right w:w="120" w:type="dxa"/>
+            </w:tcMar>
+          </w:tcPr>
+          <w:p>
+            <w:pPr>
+              <w:spacing w:after="40" w:before="40"/>
+            </w:pPr>
+            <w:r>
+              <w:rPr>
+                <w:rFonts w:ascii="Arial" w:hAnsi="Arial"/>
+                <w:color w:val="1D1D1D"/>
+                <w:sz w:val="18"/>
+              </w:rPr>
+              <w:t>DEFAULT 'pending'</w:t>
+            </w:r>
+          </w:p>
+        </w:tc>
+        <w:tc>
+          <w:tcPr>
+            <w:tcW w:type="dxa" w:w="2340"/>
+            <w:shd w:fill="FFFFFF"/>
+            <w:tcMar>
+              <w:top w:w="80" w:type="dxa"/>
+              <w:bottom w:w="80" w:type="dxa"/>
+              <w:left w:w="120" w:type="dxa"/>
+              <w:right w:w="120" w:type="dxa"/>
+            </w:tcMar>
+          </w:tcPr>
+          <w:p>
+            <w:pPr>
+              <w:spacing w:after="40" w:before="40"/>
+            </w:pPr>
+            <w:r>
+              <w:rPr>
+                <w:rFonts w:ascii="Arial" w:hAnsi="Arial"/>
+                <w:color w:val="1D1D1D"/>
+                <w:sz w:val="18"/>
+              </w:rPr>
+              <w:t>Status keuangan Midtrans (settlement, challenge, cancel).</w:t>
+            </w:r>
+          </w:p>
+        </w:tc>
+      </w:tr>
+    </w:tbl>
+    <w:p>
+      <w:pPr>
+        <w:spacing w:after="240"/>
+      </w:pPr>
+    </w:p>
+    <w:p>
+      <w:pPr>
+        <w:spacing w:before="360" w:after="120"/>
+      </w:pPr>
+      <w:r>
+        <w:rPr>
+          <w:rFonts w:ascii="Georgia" w:hAnsi="Georgia"/>
+          <w:b/>
+          <w:color w:val="4A154B"/>
+          <w:sz w:val="28"/>
+        </w:rPr>
+        <w:t>4. MEKANISME INTEGRASI MIDTRANS PAYMENT GATEWAY</w:t>
       </w:r>
     </w:p>
     <w:p>
       <w:pPr>
-        <w:pStyle w:val="Heading1"/>
-        <w:keepNext/>
-        <w:spacing w:before="240" w:after="120"/>
+        <w:spacing w:before="240" w:after="80"/>
+      </w:pPr>
+      <w:r>
+        <w:rPr>
+          <w:rFonts w:ascii="Georgia" w:hAnsi="Georgia"/>
+          <w:b/>
+          <w:color w:val="4A154B"/>
+          <w:sz w:val="24"/>
+        </w:rPr>
+        <w:t>4.1 Alur Pembuatan Snap Token (Server-to-Midtrans)</w:t>
+      </w:r>
+    </w:p>
+    <w:p>
+      <w:pPr>
+        <w:spacing w:after="120"/>
       </w:pPr>
       <w:r>
         <w:rPr>
           <w:rFonts w:ascii="Arial" w:hAnsi="Arial"/>
-          <w:color w:val="4A154B"/>
-          <w:sz w:val="36"/>
+          <w:color w:val="1D1D1D"/>
+          <w:sz w:val="21"/>
         </w:rPr>
-        <w:t>5. Langkah-Langkah Pembuatan Program</w:t>
+        <w:t>Ketika pelanggan melakukan pembayaran di bayar.php, backend PHP mengirimkan request payload dalam bentuk JSON ke server Midtrans. Agar nomor order selalu unik dan tidak terjadi bentrokan saat retry payment, order ID diformat menjadi ORDER-{id_order}-{timestamp} (contoh: ORDER-12-1678901234).</w:t>
       </w:r>
     </w:p>
     <w:p>
       <w:pPr>
-        <w:pStyle w:val="Heading2"/>
-        <w:keepNext/>
-        <w:spacing w:before="200" w:after="80"/>
+        <w:spacing w:after="120"/>
       </w:pPr>
       <w:r>
         <w:rPr>
           <w:rFonts w:ascii="Arial" w:hAnsi="Arial"/>
-          <w:color w:val="611F69"/>
-          <w:sz w:val="28"/>
+          <w:color w:val="1D1D1D"/>
+          <w:sz w:val="21"/>
         </w:rPr>
-        <w:t>1. Tahap Analisis Kebutuhan</w:t>
-      </w:r>
-    </w:p>
-    <w:p>
-      <w:r>
-        <w:t>Menganalisis kebutuhan fungsional dan non-fungsional aplikasi toko bunga. Menentukan alur proses belanja pelanggan (memilih bunga, merakit buket, memasukkan alamat, membayar) dan alur proses pengelolaan admin (dashboard statistik, pemrosesan pesanan, dan rekapitulasi data keuangan).</w:t>
+        <w:t>Request dikirim via cURL dengan mengaktifkan header otentikasi Basic Auth menggunakan Server Key yang telah dikodekan ke dalam format Base64. Midtrans kemudian mengembalikan token Snap yang unik, yang dipicu di frontend dengan fungsi snap.pay(token, { ... }) untuk memunculkan modal antarmuka pembayaran.</w:t>
       </w:r>
     </w:p>
     <w:p>
       <w:pPr>
-        <w:pStyle w:val="Heading2"/>
-        <w:keepNext/>
-        <w:spacing w:before="200" w:after="80"/>
+        <w:spacing w:before="240" w:after="80"/>
+      </w:pPr>
+      <w:r>
+        <w:rPr>
+          <w:rFonts w:ascii="Georgia" w:hAnsi="Georgia"/>
+          <w:b/>
+          <w:color w:val="4A154B"/>
+          <w:sz w:val="24"/>
+        </w:rPr>
+        <w:t>4.2 Keamanan Verifikasi Transaksi (Callback &amp; Webhook)</w:t>
+      </w:r>
+    </w:p>
+    <w:p>
+      <w:pPr>
+        <w:spacing w:after="120"/>
       </w:pPr>
       <w:r>
         <w:rPr>
           <w:rFonts w:ascii="Arial" w:hAnsi="Arial"/>
-          <w:color w:val="611F69"/>
-          <w:sz w:val="28"/>
+          <w:color w:val="1D1D1D"/>
+          <w:sz w:val="21"/>
         </w:rPr>
-        <w:t>2. Perancangan Basis Data (Database Design)</w:t>
-      </w:r>
-    </w:p>
-    <w:p>
-      <w:r>
-        <w:t>Merancang diagram Entity-Relationship (ERD) dan skema tabel. Menulis script SQL (database.sql) untuk membuat tabel users, produk, orders, order_detail, dan pembayaran lengkap dengan batasan foreign key agar integritas data terjaga.</w:t>
+        <w:t>Untuk memproteksi sistem dari eksploitasi pihak luar yang memalsukan data pembayaran, callback.php dirancang agar mengenali dan menangani dua jenis verifikasi secara ketat:</w:t>
       </w:r>
     </w:p>
     <w:p>
       <w:pPr>
-        <w:pStyle w:val="Heading2"/>
-        <w:keepNext/>
-        <w:spacing w:before="200" w:after="80"/>
+        <w:pStyle w:val="ListBullet"/>
+        <w:spacing w:after="80"/>
       </w:pPr>
       <w:r>
         <w:rPr>
           <w:rFonts w:ascii="Arial" w:hAnsi="Arial"/>
-          <w:color w:val="611F69"/>
-          <w:sz w:val="28"/>
+          <w:color w:val="1D1D1D"/>
+          <w:sz w:val="20"/>
         </w:rPr>
-        <w:t>3. Pembuatan Struktur Folder &amp; Koneksi Basis Data</w:t>
-      </w:r>
-    </w:p>
-    <w:p>
-      <w:r>
-        <w:t>Menyusun struktur direktori proyek, membuat folder 'admin' untuk file administrator dan folder 'uploads' untuk menampung gambar produk. Membuat file koneksi.php menggunakan class PDO PHP untuk menghubungkan aplikasi ke MySQL server.</w:t>
+        <w:t>Otentikasi Webhook Asli (JSON): Jika menerima panggilan POST bertipe application/json langsung dari server Midtrans, backend melakukan perhitungan Signature Key tandingan berbasis SHA-512. Rumus: hash('sha512', order_id + status_code + gross_amount + server_key). Jika tanda tangan ini tidak sama dengan signature_key di header payload, sistem langsung menolak transaksi (HTTP 403 Forbidden).</w:t>
       </w:r>
     </w:p>
     <w:p>
       <w:pPr>
-        <w:pStyle w:val="Heading2"/>
-        <w:keepNext/>
-        <w:spacing w:before="200" w:after="80"/>
+        <w:pStyle w:val="ListBullet"/>
+        <w:spacing w:after="80"/>
       </w:pPr>
       <w:r>
         <w:rPr>
           <w:rFonts w:ascii="Arial" w:hAnsi="Arial"/>
-          <w:color w:val="611F69"/>
-          <w:sz w:val="28"/>
+          <w:color w:val="1D1D1D"/>
+          <w:sz w:val="20"/>
         </w:rPr>
-        <w:t>4. Implementasi Sistem Autentikasi &amp; Navigasi</w:t>
-      </w:r>
-    </w:p>
-    <w:p>
-      <w:r>
-        <w:t>Membuat file register.php, login.php, dan logout.php. Menerapkan session PHP untuk melacak status pengguna yang aktif. Pada admin/navbar.php, diterapkan validasi session role='admin' untuk memproteksi agar halaman administrasi tidak dapat ditembus oleh pengguna biasa.</w:t>
+        <w:t>Verifikasi HTTP GET Server-ke-Server: Jika dipanggil dari tombol redirect frontend (form POST), sistem melakukan verifikasi aktif dengan memanggil API status resmi Midtrans /v2/{transaction_id}/status menggunakan Server Key merchant. Status pesanan diubah menjadi paid jika dan hanya jika Midtrans melaporkan status transaksi sebagai settlement atau capture (dengan status accept).</w:t>
       </w:r>
     </w:p>
     <w:p>
       <w:pPr>
-        <w:pStyle w:val="Heading2"/>
-        <w:keepNext/>
-        <w:spacing w:before="200" w:after="80"/>
+        <w:pStyle w:val="ListBullet"/>
+        <w:spacing w:after="80"/>
       </w:pPr>
       <w:r>
         <w:rPr>
           <w:rFonts w:ascii="Arial" w:hAnsi="Arial"/>
-          <w:color w:val="611F69"/>
-          <w:sz w:val="28"/>
+          <w:color w:val="1D1D1D"/>
+          <w:sz w:val="20"/>
         </w:rPr>
-        <w:t>5. Implementasi Fitur Belanja Pelanggan</w:t>
-      </w:r>
-    </w:p>
-    <w:p>
-      <w:r>
-        <w:t>Membangun katalog dinamis di index.php, halaman detail produk detail.php, dan keranjang belanja cart.php. Data pesanan disimpan sementara di basis data dan dijumlahkan secara dinamis saat proses checkout.php.</w:t>
+        <w:t>Offline Simulator Fallback: Sistem mengenali prefiks simulasi lokal (MID-TX-). Jika kunci server belum diisi atau pengembang melakukan uji coba offline di localhost, sistem meloloskan transaksi simulasi sukses agar developer tetap bisa menguji fungsionalitas sistem secara lancar.</w:t>
       </w:r>
     </w:p>
     <w:p>
       <w:pPr>
-        <w:pStyle w:val="Heading2"/>
-        <w:keepNext/>
-        <w:spacing w:before="200" w:after="80"/>
+        <w:spacing w:before="360" w:after="120"/>
+      </w:pPr>
+      <w:r>
+        <w:rPr>
+          <w:rFonts w:ascii="Georgia" w:hAnsi="Georgia"/>
+          <w:b/>
+          <w:color w:val="4A154B"/>
+          <w:sz w:val="28"/>
+        </w:rPr>
+        <w:t>5. PANDUAN PENGUJIAN SISTEM (TESTING GUIDE)</w:t>
+      </w:r>
+    </w:p>
+    <w:p>
+      <w:pPr>
+        <w:spacing w:before="240" w:after="80"/>
+      </w:pPr>
+      <w:r>
+        <w:rPr>
+          <w:rFonts w:ascii="Georgia" w:hAnsi="Georgia"/>
+          <w:b/>
+          <w:color w:val="4A154B"/>
+          <w:sz w:val="24"/>
+        </w:rPr>
+        <w:t>5.1 Kredensial Uji Coba Default</w:t>
+      </w:r>
+    </w:p>
+    <w:tbl>
+      <w:tblPr>
+        <w:tblW w:type="auto" w:w="0"/>
+        <w:jc w:val="center"/>
+        <w:tblLook w:firstColumn="1" w:firstRow="1" w:lastColumn="0" w:lastRow="0" w:noHBand="0" w:noVBand="1" w:val="04A0"/>
+        <w:tblBorders>
+          <w:top w:val="single" w:sz="4" w:space="0" w:color="CCCCCC"/>
+          <w:bottom w:val="single" w:sz="4" w:space="0" w:color="CCCCCC"/>
+          <w:insideH w:val="single" w:sz="4" w:space="0" w:color="E6E6E6"/>
+          <w:insideV w:val="none"/>
+          <w:left w:val="none"/>
+          <w:right w:val="none"/>
+        </w:tblBorders>
+      </w:tblPr>
+      <w:tblGrid>
+        <w:gridCol w:w="3120"/>
+        <w:gridCol w:w="3120"/>
+        <w:gridCol w:w="3120"/>
+      </w:tblGrid>
+      <w:tr>
+        <w:tc>
+          <w:tcPr>
+            <w:tcW w:type="dxa" w:w="3120"/>
+            <w:shd w:fill="592466"/>
+            <w:tcMar>
+              <w:top w:w="80" w:type="dxa"/>
+              <w:bottom w:w="80" w:type="dxa"/>
+              <w:left w:w="120" w:type="dxa"/>
+              <w:right w:w="120" w:type="dxa"/>
+            </w:tcMar>
+          </w:tcPr>
+          <w:p>
+            <w:r>
+              <w:rPr>
+                <w:rFonts w:ascii="Arial" w:hAnsi="Arial"/>
+                <w:b/>
+                <w:color w:val="FFFFFF"/>
+                <w:sz w:val="19"/>
+              </w:rPr>
+              <w:t>Hak Akses</w:t>
+            </w:r>
+          </w:p>
+        </w:tc>
+        <w:tc>
+          <w:tcPr>
+            <w:tcW w:type="dxa" w:w="3120"/>
+            <w:shd w:fill="592466"/>
+            <w:tcMar>
+              <w:top w:w="80" w:type="dxa"/>
+              <w:bottom w:w="80" w:type="dxa"/>
+              <w:left w:w="120" w:type="dxa"/>
+              <w:right w:w="120" w:type="dxa"/>
+            </w:tcMar>
+          </w:tcPr>
+          <w:p>
+            <w:r>
+              <w:rPr>
+                <w:rFonts w:ascii="Arial" w:hAnsi="Arial"/>
+                <w:b/>
+                <w:color w:val="FFFFFF"/>
+                <w:sz w:val="19"/>
+              </w:rPr>
+              <w:t>Username / Email</w:t>
+            </w:r>
+          </w:p>
+        </w:tc>
+        <w:tc>
+          <w:tcPr>
+            <w:tcW w:type="dxa" w:w="3120"/>
+            <w:shd w:fill="592466"/>
+            <w:tcMar>
+              <w:top w:w="80" w:type="dxa"/>
+              <w:bottom w:w="80" w:type="dxa"/>
+              <w:left w:w="120" w:type="dxa"/>
+              <w:right w:w="120" w:type="dxa"/>
+            </w:tcMar>
+          </w:tcPr>
+          <w:p>
+            <w:r>
+              <w:rPr>
+                <w:rFonts w:ascii="Arial" w:hAnsi="Arial"/>
+                <w:b/>
+                <w:color w:val="FFFFFF"/>
+                <w:sz w:val="19"/>
+              </w:rPr>
+              <w:t>Password Bawaan</w:t>
+            </w:r>
+          </w:p>
+        </w:tc>
+      </w:tr>
+      <w:tr>
+        <w:tc>
+          <w:tcPr>
+            <w:tcW w:type="dxa" w:w="3120"/>
+            <w:shd w:fill="FFFFFF"/>
+            <w:tcMar>
+              <w:top w:w="80" w:type="dxa"/>
+              <w:bottom w:w="80" w:type="dxa"/>
+              <w:left w:w="120" w:type="dxa"/>
+              <w:right w:w="120" w:type="dxa"/>
+            </w:tcMar>
+          </w:tcPr>
+          <w:p>
+            <w:r>
+              <w:rPr>
+                <w:rFonts w:ascii="Arial" w:hAnsi="Arial"/>
+                <w:b/>
+                <w:color w:val="1D1D1D"/>
+                <w:sz w:val="19"/>
+              </w:rPr>
+              <w:t>Administrator (Admin)</w:t>
+            </w:r>
+          </w:p>
+        </w:tc>
+        <w:tc>
+          <w:tcPr>
+            <w:tcW w:type="dxa" w:w="3120"/>
+            <w:shd w:fill="FFFFFF"/>
+            <w:tcMar>
+              <w:top w:w="80" w:type="dxa"/>
+              <w:bottom w:w="80" w:type="dxa"/>
+              <w:left w:w="120" w:type="dxa"/>
+              <w:right w:w="120" w:type="dxa"/>
+            </w:tcMar>
+          </w:tcPr>
+          <w:p>
+            <w:r>
+              <w:rPr>
+                <w:rFonts w:ascii="Arial" w:hAnsi="Arial"/>
+                <w:color w:val="1D1D1D"/>
+                <w:sz w:val="19"/>
+              </w:rPr>
+              <w:t>admin@toko.com</w:t>
+            </w:r>
+          </w:p>
+        </w:tc>
+        <w:tc>
+          <w:tcPr>
+            <w:tcW w:type="dxa" w:w="3120"/>
+            <w:shd w:fill="FFFFFF"/>
+            <w:tcMar>
+              <w:top w:w="80" w:type="dxa"/>
+              <w:bottom w:w="80" w:type="dxa"/>
+              <w:left w:w="120" w:type="dxa"/>
+              <w:right w:w="120" w:type="dxa"/>
+            </w:tcMar>
+          </w:tcPr>
+          <w:p>
+            <w:r>
+              <w:rPr>
+                <w:rFonts w:ascii="Arial" w:hAnsi="Arial"/>
+                <w:color w:val="1D1D1D"/>
+                <w:sz w:val="19"/>
+              </w:rPr>
+              <w:t>admin</w:t>
+            </w:r>
+          </w:p>
+        </w:tc>
+      </w:tr>
+      <w:tr>
+        <w:tc>
+          <w:tcPr>
+            <w:tcW w:type="dxa" w:w="3120"/>
+            <w:shd w:fill="F9F0FF"/>
+            <w:tcMar>
+              <w:top w:w="80" w:type="dxa"/>
+              <w:bottom w:w="80" w:type="dxa"/>
+              <w:left w:w="120" w:type="dxa"/>
+              <w:right w:w="120" w:type="dxa"/>
+            </w:tcMar>
+          </w:tcPr>
+          <w:p>
+            <w:r>
+              <w:rPr>
+                <w:rFonts w:ascii="Arial" w:hAnsi="Arial"/>
+                <w:b/>
+                <w:color w:val="1D1D1D"/>
+                <w:sz w:val="19"/>
+              </w:rPr>
+              <w:t>Pelanggan (User)</w:t>
+            </w:r>
+          </w:p>
+        </w:tc>
+        <w:tc>
+          <w:tcPr>
+            <w:tcW w:type="dxa" w:w="3120"/>
+            <w:shd w:fill="F9F0FF"/>
+            <w:tcMar>
+              <w:top w:w="80" w:type="dxa"/>
+              <w:bottom w:w="80" w:type="dxa"/>
+              <w:left w:w="120" w:type="dxa"/>
+              <w:right w:w="120" w:type="dxa"/>
+            </w:tcMar>
+          </w:tcPr>
+          <w:p>
+            <w:r>
+              <w:rPr>
+                <w:rFonts w:ascii="Arial" w:hAnsi="Arial"/>
+                <w:color w:val="1D1D1D"/>
+                <w:sz w:val="19"/>
+              </w:rPr>
+              <w:t>user@toko.com</w:t>
+            </w:r>
+          </w:p>
+        </w:tc>
+        <w:tc>
+          <w:tcPr>
+            <w:tcW w:type="dxa" w:w="3120"/>
+            <w:shd w:fill="F9F0FF"/>
+            <w:tcMar>
+              <w:top w:w="80" w:type="dxa"/>
+              <w:bottom w:w="80" w:type="dxa"/>
+              <w:left w:w="120" w:type="dxa"/>
+              <w:right w:w="120" w:type="dxa"/>
+            </w:tcMar>
+          </w:tcPr>
+          <w:p>
+            <w:r>
+              <w:rPr>
+                <w:rFonts w:ascii="Arial" w:hAnsi="Arial"/>
+                <w:color w:val="1D1D1D"/>
+                <w:sz w:val="19"/>
+              </w:rPr>
+              <w:t>user</w:t>
+            </w:r>
+          </w:p>
+        </w:tc>
+      </w:tr>
+    </w:tbl>
+    <w:p>
+      <w:pPr>
+        <w:spacing w:before="240" w:after="80"/>
+      </w:pPr>
+      <w:r>
+        <w:rPr>
+          <w:rFonts w:ascii="Georgia" w:hAnsi="Georgia"/>
+          <w:b/>
+          <w:color w:val="4A154B"/>
+          <w:sz w:val="24"/>
+        </w:rPr>
+        <w:t>5.2 Skenario Pemesanan Pelanggan</w:t>
+      </w:r>
+    </w:p>
+    <w:p>
+      <w:pPr>
+        <w:spacing w:after="80"/>
+      </w:pPr>
+      <w:r>
+        <w:rPr>
+          <w:b/>
+          <w:color w:val="4A154B"/>
+        </w:rPr>
+        <w:t xml:space="preserve">1. </w:t>
+      </w:r>
+      <w:r>
+        <w:rPr>
+          <w:rFonts w:ascii="Arial" w:hAnsi="Arial"/>
+          <w:color w:val="1D1D1D"/>
+          <w:sz w:val="20"/>
+        </w:rPr>
+        <w:t>Buka halaman login.php dan masuk menggunakan kredensial pelanggan (user@toko.com).</w:t>
+      </w:r>
+    </w:p>
+    <w:p>
+      <w:pPr>
+        <w:spacing w:after="80"/>
+      </w:pPr>
+      <w:r>
+        <w:rPr>
+          <w:b/>
+          <w:color w:val="4A154B"/>
+        </w:rPr>
+        <w:t xml:space="preserve">2. </w:t>
+      </w:r>
+      <w:r>
+        <w:rPr>
+          <w:rFonts w:ascii="Arial" w:hAnsi="Arial"/>
+          <w:color w:val="1D1D1D"/>
+          <w:sz w:val="20"/>
+        </w:rPr>
+        <w:t>Pilih produk bunga segar yang diinginkan pada index.php dan klik tombol '+ Keranjang'.</w:t>
+      </w:r>
+    </w:p>
+    <w:p>
+      <w:pPr>
+        <w:spacing w:after="80"/>
+      </w:pPr>
+      <w:r>
+        <w:rPr>
+          <w:b/>
+          <w:color w:val="4A154B"/>
+        </w:rPr>
+        <w:t xml:space="preserve">3. </w:t>
+      </w:r>
+      <w:r>
+        <w:rPr>
+          <w:rFonts w:ascii="Arial" w:hAnsi="Arial"/>
+          <w:color w:val="1D1D1D"/>
+          <w:sz w:val="20"/>
+        </w:rPr>
+        <w:t>Buka keranjang belanja di cart.php, tentukan kuantitas bunga, kemudian klik 'Lanjut ke Checkout'.</w:t>
+      </w:r>
+    </w:p>
+    <w:p>
+      <w:pPr>
+        <w:spacing w:after="80"/>
+      </w:pPr>
+      <w:r>
+        <w:rPr>
+          <w:b/>
+          <w:color w:val="4A154B"/>
+        </w:rPr>
+        <w:t xml:space="preserve">4. </w:t>
+      </w:r>
+      <w:r>
+        <w:rPr>
+          <w:rFonts w:ascii="Arial" w:hAnsi="Arial"/>
+          <w:color w:val="1D1D1D"/>
+          <w:sz w:val="20"/>
+        </w:rPr>
+        <w:t>Tuliskan alamat pengantaran bunga secara lengkap, kemudian klik 'Buat Pesanan'.</w:t>
+      </w:r>
+    </w:p>
+    <w:p>
+      <w:pPr>
+        <w:spacing w:after="80"/>
+      </w:pPr>
+      <w:r>
+        <w:rPr>
+          <w:b/>
+          <w:color w:val="4A154B"/>
+        </w:rPr>
+        <w:t xml:space="preserve">5. </w:t>
+      </w:r>
+      <w:r>
+        <w:rPr>
+          <w:rFonts w:ascii="Arial" w:hAnsi="Arial"/>
+          <w:color w:val="1D1D1D"/>
+          <w:sz w:val="20"/>
+        </w:rPr>
+        <w:t>Di halaman bayar.php, klik tombol 'Bayar Sekarang' untuk memunculkan portal resmi Midtrans, atau gunakan panel 'Simulator Mode Fallback' di sisi kanan jika Anda mengujinya secara luring (offline) tanpa memasang Kredensial Key asli.</w:t>
+      </w:r>
+    </w:p>
+    <w:p>
+      <w:pPr>
+        <w:spacing w:after="80"/>
+      </w:pPr>
+      <w:r>
+        <w:rPr>
+          <w:b/>
+          <w:color w:val="4A154B"/>
+        </w:rPr>
+        <w:t xml:space="preserve">6. </w:t>
+      </w:r>
+      <w:r>
+        <w:rPr>
+          <w:rFonts w:ascii="Arial" w:hAnsi="Arial"/>
+          <w:color w:val="1D1D1D"/>
+          <w:sz w:val="20"/>
+        </w:rPr>
+        <w:t>Setelah pembayaran terverifikasi sukses, Anda akan langsung diredirect ke halaman riwayat.php dengan status lunas berwarna hijau.</w:t>
+      </w:r>
+    </w:p>
+    <w:p>
+      <w:pPr>
+        <w:spacing w:before="240" w:after="80"/>
+      </w:pPr>
+      <w:r>
+        <w:rPr>
+          <w:rFonts w:ascii="Georgia" w:hAnsi="Georgia"/>
+          <w:b/>
+          <w:color w:val="4A154B"/>
+          <w:sz w:val="24"/>
+        </w:rPr>
+        <w:t>5.3 Skenario Panel Admin &amp; Laporan Penjualan</w:t>
+      </w:r>
+    </w:p>
+    <w:p>
+      <w:pPr>
+        <w:spacing w:after="80"/>
+      </w:pPr>
+      <w:r>
+        <w:rPr>
+          <w:b/>
+          <w:color w:val="4A154B"/>
+        </w:rPr>
+        <w:t xml:space="preserve">1. </w:t>
+      </w:r>
+      <w:r>
+        <w:rPr>
+          <w:rFonts w:ascii="Arial" w:hAnsi="Arial"/>
+          <w:color w:val="1D1D1D"/>
+          <w:sz w:val="20"/>
+        </w:rPr>
+        <w:t>Login menggunakan akun administrator admin@toko.com pada form login.</w:t>
+      </w:r>
+    </w:p>
+    <w:p>
+      <w:pPr>
+        <w:spacing w:after="80"/>
+      </w:pPr>
+      <w:r>
+        <w:rPr>
+          <w:b/>
+          <w:color w:val="4A154B"/>
+        </w:rPr>
+        <w:t xml:space="preserve">2. </w:t>
+      </w:r>
+      <w:r>
+        <w:rPr>
+          <w:rFonts w:ascii="Arial" w:hAnsi="Arial"/>
+          <w:color w:val="1D1D1D"/>
+          <w:sz w:val="20"/>
+        </w:rPr>
+        <w:t>Masuk ke direktori admin/ (misalnya dashboard.php) untuk melihat rekapitulasi data penjualan terbaru.</w:t>
+      </w:r>
+    </w:p>
+    <w:p>
+      <w:pPr>
+        <w:spacing w:after="80"/>
+      </w:pPr>
+      <w:r>
+        <w:rPr>
+          <w:b/>
+          <w:color w:val="4A154B"/>
+        </w:rPr>
+        <w:t xml:space="preserve">3. </w:t>
+      </w:r>
+      <w:r>
+        <w:rPr>
+          <w:rFonts w:ascii="Arial" w:hAnsi="Arial"/>
+          <w:color w:val="1D1D1D"/>
+          <w:sz w:val="20"/>
+        </w:rPr>
+        <w:t>Kelola stok produk bunga segar di produk.php (CRUD produk bunga dan manajemen unggah foto).</w:t>
+      </w:r>
+    </w:p>
+    <w:p>
+      <w:pPr>
+        <w:spacing w:after="80"/>
+      </w:pPr>
+      <w:r>
+        <w:rPr>
+          <w:b/>
+          <w:color w:val="4A154B"/>
+        </w:rPr>
+        <w:t xml:space="preserve">4. </w:t>
+      </w:r>
+      <w:r>
+        <w:rPr>
+          <w:rFonts w:ascii="Arial" w:hAnsi="Arial"/>
+          <w:color w:val="1D1D1D"/>
+          <w:sz w:val="20"/>
+        </w:rPr>
+        <w:t>Pantau transaksi masuk di pesanan.php, lakukan pelacakan detail item pembelian pelanggan, serta ubah status kirim barang (processed, shipped, completed).</w:t>
+      </w:r>
+    </w:p>
+    <w:p>
+      <w:pPr>
+        <w:spacing w:after="80"/>
+      </w:pPr>
+      <w:r>
+        <w:rPr>
+          <w:b/>
+          <w:color w:val="4A154B"/>
+        </w:rPr>
+        <w:t xml:space="preserve">5. </w:t>
+      </w:r>
+      <w:r>
+        <w:rPr>
+          <w:rFonts w:ascii="Arial" w:hAnsi="Arial"/>
+          <w:color w:val="1D1D1D"/>
+          <w:sz w:val="20"/>
+        </w:rPr>
+        <w:t>Masuk ke laporan.php, tentukan filter rentang tanggal laporan penjualan, kemudian ekspor ringkasan penjualan (Omset, Volume Transaksi, dan AOV) ke Microsoft Excel atau Cetak PDF secara langsung.</w:t>
+      </w:r>
+    </w:p>
+    <w:p>
+      <w:pPr>
+        <w:spacing w:after="240"/>
+      </w:pPr>
+    </w:p>
+    <w:p>
+      <w:pPr>
+        <w:spacing w:before="360" w:after="120"/>
+      </w:pPr>
+      <w:r>
+        <w:rPr>
+          <w:rFonts w:ascii="Georgia" w:hAnsi="Georgia"/>
+          <w:b/>
+          <w:color w:val="4A154B"/>
+          <w:sz w:val="28"/>
+        </w:rPr>
+        <w:t>6. FITUR &amp; METRIK DESAIN MODERN (AESTHETICS)</w:t>
+      </w:r>
+    </w:p>
+    <w:p>
+      <w:pPr>
+        <w:spacing w:after="120"/>
       </w:pPr>
       <w:r>
         <w:rPr>
           <w:rFonts w:ascii="Arial" w:hAnsi="Arial"/>
-          <w:color w:val="611F69"/>
-          <w:sz w:val="28"/>
+          <w:color w:val="1D1D1D"/>
+          <w:sz w:val="21"/>
         </w:rPr>
-        <w:t>6. Pembuatan Modul Buket Kustom (Custom Bouquet Creator)</w:t>
-      </w:r>
-    </w:p>
-    <w:p>
-      <w:r>
-        <w:t>Mengimplementasikan form interaktif di custom_bouquet.php yang menggabungkan JavaScript untuk kalkulasi harga instan dan PHP untuk menangani input. Data buket kustom disimpan sebagai entri produk temporer berkategori 'Custom' sebelum dimasukkan ke tabel detail belanja.</w:t>
+        <w:t>Aplikasi Fleurist dihiasi dengan mematuhi pedoman desain modern premium (Slacc Design Language):</w:t>
       </w:r>
     </w:p>
     <w:p>
       <w:pPr>
-        <w:pStyle w:val="Heading2"/>
-        <w:keepNext/>
-        <w:spacing w:before="200" w:after="80"/>
+        <w:pStyle w:val="ListBullet"/>
+        <w:spacing w:after="80"/>
       </w:pPr>
       <w:r>
         <w:rPr>
           <w:rFonts w:ascii="Arial" w:hAnsi="Arial"/>
-          <w:color w:val="611F69"/>
-          <w:sz w:val="28"/>
+          <w:color w:val="1D1D1D"/>
+          <w:sz w:val="20"/>
         </w:rPr>
-        <w:t>7. Pengembangan Panel Administrator (Dashboard &amp; CRUD)</w:t>
-      </w:r>
-    </w:p>
-    <w:p>
-      <w:r>
-        <w:t>Membangun admin/dashboard.php untuk visual statistik ringkas, admin/produk.php untuk form tambah/edit produk bunga, dan admin/pesanan.php untuk manajemen status pengiriman barang.</w:t>
+        <w:t>Palet Warna Eksklusif: Memanfaatkan warna primer terong gelap (deep aubergine #4a154b) untuk membangkitkan citra bunga premium dan anggun, berpadu dengan canvas cream (#f4ede4) serta lavender (#f9f0ff).</w:t>
       </w:r>
     </w:p>
     <w:p>
       <w:pPr>
-        <w:pStyle w:val="Heading2"/>
-        <w:keepNext/>
-        <w:spacing w:before="200" w:after="80"/>
+        <w:pStyle w:val="ListBullet"/>
+        <w:spacing w:after="80"/>
       </w:pPr>
       <w:r>
         <w:rPr>
           <w:rFonts w:ascii="Arial" w:hAnsi="Arial"/>
-          <w:color w:val="611F69"/>
-          <w:sz w:val="28"/>
+          <w:color w:val="1D1D1D"/>
+          <w:sz w:val="20"/>
         </w:rPr>
-        <w:t>8. Penerapan Modul Laporan Penjualan (Tugas Tambahan)</w:t>
-      </w:r>
-    </w:p>
-    <w:p>
-      <w:r>
-        <w:t>Membuat modul rekapitulasi data di admin/laporan.php dengan filter rentang tanggal. Menambahkan perhitungan ringkasan Omset Bersih, Volume Penjualan Sukses, dan Rata-Rata Transaksi (AOV) dari database.</w:t>
+        <w:t>Tipografi Bersih &amp; Elegan: Membaca teks secara nyaman di berbagai jenis layar berkat integrasi font sans-serif modern 'Inter'.</w:t>
       </w:r>
     </w:p>
     <w:p>
       <w:pPr>
-        <w:pStyle w:val="Heading2"/>
-        <w:keepNext/>
-        <w:spacing w:before="200" w:after="80"/>
+        <w:pStyle w:val="ListBullet"/>
+        <w:spacing w:after="80"/>
       </w:pPr>
       <w:r>
         <w:rPr>
           <w:rFonts w:ascii="Arial" w:hAnsi="Arial"/>
-          <w:color w:val="611F69"/>
-          <w:sz w:val="28"/>
+          <w:color w:val="1D1D1D"/>
+          <w:sz w:val="20"/>
         </w:rPr>
-        <w:t>9. Penyediaan Tombol Cetak PDF dan Ekspor Excel (Modifikasi Terbaru)</w:t>
-      </w:r>
-    </w:p>
-    <w:p>
-      <w:r>
-        <w:t>Menghubungkan laporan terfilter di admin/laporan.php dengan parameter action=print untuk memicu window.print() browser (cetak/simpan PDF) secara langsung dengan kop surat resmi, serta action=excel untuk memformat tabel data dan mengunduhnya sebagai file spreadsheet .xls murni. Keduanya disatukan dalam satu file laporan.php.</w:t>
+        <w:t>Komponen visual dinamis: Menggunakan sudut bulat lembut (rounded-pill dan rounded-xl) serta efek mikro-animasi transisi hover guna menghadirkan estetika premium yang responsif.</w:t>
       </w:r>
     </w:p>
     <w:p>
       <w:pPr>
-        <w:pStyle w:val="Heading2"/>
-        <w:keepNext/>
-        <w:spacing w:before="200" w:after="80"/>
+        <w:spacing w:after="240"/>
+      </w:pPr>
+    </w:p>
+    <w:p>
+      <w:pPr>
+        <w:spacing w:before="360" w:after="120"/>
+      </w:pPr>
+      <w:r>
+        <w:rPr>
+          <w:rFonts w:ascii="Georgia" w:hAnsi="Georgia"/>
+          <w:b/>
+          <w:color w:val="4A154B"/>
+          <w:sz w:val="28"/>
+        </w:rPr>
+        <w:t>7. KESIMPULAN &amp; SARAN PENGEMBANGAN</w:t>
+      </w:r>
+    </w:p>
+    <w:p>
+      <w:pPr>
+        <w:spacing w:after="120"/>
       </w:pPr>
       <w:r>
         <w:rPr>
           <w:rFonts w:ascii="Arial" w:hAnsi="Arial"/>
-          <w:color w:val="611F69"/>
-          <w:sz w:val="28"/>
+          <w:color w:val="1D1D1D"/>
+          <w:sz w:val="21"/>
         </w:rPr>
-        <w:t>10. Integrasi Payment Gateway Midtrans (Snap API - Modifikasi Terbaru)</w:t>
-      </w:r>
-    </w:p>
-    <w:p>
-      <w:r>
-        <w:t>Menghubungkan aplikasi secara dinamis dengan Midtrans Sandbox Snap API. Menambahkan script cURL di bayar.php untuk meminta Snap Token dari Midtrans, menampilkan dialog Snap popup dengan pustaka Javascript Midtrans snap.js, dan meneruskan data pembayaran sukses ke callback.php secara otomatis.</w:t>
+        <w:t>Aplikasi Fleurist berbasis PHP Native ini sukses menyelesaikan hambatan pemrosesan pemesanan manual dengan mengadopsi gerbang pembayaran otomatis Midtrans Snap API. Sistem terbukti memiliki tingkat keamanan yang tinggi dari ancaman bypass pembayaran berkat integrasi validasi tanda tangan tandingan di server backend.</w:t>
       </w:r>
     </w:p>
     <w:p>
       <w:pPr>
-        <w:pStyle w:val="Heading2"/>
-        <w:keepNext/>
-        <w:spacing w:before="200" w:after="80"/>
+        <w:spacing w:after="120"/>
       </w:pPr>
       <w:r>
         <w:rPr>
           <w:rFonts w:ascii="Arial" w:hAnsi="Arial"/>
-          <w:color w:val="611F69"/>
-          <w:sz w:val="28"/>
+          <w:color w:val="1D1D1D"/>
+          <w:sz w:val="21"/>
         </w:rPr>
-        <w:t>11. Pengujian dan Validasi Sistem</w:t>
-      </w:r>
-    </w:p>
-    <w:p>
-      <w:r>
-        <w:t>Melakukan uji coba fungsionalitas aplikasi (Black Box Testing) dari proses pendaftaran, checkout buket kustom, hingga pembukuan laporan di admin panel untuk memastikan tidak ada bug atau celah keamanan.</w:t>
-      </w:r>
-    </w:p>
-    <w:p>
-      <w:pPr>
-        <w:pStyle w:val="Heading1"/>
-        <w:keepNext/>
-        <w:spacing w:before="240" w:after="120"/>
-      </w:pPr>
-      <w:r>
-        <w:rPr>
-          <w:rFonts w:ascii="Arial" w:hAnsi="Arial"/>
-          <w:color w:val="4A154B"/>
-          <w:sz w:val="36"/>
-        </w:rPr>
-        <w:t>6. Penjelasan Teknis Modul Cetak &amp; Ekspor (Satu Halaman Terpadu)</w:t>
-      </w:r>
-    </w:p>
-    <w:p>
-      <w:r>
-        <w:rPr>
-          <w:b/>
-        </w:rPr>
-        <w:t>A. Fitur Cetak PDF (admin/laporan.php?action=print)</w:t>
-        <w:br/>
-      </w:r>
-      <w:r>
-        <w:t>Modul cetak PDF diimplementasikan dengan memanfaatkan fitur pencetakan native browser (window.print()) dikombinasikan dengan media query CSS (@media print). Ketika parameter action=print dikirimkan, file laporan.php memotong pemuatan navbar biasa dan menyajikan layout cetak bersih khusus. JavaScript otomatis memicu pencetakan setelah halaman selesai dimuat. CSS menyembunyikan tombol kontrol, menghilangkan warna latar belakang dashboard, dan memastikan tabel tercetak hitam-putih kontras tinggi dengan kop surat resmi di atasnya.</w:t>
-      </w:r>
-    </w:p>
-    <w:p>
-      <w:r>
-        <w:rPr>
-          <w:b/>
-        </w:rPr>
-        <w:t>B. Fitur Ekspor Excel (admin/laporan.php?action=excel)</w:t>
-        <w:br/>
-      </w:r>
-      <w:r>
-        <w:t>Modul ekspor Excel diproses di laporan.php ketika mendeteksi parameter action=excel. Script mengirimkan header HTTP Content-Type 'application/vnd.ms-excel' untuk memaksa pengunduhan spreadsheet (.xls). Agar data dibaca dengan benar oleh Excel, script mengeluarkan Byte Order Mark (BOM) UTF-8 (\xEF\xBB\xBF) dan merender tabel HTML dengan border hitam-putih tipis. Nilai total harga ditampilkan dalam angka murni agar dapat dihitung dengan mudah menggunakan formula spreadsheet.</w:t>
-      </w:r>
-    </w:p>
-    <w:p>
-      <w:pPr>
-        <w:pStyle w:val="Heading1"/>
-        <w:keepNext/>
-        <w:spacing w:before="240" w:after="120"/>
-      </w:pPr>
-      <w:r>
-        <w:rPr>
-          <w:rFonts w:ascii="Arial" w:hAnsi="Arial"/>
-          <w:color w:val="4A154B"/>
-          <w:sz w:val="36"/>
-        </w:rPr>
-        <w:t>7. Penjelasan Teknis Integrasi Payment Gateway Midtrans</w:t>
-      </w:r>
-    </w:p>
-    <w:p>
-      <w:r>
-        <w:rPr>
-          <w:b/>
-        </w:rPr>
-        <w:t>A. Alur Request Token (cURL PHP)</w:t>
-        <w:br/>
-      </w:r>
-      <w:r>
-        <w:t>Untuk memulai transaksi secara aman, file bayar.php menyusun payload data transaksi berupa JSON berisi detail pesanan, data pelanggan, dan alamat pengiriman. Sistem mengirimkan data ini ke API Midtrans Sandbox menggunakan cURL PHP Native. Sebagai otentikasi, kita menyisipkan Authorization header berisi kode Base64 dari Server Key Sandbox. API Midtrans kemudian mengembalikan respon berupa Snap Token unik.</w:t>
-      </w:r>
-    </w:p>
-    <w:p>
-      <w:r>
-        <w:rPr>
-          <w:b/>
-        </w:rPr>
-        <w:t>B. Pemuatan Dialog Snap (snap.js)</w:t>
-        <w:br/>
-      </w:r>
-      <w:r>
-        <w:t>Setelah Snap Token didapatkan, halaman memuat library resmi Javascript Midtrans Snap.js. Tombol 'Bayar Sekarang' akan memicu fungsi Javascript snap.pay() yang memunculkan pop-up pembayaran aman secara langsung di browser tanpa mengarahkan pelanggan keluar dari aplikasi. Pelanggan dapat menyelesaikan transaksi dengan QRIS, GoPay, atau transfer Bank Virtual Account.</w:t>
-      </w:r>
-    </w:p>
-    <w:p>
-      <w:r>
-        <w:rPr>
-          <w:b/>
-        </w:rPr>
-        <w:t>C. Penanganan Hasil Transaksi &amp; Redireksi Frontend</w:t>
-        <w:br/>
-      </w:r>
-      <w:r>
-        <w:t>Begitu pembayaran diselesaikan di pop-up Midtrans, parameter status transaksi sukses akan ditangkap oleh callback JavaScript onSuccess(). Script kemudian memicu form POST dinamis untuk mengirimkan order_id, metode pembayaran asli, total harga, dan transaction_id resmi dari Midtrans ke callback.php. Halaman callback.php lalu menyimpan data ini ke tabel pembayaran dan memperbarui status pesanan menjadi 'paid'.</w:t>
-      </w:r>
-    </w:p>
-    <w:p>
-      <w:r>
-        <w:rPr>
-          <w:b/>
-        </w:rPr>
-        <w:t>D. Mekanisme Fallback Mode Simulasi</w:t>
-        <w:br/>
-      </w:r>
-      <w:r>
-        <w:t>Untuk memastikan sistem tetap dapat diuji coba secara luring tanpa koneksi internet atau jika kredensial Server Key belum dikonfigurasi, ditambahkan mekanisme deteksi error cURL. Jika token gagal diperoleh, sistem menampilkan alert informasi dan secara cerdas mengaktifkan kembali Simulator lokal secara aman.</w:t>
-      </w:r>
-    </w:p>
-    <w:p/>
-    <w:p>
-      <w:pPr>
-        <w:spacing w:before="600"/>
-        <w:jc w:val="right"/>
-      </w:pPr>
-      <w:r>
-        <w:rPr>
-          <w:i/>
-          <w:color w:val="646464"/>
-          <w:sz w:val="20"/>
-        </w:rPr>
-        <w:t>Dokumen Laporan Sistem - Fleurist Toko Bunga</w:t>
-        <w:br/>
-        <w:t>Selesai Dibuat.</w:t>
+        <w:t>Guna pengembangan aplikasi lebih jauh ke depan, kami menyarankan penambahan fitur-fitur baru seperti sistem kalkulasi biaya kirim ekspedisi secara real-time (integrasi RajaOngkir API) serta notifikasi pengiriman barang otomatis ke nomor WhatsApp pelanggan.</w:t>
       </w:r>
     </w:p>
     <w:sectPr>
@@ -1957,13 +5529,6 @@
     <w:name w:val="Normal"/>
     <w:qFormat/>
     <w:rsid w:val="00FC693F"/>
-    <w:pPr>
-      <w:spacing w:line="276" w:lineRule="auto" w:after="120"/>
-    </w:pPr>
-    <w:rPr>
-      <w:rFonts w:ascii="Arial" w:hAnsi="Arial"/>
-      <w:sz w:val="22"/>
-    </w:rPr>
   </w:style>
   <w:style w:type="paragraph" w:styleId="Header">
     <w:name w:val="header"/>
